--- a/Roles_in_EBOM-MBOM-ABOM_Reconciliation.docx
+++ b/Roles_in_EBOM-MBOM-ABOM_Reconciliation.docx
@@ -79,6 +79,7 @@
           <w:tab w:val="left" w:pos="1440"/>
         </w:tabs>
         <w:spacing w:after="240"/>
+        <w:ind w:left="1440" w:hanging="1440"/>
       </w:pPr>
       <w:r>
         <w:rPr>
@@ -101,6 +102,7 @@
     </w:p>
     <w:p>
       <w:pPr>
+        <w:keepNext w:val="false"/>
         <w:spacing w:after="160"/>
       </w:pPr>
       <w:r>
@@ -109,6 +111,7 @@
     </w:p>
     <w:p>
       <w:pPr>
+        <w:keepNext w:val="false"/>
         <w:spacing w:after="160"/>
       </w:pPr>
       <w:r>
@@ -143,15 +146,20 @@
     </w:p>
     <w:p>
       <w:pPr>
-        <w:spacing w:after="120"/>
-      </w:pPr>
-    </w:p>
-    <w:p>
-      <w:pPr>
+        <w:keepNext w:val="false"/>
         <w:spacing w:after="160"/>
       </w:pPr>
       <w:r>
-        <w:t xml:space="preserve">Each reconciliation also serves as a check on the other. No function should be the only check on its own work. This memo recommends that the program retain both reconciliations.</w:t>
+        <w:t xml:space="preserve">Both functions touch as-designed versus as-built. They do it under different drivers. ME verifies that the build process produces the design. AS9100D clause 8.5 and 14 CFR 21.137 drive that work. CM verifies each unit's record against the approved configuration. EIA-649-1A drives that work.</w:t>
+      </w:r>
+    </w:p>
+    <w:p>
+      <w:pPr>
+        <w:keepNext w:val="false"/>
+        <w:spacing w:after="160"/>
+      </w:pPr>
+      <w:r>
+        <w:t xml:space="preserve">ME's check is a self-check of its own output. CM's check is independent of production. No function should be the only check on its own work. This memo recommends that the program retain both reconciliations and record the split in the company responsibility matrix.</w:t>
       </w:r>
     </w:p>
     <w:p>
@@ -164,6 +172,7 @@
     </w:p>
     <w:p>
       <w:pPr>
+        <w:keepNext w:val="false"/>
         <w:spacing w:after="160"/>
       </w:pPr>
       <w:r>
@@ -183,16 +192,17 @@
         </w:tblBorders>
       </w:tblPr>
       <w:tblGrid>
-        <w:gridCol w:w="2700"/>
-        <w:gridCol w:w="6660"/>
+        <w:gridCol w:w="3777"/>
+        <w:gridCol w:w="5583"/>
       </w:tblGrid>
       <w:tr>
         <w:trPr>
+          <w:cantSplit/>
           <w:tblHeader/>
         </w:trPr>
         <w:tc>
           <w:tcPr>
-            <w:tcW w:type="dxa" w:w="2700"/>
+            <w:tcW w:type="dxa" w:w="3777"/>
             <w:tcBorders>
               <w:top w:val="single" w:color="BFBFBF" w:sz="4"/>
               <w:left w:val="single" w:color="BFBFBF" w:sz="4"/>
@@ -212,6 +222,8 @@
               <w:rPr>
                 <w:b/>
                 <w:bCs/>
+                <w:sz w:val="20"/>
+                <w:szCs w:val="20"/>
               </w:rPr>
               <w:t xml:space="preserve">Term</w:t>
             </w:r>
@@ -219,7 +231,7 @@
         </w:tc>
         <w:tc>
           <w:tcPr>
-            <w:tcW w:type="dxa" w:w="6660"/>
+            <w:tcW w:type="dxa" w:w="5583"/>
             <w:tcBorders>
               <w:top w:val="single" w:color="BFBFBF" w:sz="4"/>
               <w:left w:val="single" w:color="BFBFBF" w:sz="4"/>
@@ -239,6 +251,8 @@
               <w:rPr>
                 <w:b/>
                 <w:bCs/>
+                <w:sz w:val="20"/>
+                <w:szCs w:val="20"/>
               </w:rPr>
               <w:t xml:space="preserve">Definition</w:t>
             </w:r>
@@ -246,276 +260,348 @@
         </w:tc>
       </w:tr>
       <w:tr>
-        <w:tc>
-          <w:tcPr>
-            <w:tcW w:type="dxa" w:w="2700"/>
-            <w:tcBorders>
-              <w:top w:val="single" w:color="BFBFBF" w:sz="4"/>
-              <w:left w:val="single" w:color="BFBFBF" w:sz="4"/>
-              <w:bottom w:val="single" w:color="BFBFBF" w:sz="4"/>
-              <w:right w:val="single" w:color="BFBFBF" w:sz="4"/>
-            </w:tcBorders>
-            <w:tcMar>
-              <w:top w:type="dxa" w:w="80"/>
-              <w:left w:type="dxa" w:w="120"/>
-              <w:bottom w:type="dxa" w:w="80"/>
-              <w:right w:type="dxa" w:w="120"/>
-            </w:tcMar>
-          </w:tcPr>
-          <w:p>
-            <w:r>
+        <w:trPr>
+          <w:cantSplit/>
+          <w:tblHeader w:val="false"/>
+        </w:trPr>
+        <w:tc>
+          <w:tcPr>
+            <w:tcW w:type="dxa" w:w="3777"/>
+            <w:tcBorders>
+              <w:top w:val="single" w:color="BFBFBF" w:sz="4"/>
+              <w:left w:val="single" w:color="BFBFBF" w:sz="4"/>
+              <w:bottom w:val="single" w:color="BFBFBF" w:sz="4"/>
+              <w:right w:val="single" w:color="BFBFBF" w:sz="4"/>
+            </w:tcBorders>
+            <w:tcMar>
+              <w:top w:type="dxa" w:w="80"/>
+              <w:left w:type="dxa" w:w="120"/>
+              <w:bottom w:type="dxa" w:w="80"/>
+              <w:right w:type="dxa" w:w="120"/>
+            </w:tcMar>
+          </w:tcPr>
+          <w:p>
+            <w:r>
+              <w:rPr>
+                <w:sz w:val="20"/>
+                <w:szCs w:val="20"/>
+              </w:rPr>
               <w:t xml:space="preserve">Engineering Bill of Materials (EBOM)</w:t>
             </w:r>
           </w:p>
         </w:tc>
         <w:tc>
           <w:tcPr>
-            <w:tcW w:type="dxa" w:w="6660"/>
-            <w:tcBorders>
-              <w:top w:val="single" w:color="BFBFBF" w:sz="4"/>
-              <w:left w:val="single" w:color="BFBFBF" w:sz="4"/>
-              <w:bottom w:val="single" w:color="BFBFBF" w:sz="4"/>
-              <w:right w:val="single" w:color="BFBFBF" w:sz="4"/>
-            </w:tcBorders>
-            <w:tcMar>
-              <w:top w:type="dxa" w:w="80"/>
-              <w:left w:type="dxa" w:w="120"/>
-              <w:bottom w:type="dxa" w:w="80"/>
-              <w:right w:type="dxa" w:w="120"/>
-            </w:tcMar>
-          </w:tcPr>
-          <w:p>
-            <w:r>
+            <w:tcW w:type="dxa" w:w="5583"/>
+            <w:tcBorders>
+              <w:top w:val="single" w:color="BFBFBF" w:sz="4"/>
+              <w:left w:val="single" w:color="BFBFBF" w:sz="4"/>
+              <w:bottom w:val="single" w:color="BFBFBF" w:sz="4"/>
+              <w:right w:val="single" w:color="BFBFBF" w:sz="4"/>
+            </w:tcBorders>
+            <w:tcMar>
+              <w:top w:type="dxa" w:w="80"/>
+              <w:left w:type="dxa" w:w="120"/>
+              <w:bottom w:type="dxa" w:w="80"/>
+              <w:right w:type="dxa" w:w="120"/>
+            </w:tcMar>
+          </w:tcPr>
+          <w:p>
+            <w:r>
+              <w:rPr>
+                <w:sz w:val="20"/>
+                <w:szCs w:val="20"/>
+              </w:rPr>
               <w:t xml:space="preserve">The released, engineering-controlled list of parts, assemblies, and materials that defines a product, structured according to the design breakdown.</w:t>
             </w:r>
           </w:p>
         </w:tc>
       </w:tr>
       <w:tr>
-        <w:tc>
-          <w:tcPr>
-            <w:tcW w:type="dxa" w:w="2700"/>
-            <w:tcBorders>
-              <w:top w:val="single" w:color="BFBFBF" w:sz="4"/>
-              <w:left w:val="single" w:color="BFBFBF" w:sz="4"/>
-              <w:bottom w:val="single" w:color="BFBFBF" w:sz="4"/>
-              <w:right w:val="single" w:color="BFBFBF" w:sz="4"/>
-            </w:tcBorders>
-            <w:tcMar>
-              <w:top w:type="dxa" w:w="80"/>
-              <w:left w:type="dxa" w:w="120"/>
-              <w:bottom w:type="dxa" w:w="80"/>
-              <w:right w:type="dxa" w:w="120"/>
-            </w:tcMar>
-          </w:tcPr>
-          <w:p>
-            <w:r>
+        <w:trPr>
+          <w:cantSplit/>
+          <w:tblHeader w:val="false"/>
+        </w:trPr>
+        <w:tc>
+          <w:tcPr>
+            <w:tcW w:type="dxa" w:w="3777"/>
+            <w:tcBorders>
+              <w:top w:val="single" w:color="BFBFBF" w:sz="4"/>
+              <w:left w:val="single" w:color="BFBFBF" w:sz="4"/>
+              <w:bottom w:val="single" w:color="BFBFBF" w:sz="4"/>
+              <w:right w:val="single" w:color="BFBFBF" w:sz="4"/>
+            </w:tcBorders>
+            <w:tcMar>
+              <w:top w:type="dxa" w:w="80"/>
+              <w:left w:type="dxa" w:w="120"/>
+              <w:bottom w:type="dxa" w:w="80"/>
+              <w:right w:type="dxa" w:w="120"/>
+            </w:tcMar>
+          </w:tcPr>
+          <w:p>
+            <w:r>
+              <w:rPr>
+                <w:sz w:val="20"/>
+                <w:szCs w:val="20"/>
+              </w:rPr>
               <w:t xml:space="preserve">Manufacturing Bill of Materials (MBOM)</w:t>
             </w:r>
           </w:p>
         </w:tc>
         <w:tc>
           <w:tcPr>
-            <w:tcW w:type="dxa" w:w="6660"/>
-            <w:tcBorders>
-              <w:top w:val="single" w:color="BFBFBF" w:sz="4"/>
-              <w:left w:val="single" w:color="BFBFBF" w:sz="4"/>
-              <w:bottom w:val="single" w:color="BFBFBF" w:sz="4"/>
-              <w:right w:val="single" w:color="BFBFBF" w:sz="4"/>
-            </w:tcBorders>
-            <w:tcMar>
-              <w:top w:type="dxa" w:w="80"/>
-              <w:left w:type="dxa" w:w="120"/>
-              <w:bottom w:type="dxa" w:w="80"/>
-              <w:right w:type="dxa" w:w="120"/>
-            </w:tcMar>
-          </w:tcPr>
-          <w:p>
-            <w:r>
+            <w:tcW w:type="dxa" w:w="5583"/>
+            <w:tcBorders>
+              <w:top w:val="single" w:color="BFBFBF" w:sz="4"/>
+              <w:left w:val="single" w:color="BFBFBF" w:sz="4"/>
+              <w:bottom w:val="single" w:color="BFBFBF" w:sz="4"/>
+              <w:right w:val="single" w:color="BFBFBF" w:sz="4"/>
+            </w:tcBorders>
+            <w:tcMar>
+              <w:top w:type="dxa" w:w="80"/>
+              <w:left w:type="dxa" w:w="120"/>
+              <w:bottom w:type="dxa" w:w="80"/>
+              <w:right w:type="dxa" w:w="120"/>
+            </w:tcMar>
+          </w:tcPr>
+          <w:p>
+            <w:r>
+              <w:rPr>
+                <w:sz w:val="20"/>
+                <w:szCs w:val="20"/>
+              </w:rPr>
               <w:t xml:space="preserve">The list of parts, assemblies, and materials structured in the sequence and grouping used to build the product. The MBOM is derived from the EBOM and may add manufacturing items not shown in the EBOM, such as consumables and process materials.</w:t>
             </w:r>
           </w:p>
         </w:tc>
       </w:tr>
       <w:tr>
-        <w:tc>
-          <w:tcPr>
-            <w:tcW w:type="dxa" w:w="2700"/>
-            <w:tcBorders>
-              <w:top w:val="single" w:color="BFBFBF" w:sz="4"/>
-              <w:left w:val="single" w:color="BFBFBF" w:sz="4"/>
-              <w:bottom w:val="single" w:color="BFBFBF" w:sz="4"/>
-              <w:right w:val="single" w:color="BFBFBF" w:sz="4"/>
-            </w:tcBorders>
-            <w:tcMar>
-              <w:top w:type="dxa" w:w="80"/>
-              <w:left w:type="dxa" w:w="120"/>
-              <w:bottom w:type="dxa" w:w="80"/>
-              <w:right w:type="dxa" w:w="120"/>
-            </w:tcMar>
-          </w:tcPr>
-          <w:p>
-            <w:r>
+        <w:trPr>
+          <w:cantSplit/>
+          <w:tblHeader w:val="false"/>
+        </w:trPr>
+        <w:tc>
+          <w:tcPr>
+            <w:tcW w:type="dxa" w:w="3777"/>
+            <w:tcBorders>
+              <w:top w:val="single" w:color="BFBFBF" w:sz="4"/>
+              <w:left w:val="single" w:color="BFBFBF" w:sz="4"/>
+              <w:bottom w:val="single" w:color="BFBFBF" w:sz="4"/>
+              <w:right w:val="single" w:color="BFBFBF" w:sz="4"/>
+            </w:tcBorders>
+            <w:tcMar>
+              <w:top w:type="dxa" w:w="80"/>
+              <w:left w:type="dxa" w:w="120"/>
+              <w:bottom w:type="dxa" w:w="80"/>
+              <w:right w:type="dxa" w:w="120"/>
+            </w:tcMar>
+          </w:tcPr>
+          <w:p>
+            <w:r>
+              <w:rPr>
+                <w:sz w:val="20"/>
+                <w:szCs w:val="20"/>
+              </w:rPr>
               <w:t xml:space="preserve">As-Built Bill of Materials (ABOM)</w:t>
             </w:r>
           </w:p>
         </w:tc>
         <w:tc>
           <w:tcPr>
-            <w:tcW w:type="dxa" w:w="6660"/>
-            <w:tcBorders>
-              <w:top w:val="single" w:color="BFBFBF" w:sz="4"/>
-              <w:left w:val="single" w:color="BFBFBF" w:sz="4"/>
-              <w:bottom w:val="single" w:color="BFBFBF" w:sz="4"/>
-              <w:right w:val="single" w:color="BFBFBF" w:sz="4"/>
-            </w:tcBorders>
-            <w:tcMar>
-              <w:top w:type="dxa" w:w="80"/>
-              <w:left w:type="dxa" w:w="120"/>
-              <w:bottom w:type="dxa" w:w="80"/>
-              <w:right w:type="dxa" w:w="120"/>
-            </w:tcMar>
-          </w:tcPr>
-          <w:p>
-            <w:r>
+            <w:tcW w:type="dxa" w:w="5583"/>
+            <w:tcBorders>
+              <w:top w:val="single" w:color="BFBFBF" w:sz="4"/>
+              <w:left w:val="single" w:color="BFBFBF" w:sz="4"/>
+              <w:bottom w:val="single" w:color="BFBFBF" w:sz="4"/>
+              <w:right w:val="single" w:color="BFBFBF" w:sz="4"/>
+            </w:tcBorders>
+            <w:tcMar>
+              <w:top w:type="dxa" w:w="80"/>
+              <w:left w:type="dxa" w:w="120"/>
+              <w:bottom w:type="dxa" w:w="80"/>
+              <w:right w:type="dxa" w:w="120"/>
+            </w:tcMar>
+          </w:tcPr>
+          <w:p>
+            <w:r>
+              <w:rPr>
+                <w:sz w:val="20"/>
+                <w:szCs w:val="20"/>
+              </w:rPr>
               <w:t xml:space="preserve">The record of the parts, assemblies, and materials actually installed in a specific product unit, including serial, lot, or batch numbers, as recorded during production.</w:t>
             </w:r>
           </w:p>
         </w:tc>
       </w:tr>
       <w:tr>
-        <w:tc>
-          <w:tcPr>
-            <w:tcW w:type="dxa" w:w="2700"/>
-            <w:tcBorders>
-              <w:top w:val="single" w:color="BFBFBF" w:sz="4"/>
-              <w:left w:val="single" w:color="BFBFBF" w:sz="4"/>
-              <w:bottom w:val="single" w:color="BFBFBF" w:sz="4"/>
-              <w:right w:val="single" w:color="BFBFBF" w:sz="4"/>
-            </w:tcBorders>
-            <w:tcMar>
-              <w:top w:type="dxa" w:w="80"/>
-              <w:left w:type="dxa" w:w="120"/>
-              <w:bottom w:type="dxa" w:w="80"/>
-              <w:right w:type="dxa" w:w="120"/>
-            </w:tcMar>
-          </w:tcPr>
-          <w:p>
-            <w:r>
+        <w:trPr>
+          <w:cantSplit/>
+          <w:tblHeader w:val="false"/>
+        </w:trPr>
+        <w:tc>
+          <w:tcPr>
+            <w:tcW w:type="dxa" w:w="3777"/>
+            <w:tcBorders>
+              <w:top w:val="single" w:color="BFBFBF" w:sz="4"/>
+              <w:left w:val="single" w:color="BFBFBF" w:sz="4"/>
+              <w:bottom w:val="single" w:color="BFBFBF" w:sz="4"/>
+              <w:right w:val="single" w:color="BFBFBF" w:sz="4"/>
+            </w:tcBorders>
+            <w:tcMar>
+              <w:top w:type="dxa" w:w="80"/>
+              <w:left w:type="dxa" w:w="120"/>
+              <w:bottom w:type="dxa" w:w="80"/>
+              <w:right w:type="dxa" w:w="120"/>
+            </w:tcMar>
+          </w:tcPr>
+          <w:p>
+            <w:r>
+              <w:rPr>
+                <w:sz w:val="20"/>
+                <w:szCs w:val="20"/>
+              </w:rPr>
               <w:t xml:space="preserve">Configuration Status Accounting (CSA)</w:t>
             </w:r>
           </w:p>
         </w:tc>
         <w:tc>
           <w:tcPr>
-            <w:tcW w:type="dxa" w:w="6660"/>
-            <w:tcBorders>
-              <w:top w:val="single" w:color="BFBFBF" w:sz="4"/>
-              <w:left w:val="single" w:color="BFBFBF" w:sz="4"/>
-              <w:bottom w:val="single" w:color="BFBFBF" w:sz="4"/>
-              <w:right w:val="single" w:color="BFBFBF" w:sz="4"/>
-            </w:tcBorders>
-            <w:tcMar>
-              <w:top w:type="dxa" w:w="80"/>
-              <w:left w:type="dxa" w:w="120"/>
-              <w:bottom w:type="dxa" w:w="80"/>
-              <w:right w:type="dxa" w:w="120"/>
-            </w:tcMar>
-          </w:tcPr>
-          <w:p>
-            <w:r>
+            <w:tcW w:type="dxa" w:w="5583"/>
+            <w:tcBorders>
+              <w:top w:val="single" w:color="BFBFBF" w:sz="4"/>
+              <w:left w:val="single" w:color="BFBFBF" w:sz="4"/>
+              <w:bottom w:val="single" w:color="BFBFBF" w:sz="4"/>
+              <w:right w:val="single" w:color="BFBFBF" w:sz="4"/>
+            </w:tcBorders>
+            <w:tcMar>
+              <w:top w:type="dxa" w:w="80"/>
+              <w:left w:type="dxa" w:w="120"/>
+              <w:bottom w:type="dxa" w:w="80"/>
+              <w:right w:type="dxa" w:w="120"/>
+            </w:tcMar>
+          </w:tcPr>
+          <w:p>
+            <w:r>
+              <w:rPr>
+                <w:sz w:val="20"/>
+                <w:szCs w:val="20"/>
+              </w:rPr>
               <w:t xml:space="preserve">The configuration management function that captures and maintains the product configuration information needed to account for the configuration of a product throughout its life cycle.</w:t>
             </w:r>
           </w:p>
         </w:tc>
       </w:tr>
       <w:tr>
-        <w:tc>
-          <w:tcPr>
-            <w:tcW w:type="dxa" w:w="2700"/>
-            <w:tcBorders>
-              <w:top w:val="single" w:color="BFBFBF" w:sz="4"/>
-              <w:left w:val="single" w:color="BFBFBF" w:sz="4"/>
-              <w:bottom w:val="single" w:color="BFBFBF" w:sz="4"/>
-              <w:right w:val="single" w:color="BFBFBF" w:sz="4"/>
-            </w:tcBorders>
-            <w:tcMar>
-              <w:top w:type="dxa" w:w="80"/>
-              <w:left w:type="dxa" w:w="120"/>
-              <w:bottom w:type="dxa" w:w="80"/>
-              <w:right w:type="dxa" w:w="120"/>
-            </w:tcMar>
-          </w:tcPr>
-          <w:p>
-            <w:r>
+        <w:trPr>
+          <w:cantSplit/>
+          <w:tblHeader w:val="false"/>
+        </w:trPr>
+        <w:tc>
+          <w:tcPr>
+            <w:tcW w:type="dxa" w:w="3777"/>
+            <w:tcBorders>
+              <w:top w:val="single" w:color="BFBFBF" w:sz="4"/>
+              <w:left w:val="single" w:color="BFBFBF" w:sz="4"/>
+              <w:bottom w:val="single" w:color="BFBFBF" w:sz="4"/>
+              <w:right w:val="single" w:color="BFBFBF" w:sz="4"/>
+            </w:tcBorders>
+            <w:tcMar>
+              <w:top w:type="dxa" w:w="80"/>
+              <w:left w:type="dxa" w:w="120"/>
+              <w:bottom w:type="dxa" w:w="80"/>
+              <w:right w:type="dxa" w:w="120"/>
+            </w:tcMar>
+          </w:tcPr>
+          <w:p>
+            <w:r>
+              <w:rPr>
+                <w:sz w:val="20"/>
+                <w:szCs w:val="20"/>
+              </w:rPr>
               <w:t xml:space="preserve">Variance</w:t>
             </w:r>
           </w:p>
         </w:tc>
         <w:tc>
           <w:tcPr>
-            <w:tcW w:type="dxa" w:w="6660"/>
-            <w:tcBorders>
-              <w:top w:val="single" w:color="BFBFBF" w:sz="4"/>
-              <w:left w:val="single" w:color="BFBFBF" w:sz="4"/>
-              <w:bottom w:val="single" w:color="BFBFBF" w:sz="4"/>
-              <w:right w:val="single" w:color="BFBFBF" w:sz="4"/>
-            </w:tcBorders>
-            <w:tcMar>
-              <w:top w:type="dxa" w:w="80"/>
-              <w:left w:type="dxa" w:w="120"/>
-              <w:bottom w:type="dxa" w:w="80"/>
-              <w:right w:type="dxa" w:w="120"/>
-            </w:tcMar>
-          </w:tcPr>
-          <w:p>
-            <w:r>
+            <w:tcW w:type="dxa" w:w="5583"/>
+            <w:tcBorders>
+              <w:top w:val="single" w:color="BFBFBF" w:sz="4"/>
+              <w:left w:val="single" w:color="BFBFBF" w:sz="4"/>
+              <w:bottom w:val="single" w:color="BFBFBF" w:sz="4"/>
+              <w:right w:val="single" w:color="BFBFBF" w:sz="4"/>
+            </w:tcBorders>
+            <w:tcMar>
+              <w:top w:type="dxa" w:w="80"/>
+              <w:left w:type="dxa" w:w="120"/>
+              <w:bottom w:type="dxa" w:w="80"/>
+              <w:right w:type="dxa" w:w="120"/>
+            </w:tcMar>
+          </w:tcPr>
+          <w:p>
+            <w:r>
+              <w:rPr>
+                <w:sz w:val="20"/>
+                <w:szCs w:val="20"/>
+              </w:rPr>
               <w:t xml:space="preserve">An authorized temporary departure from approved configuration documentation for a specific number of units, that does not revise the approved documentation. A variance granted before manufacture is a deviation. A variance granted after manufacture is a waiver (EIA-649-1A 2.3, paraphrased).</w:t>
             </w:r>
           </w:p>
         </w:tc>
       </w:tr>
       <w:tr>
-        <w:tc>
-          <w:tcPr>
-            <w:tcW w:type="dxa" w:w="2700"/>
-            <w:tcBorders>
-              <w:top w:val="single" w:color="BFBFBF" w:sz="4"/>
-              <w:left w:val="single" w:color="BFBFBF" w:sz="4"/>
-              <w:bottom w:val="single" w:color="BFBFBF" w:sz="4"/>
-              <w:right w:val="single" w:color="BFBFBF" w:sz="4"/>
-            </w:tcBorders>
-            <w:tcMar>
-              <w:top w:type="dxa" w:w="80"/>
-              <w:left w:type="dxa" w:w="120"/>
-              <w:bottom w:type="dxa" w:w="80"/>
-              <w:right w:type="dxa" w:w="120"/>
-            </w:tcMar>
-          </w:tcPr>
-          <w:p>
-            <w:r>
+        <w:trPr>
+          <w:cantSplit/>
+          <w:tblHeader w:val="false"/>
+        </w:trPr>
+        <w:tc>
+          <w:tcPr>
+            <w:tcW w:type="dxa" w:w="3777"/>
+            <w:tcBorders>
+              <w:top w:val="single" w:color="BFBFBF" w:sz="4"/>
+              <w:left w:val="single" w:color="BFBFBF" w:sz="4"/>
+              <w:bottom w:val="single" w:color="BFBFBF" w:sz="4"/>
+              <w:right w:val="single" w:color="BFBFBF" w:sz="4"/>
+            </w:tcBorders>
+            <w:tcMar>
+              <w:top w:type="dxa" w:w="80"/>
+              <w:left w:type="dxa" w:w="120"/>
+              <w:bottom w:type="dxa" w:w="80"/>
+              <w:right w:type="dxa" w:w="120"/>
+            </w:tcMar>
+          </w:tcPr>
+          <w:p>
+            <w:r>
+              <w:rPr>
+                <w:sz w:val="20"/>
+                <w:szCs w:val="20"/>
+              </w:rPr>
               <w:t xml:space="preserve">Effectivity</w:t>
             </w:r>
           </w:p>
         </w:tc>
         <w:tc>
           <w:tcPr>
-            <w:tcW w:type="dxa" w:w="6660"/>
-            <w:tcBorders>
-              <w:top w:val="single" w:color="BFBFBF" w:sz="4"/>
-              <w:left w:val="single" w:color="BFBFBF" w:sz="4"/>
-              <w:bottom w:val="single" w:color="BFBFBF" w:sz="4"/>
-              <w:right w:val="single" w:color="BFBFBF" w:sz="4"/>
-            </w:tcBorders>
-            <w:tcMar>
-              <w:top w:type="dxa" w:w="80"/>
-              <w:left w:type="dxa" w:w="120"/>
-              <w:bottom w:type="dxa" w:w="80"/>
-              <w:right w:type="dxa" w:w="120"/>
-            </w:tcMar>
-          </w:tcPr>
-          <w:p>
-            <w:r>
+            <w:tcW w:type="dxa" w:w="5583"/>
+            <w:tcBorders>
+              <w:top w:val="single" w:color="BFBFBF" w:sz="4"/>
+              <w:left w:val="single" w:color="BFBFBF" w:sz="4"/>
+              <w:bottom w:val="single" w:color="BFBFBF" w:sz="4"/>
+              <w:right w:val="single" w:color="BFBFBF" w:sz="4"/>
+            </w:tcBorders>
+            <w:tcMar>
+              <w:top w:type="dxa" w:w="80"/>
+              <w:left w:type="dxa" w:w="120"/>
+              <w:bottom w:type="dxa" w:w="80"/>
+              <w:right w:type="dxa" w:w="120"/>
+            </w:tcMar>
+          </w:tcPr>
+          <w:p>
+            <w:r>
+              <w:rPr>
+                <w:sz w:val="20"/>
+                <w:szCs w:val="20"/>
+              </w:rPr>
               <w:t xml:space="preserve">The designation of the product units, by serial number, tail number, or lot, to which a configuration or change applies.</w:t>
             </w:r>
           </w:p>
@@ -550,6 +636,7 @@
     </w:p>
     <w:p>
       <w:pPr>
+        <w:keepNext w:val="false"/>
         <w:spacing w:after="160"/>
       </w:pPr>
       <w:r>
@@ -570,11 +657,12 @@
       </w:tblPr>
       <w:tblGrid>
         <w:gridCol w:w="2000"/>
-        <w:gridCol w:w="3680"/>
-        <w:gridCol w:w="3680"/>
+        <w:gridCol w:w="3659"/>
+        <w:gridCol w:w="3701"/>
       </w:tblGrid>
       <w:tr>
         <w:trPr>
+          <w:cantSplit/>
           <w:tblHeader/>
         </w:trPr>
         <w:tc>
@@ -599,6 +687,8 @@
               <w:rPr>
                 <w:b/>
                 <w:bCs/>
+                <w:sz w:val="20"/>
+                <w:szCs w:val="20"/>
               </w:rPr>
               <w:t xml:space="preserve">Dimension</w:t>
             </w:r>
@@ -606,7 +696,7 @@
         </w:tc>
         <w:tc>
           <w:tcPr>
-            <w:tcW w:type="dxa" w:w="3680"/>
+            <w:tcW w:type="dxa" w:w="3659"/>
             <w:tcBorders>
               <w:top w:val="single" w:color="BFBFBF" w:sz="4"/>
               <w:left w:val="single" w:color="BFBFBF" w:sz="4"/>
@@ -626,6 +716,8 @@
               <w:rPr>
                 <w:b/>
                 <w:bCs/>
+                <w:sz w:val="20"/>
+                <w:szCs w:val="20"/>
               </w:rPr>
               <w:t xml:space="preserve">Manufacturing Engineering (ME)</w:t>
             </w:r>
@@ -633,7 +725,7 @@
         </w:tc>
         <w:tc>
           <w:tcPr>
-            <w:tcW w:type="dxa" w:w="3680"/>
+            <w:tcW w:type="dxa" w:w="3701"/>
             <w:tcBorders>
               <w:top w:val="single" w:color="BFBFBF" w:sz="4"/>
               <w:left w:val="single" w:color="BFBFBF" w:sz="4"/>
@@ -653,6 +745,8 @@
               <w:rPr>
                 <w:b/>
                 <w:bCs/>
+                <w:sz w:val="20"/>
+                <w:szCs w:val="20"/>
               </w:rPr>
               <w:t xml:space="preserve">Configuration Management (CM)</w:t>
             </w:r>
@@ -660,6 +754,10 @@
         </w:tc>
       </w:tr>
       <w:tr>
+        <w:trPr>
+          <w:cantSplit/>
+          <w:tblHeader w:val="false"/>
+        </w:trPr>
         <w:tc>
           <w:tcPr>
             <w:tcW w:type="dxa" w:w="2000"/>
@@ -678,56 +776,72 @@
           </w:tcPr>
           <w:p>
             <w:r>
+              <w:rPr>
+                <w:sz w:val="20"/>
+                <w:szCs w:val="20"/>
+              </w:rPr>
               <w:t xml:space="preserve">Question answered</w:t>
             </w:r>
           </w:p>
         </w:tc>
         <w:tc>
           <w:tcPr>
-            <w:tcW w:type="dxa" w:w="3680"/>
-            <w:tcBorders>
-              <w:top w:val="single" w:color="BFBFBF" w:sz="4"/>
-              <w:left w:val="single" w:color="BFBFBF" w:sz="4"/>
-              <w:bottom w:val="single" w:color="BFBFBF" w:sz="4"/>
-              <w:right w:val="single" w:color="BFBFBF" w:sz="4"/>
-            </w:tcBorders>
-            <w:tcMar>
-              <w:top w:type="dxa" w:w="80"/>
-              <w:left w:type="dxa" w:w="120"/>
-              <w:bottom w:type="dxa" w:w="80"/>
-              <w:right w:type="dxa" w:w="120"/>
-            </w:tcMar>
-          </w:tcPr>
-          <w:p>
-            <w:r>
-              <w:t xml:space="preserve">Can we build what engineering released?</w:t>
-            </w:r>
-          </w:p>
-        </w:tc>
-        <w:tc>
-          <w:tcPr>
-            <w:tcW w:type="dxa" w:w="3680"/>
-            <w:tcBorders>
-              <w:top w:val="single" w:color="BFBFBF" w:sz="4"/>
-              <w:left w:val="single" w:color="BFBFBF" w:sz="4"/>
-              <w:bottom w:val="single" w:color="BFBFBF" w:sz="4"/>
-              <w:right w:val="single" w:color="BFBFBF" w:sz="4"/>
-            </w:tcBorders>
-            <w:tcMar>
-              <w:top w:type="dxa" w:w="80"/>
-              <w:left w:type="dxa" w:w="120"/>
-              <w:bottom w:type="dxa" w:w="80"/>
-              <w:right w:type="dxa" w:w="120"/>
-            </w:tcMar>
-          </w:tcPr>
-          <w:p>
-            <w:r>
+            <w:tcW w:type="dxa" w:w="3659"/>
+            <w:tcBorders>
+              <w:top w:val="single" w:color="BFBFBF" w:sz="4"/>
+              <w:left w:val="single" w:color="BFBFBF" w:sz="4"/>
+              <w:bottom w:val="single" w:color="BFBFBF" w:sz="4"/>
+              <w:right w:val="single" w:color="BFBFBF" w:sz="4"/>
+            </w:tcBorders>
+            <w:tcMar>
+              <w:top w:type="dxa" w:w="80"/>
+              <w:left w:type="dxa" w:w="120"/>
+              <w:bottom w:type="dxa" w:w="80"/>
+              <w:right w:type="dxa" w:w="120"/>
+            </w:tcMar>
+          </w:tcPr>
+          <w:p>
+            <w:r>
+              <w:rPr>
+                <w:sz w:val="20"/>
+                <w:szCs w:val="20"/>
+              </w:rPr>
+              <w:t xml:space="preserve">Can we build what engineering released? Did the build follow the plan?</w:t>
+            </w:r>
+          </w:p>
+        </w:tc>
+        <w:tc>
+          <w:tcPr>
+            <w:tcW w:type="dxa" w:w="3701"/>
+            <w:tcBorders>
+              <w:top w:val="single" w:color="BFBFBF" w:sz="4"/>
+              <w:left w:val="single" w:color="BFBFBF" w:sz="4"/>
+              <w:bottom w:val="single" w:color="BFBFBF" w:sz="4"/>
+              <w:right w:val="single" w:color="BFBFBF" w:sz="4"/>
+            </w:tcBorders>
+            <w:tcMar>
+              <w:top w:type="dxa" w:w="80"/>
+              <w:left w:type="dxa" w:w="120"/>
+              <w:bottom w:type="dxa" w:w="80"/>
+              <w:right w:type="dxa" w:w="120"/>
+            </w:tcMar>
+          </w:tcPr>
+          <w:p>
+            <w:r>
+              <w:rPr>
+                <w:sz w:val="20"/>
+                <w:szCs w:val="20"/>
+              </w:rPr>
               <w:t xml:space="preserve">Did we build what engineering released and approved, on this unit?</w:t>
             </w:r>
           </w:p>
         </w:tc>
       </w:tr>
       <w:tr>
+        <w:trPr>
+          <w:cantSplit/>
+          <w:tblHeader w:val="false"/>
+        </w:trPr>
         <w:tc>
           <w:tcPr>
             <w:tcW w:type="dxa" w:w="2000"/>
@@ -746,56 +860,72 @@
           </w:tcPr>
           <w:p>
             <w:r>
+              <w:rPr>
+                <w:sz w:val="20"/>
+                <w:szCs w:val="20"/>
+              </w:rPr>
               <w:t xml:space="preserve">Reconciliation point</w:t>
             </w:r>
           </w:p>
         </w:tc>
         <w:tc>
           <w:tcPr>
-            <w:tcW w:type="dxa" w:w="3680"/>
-            <w:tcBorders>
-              <w:top w:val="single" w:color="BFBFBF" w:sz="4"/>
-              <w:left w:val="single" w:color="BFBFBF" w:sz="4"/>
-              <w:bottom w:val="single" w:color="BFBFBF" w:sz="4"/>
-              <w:right w:val="single" w:color="BFBFBF" w:sz="4"/>
-            </w:tcBorders>
-            <w:tcMar>
-              <w:top w:type="dxa" w:w="80"/>
-              <w:left w:type="dxa" w:w="120"/>
-              <w:bottom w:type="dxa" w:w="80"/>
-              <w:right w:type="dxa" w:w="120"/>
-            </w:tcMar>
-          </w:tcPr>
-          <w:p>
-            <w:r>
-              <w:t xml:space="preserve">EBOM to MBOM</w:t>
-            </w:r>
-          </w:p>
-        </w:tc>
-        <w:tc>
-          <w:tcPr>
-            <w:tcW w:type="dxa" w:w="3680"/>
-            <w:tcBorders>
-              <w:top w:val="single" w:color="BFBFBF" w:sz="4"/>
-              <w:left w:val="single" w:color="BFBFBF" w:sz="4"/>
-              <w:bottom w:val="single" w:color="BFBFBF" w:sz="4"/>
-              <w:right w:val="single" w:color="BFBFBF" w:sz="4"/>
-            </w:tcBorders>
-            <w:tcMar>
-              <w:top w:type="dxa" w:w="80"/>
-              <w:left w:type="dxa" w:w="120"/>
-              <w:bottom w:type="dxa" w:w="80"/>
-              <w:right w:type="dxa" w:w="120"/>
-            </w:tcMar>
-          </w:tcPr>
-          <w:p>
-            <w:r>
+            <w:tcW w:type="dxa" w:w="3659"/>
+            <w:tcBorders>
+              <w:top w:val="single" w:color="BFBFBF" w:sz="4"/>
+              <w:left w:val="single" w:color="BFBFBF" w:sz="4"/>
+              <w:bottom w:val="single" w:color="BFBFBF" w:sz="4"/>
+              <w:right w:val="single" w:color="BFBFBF" w:sz="4"/>
+            </w:tcBorders>
+            <w:tcMar>
+              <w:top w:type="dxa" w:w="80"/>
+              <w:left w:type="dxa" w:w="120"/>
+              <w:bottom w:type="dxa" w:w="80"/>
+              <w:right w:type="dxa" w:w="120"/>
+            </w:tcMar>
+          </w:tcPr>
+          <w:p>
+            <w:r>
+              <w:rPr>
+                <w:sz w:val="20"/>
+                <w:szCs w:val="20"/>
+              </w:rPr>
+              <w:t xml:space="preserve">EBOM to MBOM, then MBOM to the build record</w:t>
+            </w:r>
+          </w:p>
+        </w:tc>
+        <w:tc>
+          <w:tcPr>
+            <w:tcW w:type="dxa" w:w="3701"/>
+            <w:tcBorders>
+              <w:top w:val="single" w:color="BFBFBF" w:sz="4"/>
+              <w:left w:val="single" w:color="BFBFBF" w:sz="4"/>
+              <w:bottom w:val="single" w:color="BFBFBF" w:sz="4"/>
+              <w:right w:val="single" w:color="BFBFBF" w:sz="4"/>
+            </w:tcBorders>
+            <w:tcMar>
+              <w:top w:type="dxa" w:w="80"/>
+              <w:left w:type="dxa" w:w="120"/>
+              <w:bottom w:type="dxa" w:w="80"/>
+              <w:right w:type="dxa" w:w="120"/>
+            </w:tcMar>
+          </w:tcPr>
+          <w:p>
+            <w:r>
+              <w:rPr>
+                <w:sz w:val="20"/>
+                <w:szCs w:val="20"/>
+              </w:rPr>
               <w:t xml:space="preserve">EBOM to ABOM</w:t>
             </w:r>
           </w:p>
         </w:tc>
       </w:tr>
       <w:tr>
+        <w:trPr>
+          <w:cantSplit/>
+          <w:tblHeader w:val="false"/>
+        </w:trPr>
         <w:tc>
           <w:tcPr>
             <w:tcW w:type="dxa" w:w="2000"/>
@@ -814,56 +944,72 @@
           </w:tcPr>
           <w:p>
             <w:r>
+              <w:rPr>
+                <w:sz w:val="20"/>
+                <w:szCs w:val="20"/>
+              </w:rPr>
               <w:t xml:space="preserve">Timing</w:t>
             </w:r>
           </w:p>
         </w:tc>
         <w:tc>
           <w:tcPr>
-            <w:tcW w:type="dxa" w:w="3680"/>
-            <w:tcBorders>
-              <w:top w:val="single" w:color="BFBFBF" w:sz="4"/>
-              <w:left w:val="single" w:color="BFBFBF" w:sz="4"/>
-              <w:bottom w:val="single" w:color="BFBFBF" w:sz="4"/>
-              <w:right w:val="single" w:color="BFBFBF" w:sz="4"/>
-            </w:tcBorders>
-            <w:tcMar>
-              <w:top w:type="dxa" w:w="80"/>
-              <w:left w:type="dxa" w:w="120"/>
-              <w:bottom w:type="dxa" w:w="80"/>
-              <w:right w:type="dxa" w:w="120"/>
-            </w:tcMar>
-          </w:tcPr>
-          <w:p>
-            <w:r>
-              <w:t xml:space="preserve">Before and during build planning</w:t>
-            </w:r>
-          </w:p>
-        </w:tc>
-        <w:tc>
-          <w:tcPr>
-            <w:tcW w:type="dxa" w:w="3680"/>
-            <w:tcBorders>
-              <w:top w:val="single" w:color="BFBFBF" w:sz="4"/>
-              <w:left w:val="single" w:color="BFBFBF" w:sz="4"/>
-              <w:bottom w:val="single" w:color="BFBFBF" w:sz="4"/>
-              <w:right w:val="single" w:color="BFBFBF" w:sz="4"/>
-            </w:tcBorders>
-            <w:tcMar>
-              <w:top w:type="dxa" w:w="80"/>
-              <w:left w:type="dxa" w:w="120"/>
-              <w:bottom w:type="dxa" w:w="80"/>
-              <w:right w:type="dxa" w:w="120"/>
-            </w:tcMar>
-          </w:tcPr>
-          <w:p>
-            <w:r>
-              <w:t xml:space="preserve">After build, for each unit</w:t>
+            <w:tcW w:type="dxa" w:w="3659"/>
+            <w:tcBorders>
+              <w:top w:val="single" w:color="BFBFBF" w:sz="4"/>
+              <w:left w:val="single" w:color="BFBFBF" w:sz="4"/>
+              <w:bottom w:val="single" w:color="BFBFBF" w:sz="4"/>
+              <w:right w:val="single" w:color="BFBFBF" w:sz="4"/>
+            </w:tcBorders>
+            <w:tcMar>
+              <w:top w:type="dxa" w:w="80"/>
+              <w:left w:type="dxa" w:w="120"/>
+              <w:bottom w:type="dxa" w:w="80"/>
+              <w:right w:type="dxa" w:w="120"/>
+            </w:tcMar>
+          </w:tcPr>
+          <w:p>
+            <w:r>
+              <w:rPr>
+                <w:sz w:val="20"/>
+                <w:szCs w:val="20"/>
+              </w:rPr>
+              <w:t xml:space="preserve">Before and during the build</w:t>
+            </w:r>
+          </w:p>
+        </w:tc>
+        <w:tc>
+          <w:tcPr>
+            <w:tcW w:type="dxa" w:w="3701"/>
+            <w:tcBorders>
+              <w:top w:val="single" w:color="BFBFBF" w:sz="4"/>
+              <w:left w:val="single" w:color="BFBFBF" w:sz="4"/>
+              <w:bottom w:val="single" w:color="BFBFBF" w:sz="4"/>
+              <w:right w:val="single" w:color="BFBFBF" w:sz="4"/>
+            </w:tcBorders>
+            <w:tcMar>
+              <w:top w:type="dxa" w:w="80"/>
+              <w:left w:type="dxa" w:w="120"/>
+              <w:bottom w:type="dxa" w:w="80"/>
+              <w:right w:type="dxa" w:w="120"/>
+            </w:tcMar>
+          </w:tcPr>
+          <w:p>
+            <w:r>
+              <w:rPr>
+                <w:sz w:val="20"/>
+                <w:szCs w:val="20"/>
+              </w:rPr>
+              <w:t xml:space="preserve">After the build, for each unit</w:t>
             </w:r>
           </w:p>
         </w:tc>
       </w:tr>
       <w:tr>
+        <w:trPr>
+          <w:cantSplit/>
+          <w:tblHeader w:val="false"/>
+        </w:trPr>
         <w:tc>
           <w:tcPr>
             <w:tcW w:type="dxa" w:w="2000"/>
@@ -882,56 +1028,72 @@
           </w:tcPr>
           <w:p>
             <w:r>
+              <w:rPr>
+                <w:sz w:val="20"/>
+                <w:szCs w:val="20"/>
+              </w:rPr>
               <w:t xml:space="preserve">Unit of analysis</w:t>
             </w:r>
           </w:p>
         </w:tc>
         <w:tc>
           <w:tcPr>
-            <w:tcW w:type="dxa" w:w="3680"/>
-            <w:tcBorders>
-              <w:top w:val="single" w:color="BFBFBF" w:sz="4"/>
-              <w:left w:val="single" w:color="BFBFBF" w:sz="4"/>
-              <w:bottom w:val="single" w:color="BFBFBF" w:sz="4"/>
-              <w:right w:val="single" w:color="BFBFBF" w:sz="4"/>
-            </w:tcBorders>
-            <w:tcMar>
-              <w:top w:type="dxa" w:w="80"/>
-              <w:left w:type="dxa" w:w="120"/>
-              <w:bottom w:type="dxa" w:w="80"/>
-              <w:right w:type="dxa" w:w="120"/>
-            </w:tcMar>
-          </w:tcPr>
-          <w:p>
-            <w:r>
-              <w:t xml:space="preserve">Part number and effectivity</w:t>
-            </w:r>
-          </w:p>
-        </w:tc>
-        <w:tc>
-          <w:tcPr>
-            <w:tcW w:type="dxa" w:w="3680"/>
-            <w:tcBorders>
-              <w:top w:val="single" w:color="BFBFBF" w:sz="4"/>
-              <w:left w:val="single" w:color="BFBFBF" w:sz="4"/>
-              <w:bottom w:val="single" w:color="BFBFBF" w:sz="4"/>
-              <w:right w:val="single" w:color="BFBFBF" w:sz="4"/>
-            </w:tcBorders>
-            <w:tcMar>
-              <w:top w:type="dxa" w:w="80"/>
-              <w:left w:type="dxa" w:w="120"/>
-              <w:bottom w:type="dxa" w:w="80"/>
-              <w:right w:type="dxa" w:w="120"/>
-            </w:tcMar>
-          </w:tcPr>
-          <w:p>
-            <w:r>
+            <w:tcW w:type="dxa" w:w="3659"/>
+            <w:tcBorders>
+              <w:top w:val="single" w:color="BFBFBF" w:sz="4"/>
+              <w:left w:val="single" w:color="BFBFBF" w:sz="4"/>
+              <w:bottom w:val="single" w:color="BFBFBF" w:sz="4"/>
+              <w:right w:val="single" w:color="BFBFBF" w:sz="4"/>
+            </w:tcBorders>
+            <w:tcMar>
+              <w:top w:type="dxa" w:w="80"/>
+              <w:left w:type="dxa" w:w="120"/>
+              <w:bottom w:type="dxa" w:w="80"/>
+              <w:right w:type="dxa" w:w="120"/>
+            </w:tcMar>
+          </w:tcPr>
+          <w:p>
+            <w:r>
+              <w:rPr>
+                <w:sz w:val="20"/>
+                <w:szCs w:val="20"/>
+              </w:rPr>
+              <w:t xml:space="preserve">Part number, effectivity, and planned operation</w:t>
+            </w:r>
+          </w:p>
+        </w:tc>
+        <w:tc>
+          <w:tcPr>
+            <w:tcW w:type="dxa" w:w="3701"/>
+            <w:tcBorders>
+              <w:top w:val="single" w:color="BFBFBF" w:sz="4"/>
+              <w:left w:val="single" w:color="BFBFBF" w:sz="4"/>
+              <w:bottom w:val="single" w:color="BFBFBF" w:sz="4"/>
+              <w:right w:val="single" w:color="BFBFBF" w:sz="4"/>
+            </w:tcBorders>
+            <w:tcMar>
+              <w:top w:type="dxa" w:w="80"/>
+              <w:left w:type="dxa" w:w="120"/>
+              <w:bottom w:type="dxa" w:w="80"/>
+              <w:right w:type="dxa" w:w="120"/>
+            </w:tcMar>
+          </w:tcPr>
+          <w:p>
+            <w:r>
+              <w:rPr>
+                <w:sz w:val="20"/>
+                <w:szCs w:val="20"/>
+              </w:rPr>
               <w:t xml:space="preserve">Serial number, lot number, or tail number</w:t>
             </w:r>
           </w:p>
         </w:tc>
       </w:tr>
       <w:tr>
+        <w:trPr>
+          <w:cantSplit/>
+          <w:tblHeader w:val="false"/>
+        </w:trPr>
         <w:tc>
           <w:tcPr>
             <w:tcW w:type="dxa" w:w="2000"/>
@@ -950,56 +1112,72 @@
           </w:tcPr>
           <w:p>
             <w:r>
-              <w:t xml:space="preserve">Primary focus</w:t>
-            </w:r>
-          </w:p>
-        </w:tc>
-        <w:tc>
-          <w:tcPr>
-            <w:tcW w:type="dxa" w:w="3680"/>
-            <w:tcBorders>
-              <w:top w:val="single" w:color="BFBFBF" w:sz="4"/>
-              <w:left w:val="single" w:color="BFBFBF" w:sz="4"/>
-              <w:bottom w:val="single" w:color="BFBFBF" w:sz="4"/>
-              <w:right w:val="single" w:color="BFBFBF" w:sz="4"/>
-            </w:tcBorders>
-            <w:tcMar>
-              <w:top w:type="dxa" w:w="80"/>
-              <w:left w:type="dxa" w:w="120"/>
-              <w:bottom w:type="dxa" w:w="80"/>
-              <w:right w:type="dxa" w:w="120"/>
-            </w:tcMar>
-          </w:tcPr>
-          <w:p>
-            <w:r>
-              <w:t xml:space="preserve">Execution and producibility</w:t>
-            </w:r>
-          </w:p>
-        </w:tc>
-        <w:tc>
-          <w:tcPr>
-            <w:tcW w:type="dxa" w:w="3680"/>
-            <w:tcBorders>
-              <w:top w:val="single" w:color="BFBFBF" w:sz="4"/>
-              <w:left w:val="single" w:color="BFBFBF" w:sz="4"/>
-              <w:bottom w:val="single" w:color="BFBFBF" w:sz="4"/>
-              <w:right w:val="single" w:color="BFBFBF" w:sz="4"/>
-            </w:tcBorders>
-            <w:tcMar>
-              <w:top w:type="dxa" w:w="80"/>
-              <w:left w:type="dxa" w:w="120"/>
-              <w:bottom w:type="dxa" w:w="80"/>
-              <w:right w:type="dxa" w:w="120"/>
-            </w:tcMar>
-          </w:tcPr>
-          <w:p>
-            <w:r>
-              <w:t xml:space="preserve">Configuration integrity and compliance</w:t>
+              <w:rPr>
+                <w:sz w:val="20"/>
+                <w:szCs w:val="20"/>
+              </w:rPr>
+              <w:t xml:space="preserve">Independence</w:t>
+            </w:r>
+          </w:p>
+        </w:tc>
+        <w:tc>
+          <w:tcPr>
+            <w:tcW w:type="dxa" w:w="3659"/>
+            <w:tcBorders>
+              <w:top w:val="single" w:color="BFBFBF" w:sz="4"/>
+              <w:left w:val="single" w:color="BFBFBF" w:sz="4"/>
+              <w:bottom w:val="single" w:color="BFBFBF" w:sz="4"/>
+              <w:right w:val="single" w:color="BFBFBF" w:sz="4"/>
+            </w:tcBorders>
+            <w:tcMar>
+              <w:top w:type="dxa" w:w="80"/>
+              <w:left w:type="dxa" w:w="120"/>
+              <w:bottom w:type="dxa" w:w="80"/>
+              <w:right w:type="dxa" w:w="120"/>
+            </w:tcMar>
+          </w:tcPr>
+          <w:p>
+            <w:r>
+              <w:rPr>
+                <w:sz w:val="20"/>
+                <w:szCs w:val="20"/>
+              </w:rPr>
+              <w:t xml:space="preserve">Self-check of ME's own output</w:t>
+            </w:r>
+          </w:p>
+        </w:tc>
+        <w:tc>
+          <w:tcPr>
+            <w:tcW w:type="dxa" w:w="3701"/>
+            <w:tcBorders>
+              <w:top w:val="single" w:color="BFBFBF" w:sz="4"/>
+              <w:left w:val="single" w:color="BFBFBF" w:sz="4"/>
+              <w:bottom w:val="single" w:color="BFBFBF" w:sz="4"/>
+              <w:right w:val="single" w:color="BFBFBF" w:sz="4"/>
+            </w:tcBorders>
+            <w:tcMar>
+              <w:top w:type="dxa" w:w="80"/>
+              <w:left w:type="dxa" w:w="120"/>
+              <w:bottom w:type="dxa" w:w="80"/>
+              <w:right w:type="dxa" w:w="120"/>
+            </w:tcMar>
+          </w:tcPr>
+          <w:p>
+            <w:r>
+              <w:rPr>
+                <w:sz w:val="20"/>
+                <w:szCs w:val="20"/>
+              </w:rPr>
+              <w:t xml:space="preserve">Independent of production</w:t>
             </w:r>
           </w:p>
         </w:tc>
       </w:tr>
       <w:tr>
+        <w:trPr>
+          <w:cantSplit/>
+          <w:tblHeader w:val="false"/>
+        </w:trPr>
         <w:tc>
           <w:tcPr>
             <w:tcW w:type="dxa" w:w="2000"/>
@@ -1018,56 +1196,72 @@
           </w:tcPr>
           <w:p>
             <w:r>
-              <w:t xml:space="preserve">Core objective</w:t>
-            </w:r>
-          </w:p>
-        </w:tc>
-        <w:tc>
-          <w:tcPr>
-            <w:tcW w:type="dxa" w:w="3680"/>
-            <w:tcBorders>
-              <w:top w:val="single" w:color="BFBFBF" w:sz="4"/>
-              <w:left w:val="single" w:color="BFBFBF" w:sz="4"/>
-              <w:bottom w:val="single" w:color="BFBFBF" w:sz="4"/>
-              <w:right w:val="single" w:color="BFBFBF" w:sz="4"/>
-            </w:tcBorders>
-            <w:tcMar>
-              <w:top w:type="dxa" w:w="80"/>
-              <w:left w:type="dxa" w:w="120"/>
-              <w:bottom w:type="dxa" w:w="80"/>
-              <w:right w:type="dxa" w:w="120"/>
-            </w:tcMar>
-          </w:tcPr>
-          <w:p>
-            <w:r>
-              <w:t xml:space="preserve">Build the product efficiently, safely, and repeatedly.</w:t>
-            </w:r>
-          </w:p>
-        </w:tc>
-        <w:tc>
-          <w:tcPr>
-            <w:tcW w:type="dxa" w:w="3680"/>
-            <w:tcBorders>
-              <w:top w:val="single" w:color="BFBFBF" w:sz="4"/>
-              <w:left w:val="single" w:color="BFBFBF" w:sz="4"/>
-              <w:bottom w:val="single" w:color="BFBFBF" w:sz="4"/>
-              <w:right w:val="single" w:color="BFBFBF" w:sz="4"/>
-            </w:tcBorders>
-            <w:tcMar>
-              <w:top w:type="dxa" w:w="80"/>
-              <w:left w:type="dxa" w:w="120"/>
-              <w:bottom w:type="dxa" w:w="80"/>
-              <w:right w:type="dxa" w:w="120"/>
-            </w:tcMar>
-          </w:tcPr>
-          <w:p>
-            <w:r>
-              <w:t xml:space="preserve">Verify that each unit's as-built record matches the as-designed record and its approved changes.</w:t>
+              <w:rPr>
+                <w:sz w:val="20"/>
+                <w:szCs w:val="20"/>
+              </w:rPr>
+              <w:t xml:space="preserve">Primary focus</w:t>
+            </w:r>
+          </w:p>
+        </w:tc>
+        <w:tc>
+          <w:tcPr>
+            <w:tcW w:type="dxa" w:w="3659"/>
+            <w:tcBorders>
+              <w:top w:val="single" w:color="BFBFBF" w:sz="4"/>
+              <w:left w:val="single" w:color="BFBFBF" w:sz="4"/>
+              <w:bottom w:val="single" w:color="BFBFBF" w:sz="4"/>
+              <w:right w:val="single" w:color="BFBFBF" w:sz="4"/>
+            </w:tcBorders>
+            <w:tcMar>
+              <w:top w:type="dxa" w:w="80"/>
+              <w:left w:type="dxa" w:w="120"/>
+              <w:bottom w:type="dxa" w:w="80"/>
+              <w:right w:type="dxa" w:w="120"/>
+            </w:tcMar>
+          </w:tcPr>
+          <w:p>
+            <w:r>
+              <w:rPr>
+                <w:sz w:val="20"/>
+                <w:szCs w:val="20"/>
+              </w:rPr>
+              <w:t xml:space="preserve">Execution and producibility</w:t>
+            </w:r>
+          </w:p>
+        </w:tc>
+        <w:tc>
+          <w:tcPr>
+            <w:tcW w:type="dxa" w:w="3701"/>
+            <w:tcBorders>
+              <w:top w:val="single" w:color="BFBFBF" w:sz="4"/>
+              <w:left w:val="single" w:color="BFBFBF" w:sz="4"/>
+              <w:bottom w:val="single" w:color="BFBFBF" w:sz="4"/>
+              <w:right w:val="single" w:color="BFBFBF" w:sz="4"/>
+            </w:tcBorders>
+            <w:tcMar>
+              <w:top w:type="dxa" w:w="80"/>
+              <w:left w:type="dxa" w:w="120"/>
+              <w:bottom w:type="dxa" w:w="80"/>
+              <w:right w:type="dxa" w:w="120"/>
+            </w:tcMar>
+          </w:tcPr>
+          <w:p>
+            <w:r>
+              <w:rPr>
+                <w:sz w:val="20"/>
+                <w:szCs w:val="20"/>
+              </w:rPr>
+              <w:t xml:space="preserve">Configuration integrity and compliance</w:t>
             </w:r>
           </w:p>
         </w:tc>
       </w:tr>
       <w:tr>
+        <w:trPr>
+          <w:cantSplit/>
+          <w:tblHeader w:val="false"/>
+        </w:trPr>
         <w:tc>
           <w:tcPr>
             <w:tcW w:type="dxa" w:w="2000"/>
@@ -1086,56 +1280,72 @@
           </w:tcPr>
           <w:p>
             <w:r>
-              <w:t xml:space="preserve">Primary drivers</w:t>
-            </w:r>
-          </w:p>
-        </w:tc>
-        <w:tc>
-          <w:tcPr>
-            <w:tcW w:type="dxa" w:w="3680"/>
-            <w:tcBorders>
-              <w:top w:val="single" w:color="BFBFBF" w:sz="4"/>
-              <w:left w:val="single" w:color="BFBFBF" w:sz="4"/>
-              <w:bottom w:val="single" w:color="BFBFBF" w:sz="4"/>
-              <w:right w:val="single" w:color="BFBFBF" w:sz="4"/>
-            </w:tcBorders>
-            <w:tcMar>
-              <w:top w:type="dxa" w:w="80"/>
-              <w:left w:type="dxa" w:w="120"/>
-              <w:bottom w:type="dxa" w:w="80"/>
-              <w:right w:type="dxa" w:w="120"/>
-            </w:tcMar>
-          </w:tcPr>
-          <w:p>
-            <w:r>
-              <w:t xml:space="preserve">DFARS 252.242-7004 (MMAS); AS9100D 8.5.1</w:t>
-            </w:r>
-          </w:p>
-        </w:tc>
-        <w:tc>
-          <w:tcPr>
-            <w:tcW w:type="dxa" w:w="3680"/>
-            <w:tcBorders>
-              <w:top w:val="single" w:color="BFBFBF" w:sz="4"/>
-              <w:left w:val="single" w:color="BFBFBF" w:sz="4"/>
-              <w:bottom w:val="single" w:color="BFBFBF" w:sz="4"/>
-              <w:right w:val="single" w:color="BFBFBF" w:sz="4"/>
-            </w:tcBorders>
-            <w:tcMar>
-              <w:top w:type="dxa" w:w="80"/>
-              <w:left w:type="dxa" w:w="120"/>
-              <w:bottom w:type="dxa" w:w="80"/>
-              <w:right w:type="dxa" w:w="120"/>
-            </w:tcMar>
-          </w:tcPr>
-          <w:p>
-            <w:r>
-              <w:t xml:space="preserve">EIA-649-1; AS9100D 8.1.2 and 8.5.2; program airworthiness authority</w:t>
+              <w:rPr>
+                <w:sz w:val="20"/>
+                <w:szCs w:val="20"/>
+              </w:rPr>
+              <w:t xml:space="preserve">Core objective</w:t>
+            </w:r>
+          </w:p>
+        </w:tc>
+        <w:tc>
+          <w:tcPr>
+            <w:tcW w:type="dxa" w:w="3659"/>
+            <w:tcBorders>
+              <w:top w:val="single" w:color="BFBFBF" w:sz="4"/>
+              <w:left w:val="single" w:color="BFBFBF" w:sz="4"/>
+              <w:bottom w:val="single" w:color="BFBFBF" w:sz="4"/>
+              <w:right w:val="single" w:color="BFBFBF" w:sz="4"/>
+            </w:tcBorders>
+            <w:tcMar>
+              <w:top w:type="dxa" w:w="80"/>
+              <w:left w:type="dxa" w:w="120"/>
+              <w:bottom w:type="dxa" w:w="80"/>
+              <w:right w:type="dxa" w:w="120"/>
+            </w:tcMar>
+          </w:tcPr>
+          <w:p>
+            <w:r>
+              <w:rPr>
+                <w:sz w:val="20"/>
+                <w:szCs w:val="20"/>
+              </w:rPr>
+              <w:t xml:space="preserve">Build the product efficiently, safely, and repeatedly.</w:t>
+            </w:r>
+          </w:p>
+        </w:tc>
+        <w:tc>
+          <w:tcPr>
+            <w:tcW w:type="dxa" w:w="3701"/>
+            <w:tcBorders>
+              <w:top w:val="single" w:color="BFBFBF" w:sz="4"/>
+              <w:left w:val="single" w:color="BFBFBF" w:sz="4"/>
+              <w:bottom w:val="single" w:color="BFBFBF" w:sz="4"/>
+              <w:right w:val="single" w:color="BFBFBF" w:sz="4"/>
+            </w:tcBorders>
+            <w:tcMar>
+              <w:top w:type="dxa" w:w="80"/>
+              <w:left w:type="dxa" w:w="120"/>
+              <w:bottom w:type="dxa" w:w="80"/>
+              <w:right w:type="dxa" w:w="120"/>
+            </w:tcMar>
+          </w:tcPr>
+          <w:p>
+            <w:r>
+              <w:rPr>
+                <w:sz w:val="20"/>
+                <w:szCs w:val="20"/>
+              </w:rPr>
+              <w:t xml:space="preserve">Verify that each unit's as-built record matches the as-designed record and its approved changes.</w:t>
             </w:r>
           </w:p>
         </w:tc>
       </w:tr>
       <w:tr>
+        <w:trPr>
+          <w:cantSplit/>
+          <w:tblHeader w:val="false"/>
+        </w:trPr>
         <w:tc>
           <w:tcPr>
             <w:tcW w:type="dxa" w:w="2000"/>
@@ -1154,50 +1364,146 @@
           </w:tcPr>
           <w:p>
             <w:r>
+              <w:rPr>
+                <w:sz w:val="20"/>
+                <w:szCs w:val="20"/>
+              </w:rPr>
+              <w:t xml:space="preserve">Primary drivers</w:t>
+            </w:r>
+          </w:p>
+        </w:tc>
+        <w:tc>
+          <w:tcPr>
+            <w:tcW w:type="dxa" w:w="3659"/>
+            <w:tcBorders>
+              <w:top w:val="single" w:color="BFBFBF" w:sz="4"/>
+              <w:left w:val="single" w:color="BFBFBF" w:sz="4"/>
+              <w:bottom w:val="single" w:color="BFBFBF" w:sz="4"/>
+              <w:right w:val="single" w:color="BFBFBF" w:sz="4"/>
+            </w:tcBorders>
+            <w:tcMar>
+              <w:top w:type="dxa" w:w="80"/>
+              <w:left w:type="dxa" w:w="120"/>
+              <w:bottom w:type="dxa" w:w="80"/>
+              <w:right w:type="dxa" w:w="120"/>
+            </w:tcMar>
+          </w:tcPr>
+          <w:p>
+            <w:r>
+              <w:rPr>
+                <w:sz w:val="20"/>
+                <w:szCs w:val="20"/>
+              </w:rPr>
+              <w:t xml:space="preserve">AS9100D 8.5.1, 8.5.1.3, and 8.5.6; 14 CFR 21.137(a), (d), and (e); AS9145; AS6500A; DFARS 252.242-7004 (MMAS)</w:t>
+            </w:r>
+          </w:p>
+        </w:tc>
+        <w:tc>
+          <w:tcPr>
+            <w:tcW w:type="dxa" w:w="3701"/>
+            <w:tcBorders>
+              <w:top w:val="single" w:color="BFBFBF" w:sz="4"/>
+              <w:left w:val="single" w:color="BFBFBF" w:sz="4"/>
+              <w:bottom w:val="single" w:color="BFBFBF" w:sz="4"/>
+              <w:right w:val="single" w:color="BFBFBF" w:sz="4"/>
+            </w:tcBorders>
+            <w:tcMar>
+              <w:top w:type="dxa" w:w="80"/>
+              <w:left w:type="dxa" w:w="120"/>
+              <w:bottom w:type="dxa" w:w="80"/>
+              <w:right w:type="dxa" w:w="120"/>
+            </w:tcMar>
+          </w:tcPr>
+          <w:p>
+            <w:r>
+              <w:rPr>
+                <w:sz w:val="20"/>
+                <w:szCs w:val="20"/>
+              </w:rPr>
+              <w:t xml:space="preserve">EIA-649-1A 3.4 and 3.5; AS9100D 8.1.2 and 8.5.2</w:t>
+            </w:r>
+          </w:p>
+        </w:tc>
+      </w:tr>
+      <w:tr>
+        <w:trPr>
+          <w:cantSplit/>
+          <w:tblHeader w:val="false"/>
+        </w:trPr>
+        <w:tc>
+          <w:tcPr>
+            <w:tcW w:type="dxa" w:w="2000"/>
+            <w:tcBorders>
+              <w:top w:val="single" w:color="BFBFBF" w:sz="4"/>
+              <w:left w:val="single" w:color="BFBFBF" w:sz="4"/>
+              <w:bottom w:val="single" w:color="BFBFBF" w:sz="4"/>
+              <w:right w:val="single" w:color="BFBFBF" w:sz="4"/>
+            </w:tcBorders>
+            <w:tcMar>
+              <w:top w:type="dxa" w:w="80"/>
+              <w:left w:type="dxa" w:w="120"/>
+              <w:bottom w:type="dxa" w:w="80"/>
+              <w:right w:type="dxa" w:w="120"/>
+            </w:tcMar>
+          </w:tcPr>
+          <w:p>
+            <w:r>
+              <w:rPr>
+                <w:sz w:val="20"/>
+                <w:szCs w:val="20"/>
+              </w:rPr>
               <w:t xml:space="preserve">Core deliverables</w:t>
             </w:r>
           </w:p>
         </w:tc>
         <w:tc>
           <w:tcPr>
-            <w:tcW w:type="dxa" w:w="3680"/>
-            <w:tcBorders>
-              <w:top w:val="single" w:color="BFBFBF" w:sz="4"/>
-              <w:left w:val="single" w:color="BFBFBF" w:sz="4"/>
-              <w:bottom w:val="single" w:color="BFBFBF" w:sz="4"/>
-              <w:right w:val="single" w:color="BFBFBF" w:sz="4"/>
-            </w:tcBorders>
-            <w:tcMar>
-              <w:top w:type="dxa" w:w="80"/>
-              <w:left w:type="dxa" w:w="120"/>
-              <w:bottom w:type="dxa" w:w="80"/>
-              <w:right w:type="dxa" w:w="120"/>
-            </w:tcMar>
-          </w:tcPr>
-          <w:p>
-            <w:r>
-              <w:t xml:space="preserve">Routings; work instructions; ME EBOM-MBOM Metric (PE-0400)</w:t>
-            </w:r>
-          </w:p>
-        </w:tc>
-        <w:tc>
-          <w:tcPr>
-            <w:tcW w:type="dxa" w:w="3680"/>
-            <w:tcBorders>
-              <w:top w:val="single" w:color="BFBFBF" w:sz="4"/>
-              <w:left w:val="single" w:color="BFBFBF" w:sz="4"/>
-              <w:bottom w:val="single" w:color="BFBFBF" w:sz="4"/>
-              <w:right w:val="single" w:color="BFBFBF" w:sz="4"/>
-            </w:tcBorders>
-            <w:tcMar>
-              <w:top w:type="dxa" w:w="80"/>
-              <w:left w:type="dxa" w:w="120"/>
-              <w:bottom w:type="dxa" w:w="80"/>
-              <w:right w:type="dxa" w:w="120"/>
-            </w:tcMar>
-          </w:tcPr>
-          <w:p>
-            <w:r>
+            <w:tcW w:type="dxa" w:w="3659"/>
+            <w:tcBorders>
+              <w:top w:val="single" w:color="BFBFBF" w:sz="4"/>
+              <w:left w:val="single" w:color="BFBFBF" w:sz="4"/>
+              <w:bottom w:val="single" w:color="BFBFBF" w:sz="4"/>
+              <w:right w:val="single" w:color="BFBFBF" w:sz="4"/>
+            </w:tcBorders>
+            <w:tcMar>
+              <w:top w:type="dxa" w:w="80"/>
+              <w:left w:type="dxa" w:w="120"/>
+              <w:bottom w:type="dxa" w:w="80"/>
+              <w:right w:type="dxa" w:w="120"/>
+            </w:tcMar>
+          </w:tcPr>
+          <w:p>
+            <w:r>
+              <w:rPr>
+                <w:sz w:val="20"/>
+                <w:szCs w:val="20"/>
+              </w:rPr>
+              <w:t xml:space="preserve">Routings; work instructions; support to first article inspection; ME EBOM-MBOM Metric (PE-0400)</w:t>
+            </w:r>
+          </w:p>
+        </w:tc>
+        <w:tc>
+          <w:tcPr>
+            <w:tcW w:type="dxa" w:w="3701"/>
+            <w:tcBorders>
+              <w:top w:val="single" w:color="BFBFBF" w:sz="4"/>
+              <w:left w:val="single" w:color="BFBFBF" w:sz="4"/>
+              <w:bottom w:val="single" w:color="BFBFBF" w:sz="4"/>
+              <w:right w:val="single" w:color="BFBFBF" w:sz="4"/>
+            </w:tcBorders>
+            <w:tcMar>
+              <w:top w:type="dxa" w:w="80"/>
+              <w:left w:type="dxa" w:w="120"/>
+              <w:bottom w:type="dxa" w:w="80"/>
+              <w:right w:type="dxa" w:w="120"/>
+            </w:tcMar>
+          </w:tcPr>
+          <w:p>
+            <w:r>
+              <w:rPr>
+                <w:sz w:val="20"/>
+                <w:szCs w:val="20"/>
+              </w:rPr>
               <w:t xml:space="preserve">CSA reports and views, including the As-Designed to As-Built Reconciliation Report</w:t>
             </w:r>
           </w:p>
@@ -1211,6 +1517,7 @@
     </w:p>
     <w:p>
       <w:pPr>
+        <w:keepNext w:val="false"/>
         <w:spacing w:after="160"/>
       </w:pPr>
       <w:r>
@@ -1222,11 +1529,2258 @@
         <w:pStyle w:val="Heading1"/>
       </w:pPr>
       <w:r>
+        <w:t xml:space="preserve">Responsibility and Driving Requirements</w:t>
+      </w:r>
+    </w:p>
+    <w:p>
+      <w:pPr>
+        <w:keepNext w:val="false"/>
+        <w:spacing w:after="160"/>
+      </w:pPr>
+      <w:r>
+        <w:t xml:space="preserve">EIA-649-1A binds the Supplier. That means the whole company, not the CM department. Some of its requirements can only be met by production. Clause 3.3(2)(e) requires approved changes to be implemented into each product. Production installs the parts. CM verifies the record.</w:t>
+      </w:r>
+    </w:p>
+    <w:p>
+      <w:pPr>
+        <w:keepNext w:val="false"/>
+        <w:spacing w:after="160"/>
+      </w:pPr>
+      <w:r>
+        <w:t xml:space="preserve">The program therefore gives each function its own driver.</w:t>
+      </w:r>
+    </w:p>
+    <w:tbl>
+      <w:tblPr>
+        <w:tblW w:type="dxa" w:w="9360"/>
+        <w:tblBorders>
+          <w:top w:val="single" w:color="auto" w:sz="4"/>
+          <w:left w:val="single" w:color="auto" w:sz="4"/>
+          <w:bottom w:val="single" w:color="auto" w:sz="4"/>
+          <w:right w:val="single" w:color="auto" w:sz="4"/>
+          <w:insideH w:val="single" w:color="auto" w:sz="4"/>
+          <w:insideV w:val="single" w:color="auto" w:sz="4"/>
+        </w:tblBorders>
+      </w:tblPr>
+      <w:tblGrid>
+        <w:gridCol w:w="1571"/>
+        <w:gridCol w:w="4451"/>
+        <w:gridCol w:w="3338"/>
+      </w:tblGrid>
+      <w:tr>
+        <w:trPr>
+          <w:cantSplit/>
+          <w:tblHeader/>
+        </w:trPr>
+        <w:tc>
+          <w:tcPr>
+            <w:tcW w:type="dxa" w:w="1571"/>
+            <w:tcBorders>
+              <w:top w:val="single" w:color="BFBFBF" w:sz="4"/>
+              <w:left w:val="single" w:color="BFBFBF" w:sz="4"/>
+              <w:bottom w:val="single" w:color="BFBFBF" w:sz="4"/>
+              <w:right w:val="single" w:color="BFBFBF" w:sz="4"/>
+            </w:tcBorders>
+            <w:shd w:fill="E7E6E1" w:color="auto" w:val="clear"/>
+            <w:tcMar>
+              <w:top w:type="dxa" w:w="80"/>
+              <w:left w:type="dxa" w:w="120"/>
+              <w:bottom w:type="dxa" w:w="80"/>
+              <w:right w:type="dxa" w:w="120"/>
+            </w:tcMar>
+          </w:tcPr>
+          <w:p>
+            <w:r>
+              <w:rPr>
+                <w:b/>
+                <w:bCs/>
+                <w:sz w:val="20"/>
+                <w:szCs w:val="20"/>
+              </w:rPr>
+              <w:t xml:space="preserve">Function</w:t>
+            </w:r>
+          </w:p>
+        </w:tc>
+        <w:tc>
+          <w:tcPr>
+            <w:tcW w:type="dxa" w:w="4451"/>
+            <w:tcBorders>
+              <w:top w:val="single" w:color="BFBFBF" w:sz="4"/>
+              <w:left w:val="single" w:color="BFBFBF" w:sz="4"/>
+              <w:bottom w:val="single" w:color="BFBFBF" w:sz="4"/>
+              <w:right w:val="single" w:color="BFBFBF" w:sz="4"/>
+            </w:tcBorders>
+            <w:shd w:fill="E7E6E1" w:color="auto" w:val="clear"/>
+            <w:tcMar>
+              <w:top w:type="dxa" w:w="80"/>
+              <w:left w:type="dxa" w:w="120"/>
+              <w:bottom w:type="dxa" w:w="80"/>
+              <w:right w:type="dxa" w:w="120"/>
+            </w:tcMar>
+          </w:tcPr>
+          <w:p>
+            <w:r>
+              <w:rPr>
+                <w:b/>
+                <w:bCs/>
+                <w:sz w:val="20"/>
+                <w:szCs w:val="20"/>
+              </w:rPr>
+              <w:t xml:space="preserve">Accountable for</w:t>
+            </w:r>
+          </w:p>
+        </w:tc>
+        <w:tc>
+          <w:tcPr>
+            <w:tcW w:type="dxa" w:w="3338"/>
+            <w:tcBorders>
+              <w:top w:val="single" w:color="BFBFBF" w:sz="4"/>
+              <w:left w:val="single" w:color="BFBFBF" w:sz="4"/>
+              <w:bottom w:val="single" w:color="BFBFBF" w:sz="4"/>
+              <w:right w:val="single" w:color="BFBFBF" w:sz="4"/>
+            </w:tcBorders>
+            <w:shd w:fill="E7E6E1" w:color="auto" w:val="clear"/>
+            <w:tcMar>
+              <w:top w:type="dxa" w:w="80"/>
+              <w:left w:type="dxa" w:w="120"/>
+              <w:bottom w:type="dxa" w:w="80"/>
+              <w:right w:type="dxa" w:w="120"/>
+            </w:tcMar>
+          </w:tcPr>
+          <w:p>
+            <w:r>
+              <w:rPr>
+                <w:b/>
+                <w:bCs/>
+                <w:sz w:val="20"/>
+                <w:szCs w:val="20"/>
+              </w:rPr>
+              <w:t xml:space="preserve">Driving requirements</w:t>
+            </w:r>
+          </w:p>
+        </w:tc>
+      </w:tr>
+      <w:tr>
+        <w:trPr>
+          <w:cantSplit/>
+          <w:tblHeader w:val="false"/>
+        </w:trPr>
+        <w:tc>
+          <w:tcPr>
+            <w:tcW w:type="dxa" w:w="1571"/>
+            <w:tcBorders>
+              <w:top w:val="single" w:color="BFBFBF" w:sz="4"/>
+              <w:left w:val="single" w:color="BFBFBF" w:sz="4"/>
+              <w:bottom w:val="single" w:color="BFBFBF" w:sz="4"/>
+              <w:right w:val="single" w:color="BFBFBF" w:sz="4"/>
+            </w:tcBorders>
+            <w:tcMar>
+              <w:top w:type="dxa" w:w="80"/>
+              <w:left w:type="dxa" w:w="120"/>
+              <w:bottom w:type="dxa" w:w="80"/>
+              <w:right w:type="dxa" w:w="120"/>
+            </w:tcMar>
+          </w:tcPr>
+          <w:p>
+            <w:r>
+              <w:rPr>
+                <w:sz w:val="20"/>
+                <w:szCs w:val="20"/>
+              </w:rPr>
+              <w:t xml:space="preserve">CM</w:t>
+            </w:r>
+          </w:p>
+        </w:tc>
+        <w:tc>
+          <w:tcPr>
+            <w:tcW w:type="dxa" w:w="4451"/>
+            <w:tcBorders>
+              <w:top w:val="single" w:color="BFBFBF" w:sz="4"/>
+              <w:left w:val="single" w:color="BFBFBF" w:sz="4"/>
+              <w:bottom w:val="single" w:color="BFBFBF" w:sz="4"/>
+              <w:right w:val="single" w:color="BFBFBF" w:sz="4"/>
+            </w:tcBorders>
+            <w:tcMar>
+              <w:top w:type="dxa" w:w="80"/>
+              <w:left w:type="dxa" w:w="120"/>
+              <w:bottom w:type="dxa" w:w="80"/>
+              <w:right w:type="dxa" w:w="120"/>
+            </w:tcMar>
+          </w:tcPr>
+          <w:p>
+            <w:r>
+              <w:rPr>
+                <w:sz w:val="20"/>
+                <w:szCs w:val="20"/>
+              </w:rPr>
+              <w:t xml:space="preserve">The EIA-649-1A functions, including verification of each unit's as-built record</w:t>
+            </w:r>
+          </w:p>
+        </w:tc>
+        <w:tc>
+          <w:tcPr>
+            <w:tcW w:type="dxa" w:w="3338"/>
+            <w:tcBorders>
+              <w:top w:val="single" w:color="BFBFBF" w:sz="4"/>
+              <w:left w:val="single" w:color="BFBFBF" w:sz="4"/>
+              <w:bottom w:val="single" w:color="BFBFBF" w:sz="4"/>
+              <w:right w:val="single" w:color="BFBFBF" w:sz="4"/>
+            </w:tcBorders>
+            <w:tcMar>
+              <w:top w:type="dxa" w:w="80"/>
+              <w:left w:type="dxa" w:w="120"/>
+              <w:bottom w:type="dxa" w:w="80"/>
+              <w:right w:type="dxa" w:w="120"/>
+            </w:tcMar>
+          </w:tcPr>
+          <w:p>
+            <w:r>
+              <w:rPr>
+                <w:sz w:val="20"/>
+                <w:szCs w:val="20"/>
+              </w:rPr>
+              <w:t xml:space="preserve">EIA-649-1A 3.4 and 3.5</w:t>
+            </w:r>
+          </w:p>
+        </w:tc>
+      </w:tr>
+      <w:tr>
+        <w:trPr>
+          <w:cantSplit/>
+          <w:tblHeader w:val="false"/>
+        </w:trPr>
+        <w:tc>
+          <w:tcPr>
+            <w:tcW w:type="dxa" w:w="1571"/>
+            <w:tcBorders>
+              <w:top w:val="single" w:color="BFBFBF" w:sz="4"/>
+              <w:left w:val="single" w:color="BFBFBF" w:sz="4"/>
+              <w:bottom w:val="single" w:color="BFBFBF" w:sz="4"/>
+              <w:right w:val="single" w:color="BFBFBF" w:sz="4"/>
+            </w:tcBorders>
+            <w:tcMar>
+              <w:top w:type="dxa" w:w="80"/>
+              <w:left w:type="dxa" w:w="120"/>
+              <w:bottom w:type="dxa" w:w="80"/>
+              <w:right w:type="dxa" w:w="120"/>
+            </w:tcMar>
+          </w:tcPr>
+          <w:p>
+            <w:r>
+              <w:rPr>
+                <w:sz w:val="20"/>
+                <w:szCs w:val="20"/>
+              </w:rPr>
+              <w:t xml:space="preserve">ME</w:t>
+            </w:r>
+          </w:p>
+        </w:tc>
+        <w:tc>
+          <w:tcPr>
+            <w:tcW w:type="dxa" w:w="4451"/>
+            <w:tcBorders>
+              <w:top w:val="single" w:color="BFBFBF" w:sz="4"/>
+              <w:left w:val="single" w:color="BFBFBF" w:sz="4"/>
+              <w:bottom w:val="single" w:color="BFBFBF" w:sz="4"/>
+              <w:right w:val="single" w:color="BFBFBF" w:sz="4"/>
+            </w:tcBorders>
+            <w:tcMar>
+              <w:top w:type="dxa" w:w="80"/>
+              <w:left w:type="dxa" w:w="120"/>
+              <w:bottom w:type="dxa" w:w="80"/>
+              <w:right w:type="dxa" w:w="120"/>
+            </w:tcMar>
+          </w:tcPr>
+          <w:p>
+            <w:r>
+              <w:rPr>
+                <w:sz w:val="20"/>
+                <w:szCs w:val="20"/>
+              </w:rPr>
+              <w:t xml:space="preserve">Build conformity, including MBOM currency, work instructions, and production process verification</w:t>
+            </w:r>
+          </w:p>
+        </w:tc>
+        <w:tc>
+          <w:tcPr>
+            <w:tcW w:type="dxa" w:w="3338"/>
+            <w:tcBorders>
+              <w:top w:val="single" w:color="BFBFBF" w:sz="4"/>
+              <w:left w:val="single" w:color="BFBFBF" w:sz="4"/>
+              <w:bottom w:val="single" w:color="BFBFBF" w:sz="4"/>
+              <w:right w:val="single" w:color="BFBFBF" w:sz="4"/>
+            </w:tcBorders>
+            <w:tcMar>
+              <w:top w:type="dxa" w:w="80"/>
+              <w:left w:type="dxa" w:w="120"/>
+              <w:bottom w:type="dxa" w:w="80"/>
+              <w:right w:type="dxa" w:w="120"/>
+            </w:tcMar>
+          </w:tcPr>
+          <w:p>
+            <w:r>
+              <w:rPr>
+                <w:sz w:val="20"/>
+                <w:szCs w:val="20"/>
+              </w:rPr>
+              <w:t xml:space="preserve">AS9100D 8.5; 14 CFR 21.137(a), (d), and (e)</w:t>
+            </w:r>
+          </w:p>
+        </w:tc>
+      </w:tr>
+    </w:tbl>
+    <w:p>
+      <w:pPr>
+        <w:spacing w:after="120"/>
+      </w:pPr>
+    </w:p>
+    <w:p>
+      <w:pPr>
+        <w:keepNext w:val="false"/>
+        <w:spacing w:after="160"/>
+      </w:pPr>
+      <w:r>
+        <w:t xml:space="preserve">Each function answers to its own requirement. Neither reconciliation duplicates the other.</w:t>
+      </w:r>
+    </w:p>
+    <w:p>
+      <w:pPr>
+        <w:pStyle w:val="Heading2"/>
+      </w:pPr>
+      <w:r>
+        <w:t xml:space="preserve">ME driving clauses</w:t>
+      </w:r>
+    </w:p>
+    <w:tbl>
+      <w:tblPr>
+        <w:tblW w:type="dxa" w:w="9360"/>
+        <w:tblBorders>
+          <w:top w:val="single" w:color="auto" w:sz="4"/>
+          <w:left w:val="single" w:color="auto" w:sz="4"/>
+          <w:bottom w:val="single" w:color="auto" w:sz="4"/>
+          <w:right w:val="single" w:color="auto" w:sz="4"/>
+          <w:insideH w:val="single" w:color="auto" w:sz="4"/>
+          <w:insideV w:val="single" w:color="auto" w:sz="4"/>
+        </w:tblBorders>
+      </w:tblPr>
+      <w:tblGrid>
+        <w:gridCol w:w="1160"/>
+        <w:gridCol w:w="2481"/>
+        <w:gridCol w:w="2758"/>
+        <w:gridCol w:w="2961"/>
+      </w:tblGrid>
+      <w:tr>
+        <w:trPr>
+          <w:cantSplit/>
+          <w:tblHeader/>
+        </w:trPr>
+        <w:tc>
+          <w:tcPr>
+            <w:tcW w:type="dxa" w:w="1160"/>
+            <w:tcBorders>
+              <w:top w:val="single" w:color="BFBFBF" w:sz="4"/>
+              <w:left w:val="single" w:color="BFBFBF" w:sz="4"/>
+              <w:bottom w:val="single" w:color="BFBFBF" w:sz="4"/>
+              <w:right w:val="single" w:color="BFBFBF" w:sz="4"/>
+            </w:tcBorders>
+            <w:shd w:fill="E7E6E1" w:color="auto" w:val="clear"/>
+            <w:tcMar>
+              <w:top w:type="dxa" w:w="80"/>
+              <w:left w:type="dxa" w:w="120"/>
+              <w:bottom w:type="dxa" w:w="80"/>
+              <w:right w:type="dxa" w:w="120"/>
+            </w:tcMar>
+          </w:tcPr>
+          <w:p>
+            <w:r>
+              <w:rPr>
+                <w:b/>
+                <w:bCs/>
+                <w:sz w:val="20"/>
+                <w:szCs w:val="20"/>
+              </w:rPr>
+              <w:t xml:space="preserve">Source</w:t>
+            </w:r>
+          </w:p>
+        </w:tc>
+        <w:tc>
+          <w:tcPr>
+            <w:tcW w:type="dxa" w:w="2481"/>
+            <w:tcBorders>
+              <w:top w:val="single" w:color="BFBFBF" w:sz="4"/>
+              <w:left w:val="single" w:color="BFBFBF" w:sz="4"/>
+              <w:bottom w:val="single" w:color="BFBFBF" w:sz="4"/>
+              <w:right w:val="single" w:color="BFBFBF" w:sz="4"/>
+            </w:tcBorders>
+            <w:shd w:fill="E7E6E1" w:color="auto" w:val="clear"/>
+            <w:tcMar>
+              <w:top w:type="dxa" w:w="80"/>
+              <w:left w:type="dxa" w:w="120"/>
+              <w:bottom w:type="dxa" w:w="80"/>
+              <w:right w:type="dxa" w:w="120"/>
+            </w:tcMar>
+          </w:tcPr>
+          <w:p>
+            <w:r>
+              <w:rPr>
+                <w:b/>
+                <w:bCs/>
+                <w:sz w:val="20"/>
+                <w:szCs w:val="20"/>
+              </w:rPr>
+              <w:t xml:space="preserve">Clause</w:t>
+            </w:r>
+          </w:p>
+        </w:tc>
+        <w:tc>
+          <w:tcPr>
+            <w:tcW w:type="dxa" w:w="2758"/>
+            <w:tcBorders>
+              <w:top w:val="single" w:color="BFBFBF" w:sz="4"/>
+              <w:left w:val="single" w:color="BFBFBF" w:sz="4"/>
+              <w:bottom w:val="single" w:color="BFBFBF" w:sz="4"/>
+              <w:right w:val="single" w:color="BFBFBF" w:sz="4"/>
+            </w:tcBorders>
+            <w:shd w:fill="E7E6E1" w:color="auto" w:val="clear"/>
+            <w:tcMar>
+              <w:top w:type="dxa" w:w="80"/>
+              <w:left w:type="dxa" w:w="120"/>
+              <w:bottom w:type="dxa" w:w="80"/>
+              <w:right w:type="dxa" w:w="120"/>
+            </w:tcMar>
+          </w:tcPr>
+          <w:p>
+            <w:r>
+              <w:rPr>
+                <w:b/>
+                <w:bCs/>
+                <w:sz w:val="20"/>
+                <w:szCs w:val="20"/>
+              </w:rPr>
+              <w:t xml:space="preserve">Requirement</w:t>
+            </w:r>
+          </w:p>
+        </w:tc>
+        <w:tc>
+          <w:tcPr>
+            <w:tcW w:type="dxa" w:w="2961"/>
+            <w:tcBorders>
+              <w:top w:val="single" w:color="BFBFBF" w:sz="4"/>
+              <w:left w:val="single" w:color="BFBFBF" w:sz="4"/>
+              <w:bottom w:val="single" w:color="BFBFBF" w:sz="4"/>
+              <w:right w:val="single" w:color="BFBFBF" w:sz="4"/>
+            </w:tcBorders>
+            <w:shd w:fill="E7E6E1" w:color="auto" w:val="clear"/>
+            <w:tcMar>
+              <w:top w:type="dxa" w:w="80"/>
+              <w:left w:type="dxa" w:w="120"/>
+              <w:bottom w:type="dxa" w:w="80"/>
+              <w:right w:type="dxa" w:w="120"/>
+            </w:tcMar>
+          </w:tcPr>
+          <w:p>
+            <w:r>
+              <w:rPr>
+                <w:b/>
+                <w:bCs/>
+                <w:sz w:val="20"/>
+                <w:szCs w:val="20"/>
+              </w:rPr>
+              <w:t xml:space="preserve">ME action</w:t>
+            </w:r>
+          </w:p>
+        </w:tc>
+      </w:tr>
+      <w:tr>
+        <w:trPr>
+          <w:cantSplit/>
+          <w:tblHeader w:val="false"/>
+        </w:trPr>
+        <w:tc>
+          <w:tcPr>
+            <w:tcW w:type="dxa" w:w="1160"/>
+            <w:tcBorders>
+              <w:top w:val="single" w:color="BFBFBF" w:sz="4"/>
+              <w:left w:val="single" w:color="BFBFBF" w:sz="4"/>
+              <w:bottom w:val="single" w:color="BFBFBF" w:sz="4"/>
+              <w:right w:val="single" w:color="BFBFBF" w:sz="4"/>
+            </w:tcBorders>
+            <w:tcMar>
+              <w:top w:type="dxa" w:w="80"/>
+              <w:left w:type="dxa" w:w="120"/>
+              <w:bottom w:type="dxa" w:w="80"/>
+              <w:right w:type="dxa" w:w="120"/>
+            </w:tcMar>
+          </w:tcPr>
+          <w:p>
+            <w:r>
+              <w:rPr>
+                <w:sz w:val="20"/>
+                <w:szCs w:val="20"/>
+              </w:rPr>
+              <w:t xml:space="preserve">14 CFR 21.137</w:t>
+            </w:r>
+          </w:p>
+        </w:tc>
+        <w:tc>
+          <w:tcPr>
+            <w:tcW w:type="dxa" w:w="2481"/>
+            <w:tcBorders>
+              <w:top w:val="single" w:color="BFBFBF" w:sz="4"/>
+              <w:left w:val="single" w:color="BFBFBF" w:sz="4"/>
+              <w:bottom w:val="single" w:color="BFBFBF" w:sz="4"/>
+              <w:right w:val="single" w:color="BFBFBF" w:sz="4"/>
+            </w:tcBorders>
+            <w:tcMar>
+              <w:top w:type="dxa" w:w="80"/>
+              <w:left w:type="dxa" w:w="120"/>
+              <w:bottom w:type="dxa" w:w="80"/>
+              <w:right w:type="dxa" w:w="120"/>
+            </w:tcMar>
+          </w:tcPr>
+          <w:p>
+            <w:r>
+              <w:rPr>
+                <w:sz w:val="20"/>
+                <w:szCs w:val="20"/>
+              </w:rPr>
+              <w:t xml:space="preserve">Introduction</w:t>
+            </w:r>
+          </w:p>
+        </w:tc>
+        <w:tc>
+          <w:tcPr>
+            <w:tcW w:type="dxa" w:w="2758"/>
+            <w:tcBorders>
+              <w:top w:val="single" w:color="BFBFBF" w:sz="4"/>
+              <w:left w:val="single" w:color="BFBFBF" w:sz="4"/>
+              <w:bottom w:val="single" w:color="BFBFBF" w:sz="4"/>
+              <w:right w:val="single" w:color="BFBFBF" w:sz="4"/>
+            </w:tcBorders>
+            <w:tcMar>
+              <w:top w:type="dxa" w:w="80"/>
+              <w:left w:type="dxa" w:w="120"/>
+              <w:bottom w:type="dxa" w:w="80"/>
+              <w:right w:type="dxa" w:w="120"/>
+            </w:tcMar>
+          </w:tcPr>
+          <w:p>
+            <w:r>
+              <w:rPr>
+                <w:sz w:val="20"/>
+                <w:szCs w:val="20"/>
+              </w:rPr>
+              <w:t xml:space="preserve">The quality system ensures "that each product and article conforms to its approved design and is in a condition for safe operation."</w:t>
+            </w:r>
+          </w:p>
+        </w:tc>
+        <w:tc>
+          <w:tcPr>
+            <w:tcW w:type="dxa" w:w="2961"/>
+            <w:tcBorders>
+              <w:top w:val="single" w:color="BFBFBF" w:sz="4"/>
+              <w:left w:val="single" w:color="BFBFBF" w:sz="4"/>
+              <w:bottom w:val="single" w:color="BFBFBF" w:sz="4"/>
+              <w:right w:val="single" w:color="BFBFBF" w:sz="4"/>
+            </w:tcBorders>
+            <w:tcMar>
+              <w:top w:type="dxa" w:w="80"/>
+              <w:left w:type="dxa" w:w="120"/>
+              <w:bottom w:type="dxa" w:w="80"/>
+              <w:right w:type="dxa" w:w="120"/>
+            </w:tcMar>
+          </w:tcPr>
+          <w:p>
+            <w:r>
+              <w:rPr>
+                <w:sz w:val="20"/>
+                <w:szCs w:val="20"/>
+              </w:rPr>
+              <w:t xml:space="preserve">Build to the approved design</w:t>
+            </w:r>
+          </w:p>
+        </w:tc>
+      </w:tr>
+      <w:tr>
+        <w:trPr>
+          <w:cantSplit/>
+          <w:tblHeader w:val="false"/>
+        </w:trPr>
+        <w:tc>
+          <w:tcPr>
+            <w:tcW w:type="dxa" w:w="1160"/>
+            <w:tcBorders>
+              <w:top w:val="single" w:color="BFBFBF" w:sz="4"/>
+              <w:left w:val="single" w:color="BFBFBF" w:sz="4"/>
+              <w:bottom w:val="single" w:color="BFBFBF" w:sz="4"/>
+              <w:right w:val="single" w:color="BFBFBF" w:sz="4"/>
+            </w:tcBorders>
+            <w:tcMar>
+              <w:top w:type="dxa" w:w="80"/>
+              <w:left w:type="dxa" w:w="120"/>
+              <w:bottom w:type="dxa" w:w="80"/>
+              <w:right w:type="dxa" w:w="120"/>
+            </w:tcMar>
+          </w:tcPr>
+          <w:p>
+            <w:r>
+              <w:rPr>
+                <w:sz w:val="20"/>
+                <w:szCs w:val="20"/>
+              </w:rPr>
+              <w:t xml:space="preserve">14 CFR 21.137</w:t>
+            </w:r>
+          </w:p>
+        </w:tc>
+        <w:tc>
+          <w:tcPr>
+            <w:tcW w:type="dxa" w:w="2481"/>
+            <w:tcBorders>
+              <w:top w:val="single" w:color="BFBFBF" w:sz="4"/>
+              <w:left w:val="single" w:color="BFBFBF" w:sz="4"/>
+              <w:bottom w:val="single" w:color="BFBFBF" w:sz="4"/>
+              <w:right w:val="single" w:color="BFBFBF" w:sz="4"/>
+            </w:tcBorders>
+            <w:tcMar>
+              <w:top w:type="dxa" w:w="80"/>
+              <w:left w:type="dxa" w:w="120"/>
+              <w:bottom w:type="dxa" w:w="80"/>
+              <w:right w:type="dxa" w:w="120"/>
+            </w:tcMar>
+          </w:tcPr>
+          <w:p>
+            <w:r>
+              <w:rPr>
+                <w:sz w:val="20"/>
+                <w:szCs w:val="20"/>
+              </w:rPr>
+              <w:t xml:space="preserve">(a) Design data control</w:t>
+            </w:r>
+          </w:p>
+        </w:tc>
+        <w:tc>
+          <w:tcPr>
+            <w:tcW w:type="dxa" w:w="2758"/>
+            <w:tcBorders>
+              <w:top w:val="single" w:color="BFBFBF" w:sz="4"/>
+              <w:left w:val="single" w:color="BFBFBF" w:sz="4"/>
+              <w:bottom w:val="single" w:color="BFBFBF" w:sz="4"/>
+              <w:right w:val="single" w:color="BFBFBF" w:sz="4"/>
+            </w:tcBorders>
+            <w:tcMar>
+              <w:top w:type="dxa" w:w="80"/>
+              <w:left w:type="dxa" w:w="120"/>
+              <w:bottom w:type="dxa" w:w="80"/>
+              <w:right w:type="dxa" w:w="120"/>
+            </w:tcMar>
+          </w:tcPr>
+          <w:p>
+            <w:r>
+              <w:rPr>
+                <w:sz w:val="20"/>
+                <w:szCs w:val="20"/>
+              </w:rPr>
+              <w:t xml:space="preserve">Ensure "that only current, correct, and approved data is used."</w:t>
+            </w:r>
+          </w:p>
+        </w:tc>
+        <w:tc>
+          <w:tcPr>
+            <w:tcW w:type="dxa" w:w="2961"/>
+            <w:tcBorders>
+              <w:top w:val="single" w:color="BFBFBF" w:sz="4"/>
+              <w:left w:val="single" w:color="BFBFBF" w:sz="4"/>
+              <w:bottom w:val="single" w:color="BFBFBF" w:sz="4"/>
+              <w:right w:val="single" w:color="BFBFBF" w:sz="4"/>
+            </w:tcBorders>
+            <w:tcMar>
+              <w:top w:type="dxa" w:w="80"/>
+              <w:left w:type="dxa" w:w="120"/>
+              <w:bottom w:type="dxa" w:w="80"/>
+              <w:right w:type="dxa" w:w="120"/>
+            </w:tcMar>
+          </w:tcPr>
+          <w:p>
+            <w:r>
+              <w:rPr>
+                <w:sz w:val="20"/>
+                <w:szCs w:val="20"/>
+              </w:rPr>
+              <w:t xml:space="preserve">Keep the MBOM and work instructions current to the released EBOM</w:t>
+            </w:r>
+          </w:p>
+        </w:tc>
+      </w:tr>
+      <w:tr>
+        <w:trPr>
+          <w:cantSplit/>
+          <w:tblHeader w:val="false"/>
+        </w:trPr>
+        <w:tc>
+          <w:tcPr>
+            <w:tcW w:type="dxa" w:w="1160"/>
+            <w:tcBorders>
+              <w:top w:val="single" w:color="BFBFBF" w:sz="4"/>
+              <w:left w:val="single" w:color="BFBFBF" w:sz="4"/>
+              <w:bottom w:val="single" w:color="BFBFBF" w:sz="4"/>
+              <w:right w:val="single" w:color="BFBFBF" w:sz="4"/>
+            </w:tcBorders>
+            <w:tcMar>
+              <w:top w:type="dxa" w:w="80"/>
+              <w:left w:type="dxa" w:w="120"/>
+              <w:bottom w:type="dxa" w:w="80"/>
+              <w:right w:type="dxa" w:w="120"/>
+            </w:tcMar>
+          </w:tcPr>
+          <w:p>
+            <w:r>
+              <w:rPr>
+                <w:sz w:val="20"/>
+                <w:szCs w:val="20"/>
+              </w:rPr>
+              <w:t xml:space="preserve">14 CFR 21.137</w:t>
+            </w:r>
+          </w:p>
+        </w:tc>
+        <w:tc>
+          <w:tcPr>
+            <w:tcW w:type="dxa" w:w="2481"/>
+            <w:tcBorders>
+              <w:top w:val="single" w:color="BFBFBF" w:sz="4"/>
+              <w:left w:val="single" w:color="BFBFBF" w:sz="4"/>
+              <w:bottom w:val="single" w:color="BFBFBF" w:sz="4"/>
+              <w:right w:val="single" w:color="BFBFBF" w:sz="4"/>
+            </w:tcBorders>
+            <w:tcMar>
+              <w:top w:type="dxa" w:w="80"/>
+              <w:left w:type="dxa" w:w="120"/>
+              <w:bottom w:type="dxa" w:w="80"/>
+              <w:right w:type="dxa" w:w="120"/>
+            </w:tcMar>
+          </w:tcPr>
+          <w:p>
+            <w:r>
+              <w:rPr>
+                <w:sz w:val="20"/>
+                <w:szCs w:val="20"/>
+              </w:rPr>
+              <w:t xml:space="preserve">(d) Manufacturing process control</w:t>
+            </w:r>
+          </w:p>
+        </w:tc>
+        <w:tc>
+          <w:tcPr>
+            <w:tcW w:type="dxa" w:w="2758"/>
+            <w:tcBorders>
+              <w:top w:val="single" w:color="BFBFBF" w:sz="4"/>
+              <w:left w:val="single" w:color="BFBFBF" w:sz="4"/>
+              <w:bottom w:val="single" w:color="BFBFBF" w:sz="4"/>
+              <w:right w:val="single" w:color="BFBFBF" w:sz="4"/>
+            </w:tcBorders>
+            <w:tcMar>
+              <w:top w:type="dxa" w:w="80"/>
+              <w:left w:type="dxa" w:w="120"/>
+              <w:bottom w:type="dxa" w:w="80"/>
+              <w:right w:type="dxa" w:w="120"/>
+            </w:tcMar>
+          </w:tcPr>
+          <w:p>
+            <w:r>
+              <w:rPr>
+                <w:sz w:val="20"/>
+                <w:szCs w:val="20"/>
+              </w:rPr>
+              <w:t xml:space="preserve">Control manufacturing processes "to ensure that each product and article conforms to its approved design."</w:t>
+            </w:r>
+          </w:p>
+        </w:tc>
+        <w:tc>
+          <w:tcPr>
+            <w:tcW w:type="dxa" w:w="2961"/>
+            <w:tcBorders>
+              <w:top w:val="single" w:color="BFBFBF" w:sz="4"/>
+              <w:left w:val="single" w:color="BFBFBF" w:sz="4"/>
+              <w:bottom w:val="single" w:color="BFBFBF" w:sz="4"/>
+              <w:right w:val="single" w:color="BFBFBF" w:sz="4"/>
+            </w:tcBorders>
+            <w:tcMar>
+              <w:top w:type="dxa" w:w="80"/>
+              <w:left w:type="dxa" w:w="120"/>
+              <w:bottom w:type="dxa" w:w="80"/>
+              <w:right w:type="dxa" w:w="120"/>
+            </w:tcMar>
+          </w:tcPr>
+          <w:p>
+            <w:r>
+              <w:rPr>
+                <w:sz w:val="20"/>
+                <w:szCs w:val="20"/>
+              </w:rPr>
+              <w:t xml:space="preserve">Plan and control the build to the design</w:t>
+            </w:r>
+          </w:p>
+        </w:tc>
+      </w:tr>
+      <w:tr>
+        <w:trPr>
+          <w:cantSplit/>
+          <w:tblHeader w:val="false"/>
+        </w:trPr>
+        <w:tc>
+          <w:tcPr>
+            <w:tcW w:type="dxa" w:w="1160"/>
+            <w:tcBorders>
+              <w:top w:val="single" w:color="BFBFBF" w:sz="4"/>
+              <w:left w:val="single" w:color="BFBFBF" w:sz="4"/>
+              <w:bottom w:val="single" w:color="BFBFBF" w:sz="4"/>
+              <w:right w:val="single" w:color="BFBFBF" w:sz="4"/>
+            </w:tcBorders>
+            <w:tcMar>
+              <w:top w:type="dxa" w:w="80"/>
+              <w:left w:type="dxa" w:w="120"/>
+              <w:bottom w:type="dxa" w:w="80"/>
+              <w:right w:type="dxa" w:w="120"/>
+            </w:tcMar>
+          </w:tcPr>
+          <w:p>
+            <w:r>
+              <w:rPr>
+                <w:sz w:val="20"/>
+                <w:szCs w:val="20"/>
+              </w:rPr>
+              <w:t xml:space="preserve">14 CFR 21.137</w:t>
+            </w:r>
+          </w:p>
+        </w:tc>
+        <w:tc>
+          <w:tcPr>
+            <w:tcW w:type="dxa" w:w="2481"/>
+            <w:tcBorders>
+              <w:top w:val="single" w:color="BFBFBF" w:sz="4"/>
+              <w:left w:val="single" w:color="BFBFBF" w:sz="4"/>
+              <w:bottom w:val="single" w:color="BFBFBF" w:sz="4"/>
+              <w:right w:val="single" w:color="BFBFBF" w:sz="4"/>
+            </w:tcBorders>
+            <w:tcMar>
+              <w:top w:type="dxa" w:w="80"/>
+              <w:left w:type="dxa" w:w="120"/>
+              <w:bottom w:type="dxa" w:w="80"/>
+              <w:right w:type="dxa" w:w="120"/>
+            </w:tcMar>
+          </w:tcPr>
+          <w:p>
+            <w:r>
+              <w:rPr>
+                <w:sz w:val="20"/>
+                <w:szCs w:val="20"/>
+              </w:rPr>
+              <w:t xml:space="preserve">(e) Inspecting and testing</w:t>
+            </w:r>
+          </w:p>
+        </w:tc>
+        <w:tc>
+          <w:tcPr>
+            <w:tcW w:type="dxa" w:w="2758"/>
+            <w:tcBorders>
+              <w:top w:val="single" w:color="BFBFBF" w:sz="4"/>
+              <w:left w:val="single" w:color="BFBFBF" w:sz="4"/>
+              <w:bottom w:val="single" w:color="BFBFBF" w:sz="4"/>
+              <w:right w:val="single" w:color="BFBFBF" w:sz="4"/>
+            </w:tcBorders>
+            <w:tcMar>
+              <w:top w:type="dxa" w:w="80"/>
+              <w:left w:type="dxa" w:w="120"/>
+              <w:bottom w:type="dxa" w:w="80"/>
+              <w:right w:type="dxa" w:w="120"/>
+            </w:tcMar>
+          </w:tcPr>
+          <w:p>
+            <w:r>
+              <w:rPr>
+                <w:sz w:val="20"/>
+                <w:szCs w:val="20"/>
+              </w:rPr>
+              <w:t xml:space="preserve">Inspections and tests "ensure that each product and article conforms to its approved design."</w:t>
+            </w:r>
+          </w:p>
+        </w:tc>
+        <w:tc>
+          <w:tcPr>
+            <w:tcW w:type="dxa" w:w="2961"/>
+            <w:tcBorders>
+              <w:top w:val="single" w:color="BFBFBF" w:sz="4"/>
+              <w:left w:val="single" w:color="BFBFBF" w:sz="4"/>
+              <w:bottom w:val="single" w:color="BFBFBF" w:sz="4"/>
+              <w:right w:val="single" w:color="BFBFBF" w:sz="4"/>
+            </w:tcBorders>
+            <w:tcMar>
+              <w:top w:type="dxa" w:w="80"/>
+              <w:left w:type="dxa" w:w="120"/>
+              <w:bottom w:type="dxa" w:w="80"/>
+              <w:right w:type="dxa" w:w="120"/>
+            </w:tcMar>
+          </w:tcPr>
+          <w:p>
+            <w:r>
+              <w:rPr>
+                <w:sz w:val="20"/>
+                <w:szCs w:val="20"/>
+              </w:rPr>
+              <w:t xml:space="preserve">Plan inspection operations into the routing</w:t>
+            </w:r>
+          </w:p>
+        </w:tc>
+      </w:tr>
+      <w:tr>
+        <w:trPr>
+          <w:cantSplit/>
+          <w:tblHeader w:val="false"/>
+        </w:trPr>
+        <w:tc>
+          <w:tcPr>
+            <w:tcW w:type="dxa" w:w="1160"/>
+            <w:tcBorders>
+              <w:top w:val="single" w:color="BFBFBF" w:sz="4"/>
+              <w:left w:val="single" w:color="BFBFBF" w:sz="4"/>
+              <w:bottom w:val="single" w:color="BFBFBF" w:sz="4"/>
+              <w:right w:val="single" w:color="BFBFBF" w:sz="4"/>
+            </w:tcBorders>
+            <w:tcMar>
+              <w:top w:type="dxa" w:w="80"/>
+              <w:left w:type="dxa" w:w="120"/>
+              <w:bottom w:type="dxa" w:w="80"/>
+              <w:right w:type="dxa" w:w="120"/>
+            </w:tcMar>
+          </w:tcPr>
+          <w:p>
+            <w:r>
+              <w:rPr>
+                <w:sz w:val="20"/>
+                <w:szCs w:val="20"/>
+              </w:rPr>
+              <w:t xml:space="preserve">14 CFR 21.137</w:t>
+            </w:r>
+          </w:p>
+        </w:tc>
+        <w:tc>
+          <w:tcPr>
+            <w:tcW w:type="dxa" w:w="2481"/>
+            <w:tcBorders>
+              <w:top w:val="single" w:color="BFBFBF" w:sz="4"/>
+              <w:left w:val="single" w:color="BFBFBF" w:sz="4"/>
+              <w:bottom w:val="single" w:color="BFBFBF" w:sz="4"/>
+              <w:right w:val="single" w:color="BFBFBF" w:sz="4"/>
+            </w:tcBorders>
+            <w:tcMar>
+              <w:top w:type="dxa" w:w="80"/>
+              <w:left w:type="dxa" w:w="120"/>
+              <w:bottom w:type="dxa" w:w="80"/>
+              <w:right w:type="dxa" w:w="120"/>
+            </w:tcMar>
+          </w:tcPr>
+          <w:p>
+            <w:r>
+              <w:rPr>
+                <w:sz w:val="20"/>
+                <w:szCs w:val="20"/>
+              </w:rPr>
+              <w:t xml:space="preserve">(g) Inspection and test status</w:t>
+            </w:r>
+          </w:p>
+        </w:tc>
+        <w:tc>
+          <w:tcPr>
+            <w:tcW w:type="dxa" w:w="2758"/>
+            <w:tcBorders>
+              <w:top w:val="single" w:color="BFBFBF" w:sz="4"/>
+              <w:left w:val="single" w:color="BFBFBF" w:sz="4"/>
+              <w:bottom w:val="single" w:color="BFBFBF" w:sz="4"/>
+              <w:right w:val="single" w:color="BFBFBF" w:sz="4"/>
+            </w:tcBorders>
+            <w:tcMar>
+              <w:top w:type="dxa" w:w="80"/>
+              <w:left w:type="dxa" w:w="120"/>
+              <w:bottom w:type="dxa" w:w="80"/>
+              <w:right w:type="dxa" w:w="120"/>
+            </w:tcMar>
+          </w:tcPr>
+          <w:p>
+            <w:r>
+              <w:rPr>
+                <w:sz w:val="20"/>
+                <w:szCs w:val="20"/>
+              </w:rPr>
+              <w:t xml:space="preserve">Document the inspection and test status of products "manufactured to the approved design."</w:t>
+            </w:r>
+          </w:p>
+        </w:tc>
+        <w:tc>
+          <w:tcPr>
+            <w:tcW w:type="dxa" w:w="2961"/>
+            <w:tcBorders>
+              <w:top w:val="single" w:color="BFBFBF" w:sz="4"/>
+              <w:left w:val="single" w:color="BFBFBF" w:sz="4"/>
+              <w:bottom w:val="single" w:color="BFBFBF" w:sz="4"/>
+              <w:right w:val="single" w:color="BFBFBF" w:sz="4"/>
+            </w:tcBorders>
+            <w:tcMar>
+              <w:top w:type="dxa" w:w="80"/>
+              <w:left w:type="dxa" w:w="120"/>
+              <w:bottom w:type="dxa" w:w="80"/>
+              <w:right w:type="dxa" w:w="120"/>
+            </w:tcMar>
+          </w:tcPr>
+          <w:p>
+            <w:r>
+              <w:rPr>
+                <w:sz w:val="20"/>
+                <w:szCs w:val="20"/>
+              </w:rPr>
+              <w:t xml:space="preserve">Record status in the build record</w:t>
+            </w:r>
+          </w:p>
+        </w:tc>
+      </w:tr>
+      <w:tr>
+        <w:trPr>
+          <w:cantSplit/>
+          <w:tblHeader w:val="false"/>
+        </w:trPr>
+        <w:tc>
+          <w:tcPr>
+            <w:tcW w:type="dxa" w:w="1160"/>
+            <w:tcBorders>
+              <w:top w:val="single" w:color="BFBFBF" w:sz="4"/>
+              <w:left w:val="single" w:color="BFBFBF" w:sz="4"/>
+              <w:bottom w:val="single" w:color="BFBFBF" w:sz="4"/>
+              <w:right w:val="single" w:color="BFBFBF" w:sz="4"/>
+            </w:tcBorders>
+            <w:tcMar>
+              <w:top w:type="dxa" w:w="80"/>
+              <w:left w:type="dxa" w:w="120"/>
+              <w:bottom w:type="dxa" w:w="80"/>
+              <w:right w:type="dxa" w:w="120"/>
+            </w:tcMar>
+          </w:tcPr>
+          <w:p>
+            <w:r>
+              <w:rPr>
+                <w:sz w:val="20"/>
+                <w:szCs w:val="20"/>
+              </w:rPr>
+              <w:t xml:space="preserve">14 CFR 21.146</w:t>
+            </w:r>
+          </w:p>
+        </w:tc>
+        <w:tc>
+          <w:tcPr>
+            <w:tcW w:type="dxa" w:w="2481"/>
+            <w:tcBorders>
+              <w:top w:val="single" w:color="BFBFBF" w:sz="4"/>
+              <w:left w:val="single" w:color="BFBFBF" w:sz="4"/>
+              <w:bottom w:val="single" w:color="BFBFBF" w:sz="4"/>
+              <w:right w:val="single" w:color="BFBFBF" w:sz="4"/>
+            </w:tcBorders>
+            <w:tcMar>
+              <w:top w:type="dxa" w:w="80"/>
+              <w:left w:type="dxa" w:w="120"/>
+              <w:bottom w:type="dxa" w:w="80"/>
+              <w:right w:type="dxa" w:w="120"/>
+            </w:tcMar>
+          </w:tcPr>
+          <w:p>
+            <w:r>
+              <w:rPr>
+                <w:sz w:val="20"/>
+                <w:szCs w:val="20"/>
+              </w:rPr>
+              <w:t xml:space="preserve">(c) Responsibility of holder</w:t>
+            </w:r>
+          </w:p>
+        </w:tc>
+        <w:tc>
+          <w:tcPr>
+            <w:tcW w:type="dxa" w:w="2758"/>
+            <w:tcBorders>
+              <w:top w:val="single" w:color="BFBFBF" w:sz="4"/>
+              <w:left w:val="single" w:color="BFBFBF" w:sz="4"/>
+              <w:bottom w:val="single" w:color="BFBFBF" w:sz="4"/>
+              <w:right w:val="single" w:color="BFBFBF" w:sz="4"/>
+            </w:tcBorders>
+            <w:tcMar>
+              <w:top w:type="dxa" w:w="80"/>
+              <w:left w:type="dxa" w:w="120"/>
+              <w:bottom w:type="dxa" w:w="80"/>
+              <w:right w:type="dxa" w:w="120"/>
+            </w:tcMar>
+          </w:tcPr>
+          <w:p>
+            <w:r>
+              <w:rPr>
+                <w:sz w:val="20"/>
+                <w:szCs w:val="20"/>
+              </w:rPr>
+              <w:t xml:space="preserve">Ensure each completed product conforms to its approved design and is in a condition for safe operation.</w:t>
+            </w:r>
+          </w:p>
+        </w:tc>
+        <w:tc>
+          <w:tcPr>
+            <w:tcW w:type="dxa" w:w="2961"/>
+            <w:tcBorders>
+              <w:top w:val="single" w:color="BFBFBF" w:sz="4"/>
+              <w:left w:val="single" w:color="BFBFBF" w:sz="4"/>
+              <w:bottom w:val="single" w:color="BFBFBF" w:sz="4"/>
+              <w:right w:val="single" w:color="BFBFBF" w:sz="4"/>
+            </w:tcBorders>
+            <w:tcMar>
+              <w:top w:type="dxa" w:w="80"/>
+              <w:left w:type="dxa" w:w="120"/>
+              <w:bottom w:type="dxa" w:w="80"/>
+              <w:right w:type="dxa" w:w="120"/>
+            </w:tcMar>
+          </w:tcPr>
+          <w:p>
+            <w:r>
+              <w:rPr>
+                <w:sz w:val="20"/>
+                <w:szCs w:val="20"/>
+              </w:rPr>
+              <w:t xml:space="preserve">Close every planned operation before release</w:t>
+            </w:r>
+          </w:p>
+        </w:tc>
+      </w:tr>
+      <w:tr>
+        <w:trPr>
+          <w:cantSplit/>
+          <w:tblHeader w:val="false"/>
+        </w:trPr>
+        <w:tc>
+          <w:tcPr>
+            <w:tcW w:type="dxa" w:w="1160"/>
+            <w:tcBorders>
+              <w:top w:val="single" w:color="BFBFBF" w:sz="4"/>
+              <w:left w:val="single" w:color="BFBFBF" w:sz="4"/>
+              <w:bottom w:val="single" w:color="BFBFBF" w:sz="4"/>
+              <w:right w:val="single" w:color="BFBFBF" w:sz="4"/>
+            </w:tcBorders>
+            <w:tcMar>
+              <w:top w:type="dxa" w:w="80"/>
+              <w:left w:type="dxa" w:w="120"/>
+              <w:bottom w:type="dxa" w:w="80"/>
+              <w:right w:type="dxa" w:w="120"/>
+            </w:tcMar>
+          </w:tcPr>
+          <w:p>
+            <w:r>
+              <w:rPr>
+                <w:sz w:val="20"/>
+                <w:szCs w:val="20"/>
+              </w:rPr>
+              <w:t xml:space="preserve">AS9100D</w:t>
+            </w:r>
+          </w:p>
+        </w:tc>
+        <w:tc>
+          <w:tcPr>
+            <w:tcW w:type="dxa" w:w="2481"/>
+            <w:tcBorders>
+              <w:top w:val="single" w:color="BFBFBF" w:sz="4"/>
+              <w:left w:val="single" w:color="BFBFBF" w:sz="4"/>
+              <w:bottom w:val="single" w:color="BFBFBF" w:sz="4"/>
+              <w:right w:val="single" w:color="BFBFBF" w:sz="4"/>
+            </w:tcBorders>
+            <w:tcMar>
+              <w:top w:type="dxa" w:w="80"/>
+              <w:left w:type="dxa" w:w="120"/>
+              <w:bottom w:type="dxa" w:w="80"/>
+              <w:right w:type="dxa" w:w="120"/>
+            </w:tcMar>
+          </w:tcPr>
+          <w:p>
+            <w:r>
+              <w:rPr>
+                <w:sz w:val="20"/>
+                <w:szCs w:val="20"/>
+              </w:rPr>
+              <w:t xml:space="preserve">8.5.1 Control of production and service provision</w:t>
+            </w:r>
+          </w:p>
+        </w:tc>
+        <w:tc>
+          <w:tcPr>
+            <w:tcW w:type="dxa" w:w="2758"/>
+            <w:tcBorders>
+              <w:top w:val="single" w:color="BFBFBF" w:sz="4"/>
+              <w:left w:val="single" w:color="BFBFBF" w:sz="4"/>
+              <w:bottom w:val="single" w:color="BFBFBF" w:sz="4"/>
+              <w:right w:val="single" w:color="BFBFBF" w:sz="4"/>
+            </w:tcBorders>
+            <w:tcMar>
+              <w:top w:type="dxa" w:w="80"/>
+              <w:left w:type="dxa" w:w="120"/>
+              <w:bottom w:type="dxa" w:w="80"/>
+              <w:right w:type="dxa" w:w="120"/>
+            </w:tcMar>
+          </w:tcPr>
+          <w:p>
+            <w:r>
+              <w:rPr>
+                <w:sz w:val="20"/>
+                <w:szCs w:val="20"/>
+              </w:rPr>
+              <w:t xml:space="preserve">Controlled conditions, including documented information that defines product characteristics, monitoring at appropriate stages, evidence that all production and inspection operations were completed as planned, and accountability for all product during production.</w:t>
+            </w:r>
+          </w:p>
+        </w:tc>
+        <w:tc>
+          <w:tcPr>
+            <w:tcW w:type="dxa" w:w="2961"/>
+            <w:tcBorders>
+              <w:top w:val="single" w:color="BFBFBF" w:sz="4"/>
+              <w:left w:val="single" w:color="BFBFBF" w:sz="4"/>
+              <w:bottom w:val="single" w:color="BFBFBF" w:sz="4"/>
+              <w:right w:val="single" w:color="BFBFBF" w:sz="4"/>
+            </w:tcBorders>
+            <w:tcMar>
+              <w:top w:type="dxa" w:w="80"/>
+              <w:left w:type="dxa" w:w="120"/>
+              <w:bottom w:type="dxa" w:w="80"/>
+              <w:right w:type="dxa" w:w="120"/>
+            </w:tcMar>
+          </w:tcPr>
+          <w:p>
+            <w:r>
+              <w:rPr>
+                <w:sz w:val="20"/>
+                <w:szCs w:val="20"/>
+              </w:rPr>
+              <w:t xml:space="preserve">Call out released parts in work instructions. Buy off every planned operation.</w:t>
+            </w:r>
+          </w:p>
+        </w:tc>
+      </w:tr>
+      <w:tr>
+        <w:trPr>
+          <w:cantSplit/>
+          <w:tblHeader w:val="false"/>
+        </w:trPr>
+        <w:tc>
+          <w:tcPr>
+            <w:tcW w:type="dxa" w:w="1160"/>
+            <w:tcBorders>
+              <w:top w:val="single" w:color="BFBFBF" w:sz="4"/>
+              <w:left w:val="single" w:color="BFBFBF" w:sz="4"/>
+              <w:bottom w:val="single" w:color="BFBFBF" w:sz="4"/>
+              <w:right w:val="single" w:color="BFBFBF" w:sz="4"/>
+            </w:tcBorders>
+            <w:tcMar>
+              <w:top w:type="dxa" w:w="80"/>
+              <w:left w:type="dxa" w:w="120"/>
+              <w:bottom w:type="dxa" w:w="80"/>
+              <w:right w:type="dxa" w:w="120"/>
+            </w:tcMar>
+          </w:tcPr>
+          <w:p>
+            <w:r>
+              <w:rPr>
+                <w:sz w:val="20"/>
+                <w:szCs w:val="20"/>
+              </w:rPr>
+              <w:t xml:space="preserve">AS9100D</w:t>
+            </w:r>
+          </w:p>
+        </w:tc>
+        <w:tc>
+          <w:tcPr>
+            <w:tcW w:type="dxa" w:w="2481"/>
+            <w:tcBorders>
+              <w:top w:val="single" w:color="BFBFBF" w:sz="4"/>
+              <w:left w:val="single" w:color="BFBFBF" w:sz="4"/>
+              <w:bottom w:val="single" w:color="BFBFBF" w:sz="4"/>
+              <w:right w:val="single" w:color="BFBFBF" w:sz="4"/>
+            </w:tcBorders>
+            <w:tcMar>
+              <w:top w:type="dxa" w:w="80"/>
+              <w:left w:type="dxa" w:w="120"/>
+              <w:bottom w:type="dxa" w:w="80"/>
+              <w:right w:type="dxa" w:w="120"/>
+            </w:tcMar>
+          </w:tcPr>
+          <w:p>
+            <w:r>
+              <w:rPr>
+                <w:sz w:val="20"/>
+                <w:szCs w:val="20"/>
+              </w:rPr>
+              <w:t xml:space="preserve">8.5.1.3 Production process verification</w:t>
+            </w:r>
+          </w:p>
+        </w:tc>
+        <w:tc>
+          <w:tcPr>
+            <w:tcW w:type="dxa" w:w="2758"/>
+            <w:tcBorders>
+              <w:top w:val="single" w:color="BFBFBF" w:sz="4"/>
+              <w:left w:val="single" w:color="BFBFBF" w:sz="4"/>
+              <w:bottom w:val="single" w:color="BFBFBF" w:sz="4"/>
+              <w:right w:val="single" w:color="BFBFBF" w:sz="4"/>
+            </w:tcBorders>
+            <w:tcMar>
+              <w:top w:type="dxa" w:w="80"/>
+              <w:left w:type="dxa" w:w="120"/>
+              <w:bottom w:type="dxa" w:w="80"/>
+              <w:right w:type="dxa" w:w="120"/>
+            </w:tcMar>
+          </w:tcPr>
+          <w:p>
+            <w:r>
+              <w:rPr>
+                <w:sz w:val="20"/>
+                <w:szCs w:val="20"/>
+              </w:rPr>
+              <w:t xml:space="preserve">Use a representative item from the first production run of a new part or assembly to verify production processes, production documentation, and tooling. Repeat when changes invalidate the results. This is first article inspection.</w:t>
+            </w:r>
+          </w:p>
+        </w:tc>
+        <w:tc>
+          <w:tcPr>
+            <w:tcW w:type="dxa" w:w="2961"/>
+            <w:tcBorders>
+              <w:top w:val="single" w:color="BFBFBF" w:sz="4"/>
+              <w:left w:val="single" w:color="BFBFBF" w:sz="4"/>
+              <w:bottom w:val="single" w:color="BFBFBF" w:sz="4"/>
+              <w:right w:val="single" w:color="BFBFBF" w:sz="4"/>
+            </w:tcBorders>
+            <w:tcMar>
+              <w:top w:type="dxa" w:w="80"/>
+              <w:left w:type="dxa" w:w="120"/>
+              <w:bottom w:type="dxa" w:w="80"/>
+              <w:right w:type="dxa" w:w="120"/>
+            </w:tcMar>
+          </w:tcPr>
+          <w:p>
+            <w:r>
+              <w:rPr>
+                <w:sz w:val="20"/>
+                <w:szCs w:val="20"/>
+              </w:rPr>
+              <w:t xml:space="preserve">Make the build package ready for first article inspection, and again after changes</w:t>
+            </w:r>
+          </w:p>
+        </w:tc>
+      </w:tr>
+      <w:tr>
+        <w:trPr>
+          <w:cantSplit/>
+          <w:tblHeader w:val="false"/>
+        </w:trPr>
+        <w:tc>
+          <w:tcPr>
+            <w:tcW w:type="dxa" w:w="1160"/>
+            <w:tcBorders>
+              <w:top w:val="single" w:color="BFBFBF" w:sz="4"/>
+              <w:left w:val="single" w:color="BFBFBF" w:sz="4"/>
+              <w:bottom w:val="single" w:color="BFBFBF" w:sz="4"/>
+              <w:right w:val="single" w:color="BFBFBF" w:sz="4"/>
+            </w:tcBorders>
+            <w:tcMar>
+              <w:top w:type="dxa" w:w="80"/>
+              <w:left w:type="dxa" w:w="120"/>
+              <w:bottom w:type="dxa" w:w="80"/>
+              <w:right w:type="dxa" w:w="120"/>
+            </w:tcMar>
+          </w:tcPr>
+          <w:p>
+            <w:r>
+              <w:rPr>
+                <w:sz w:val="20"/>
+                <w:szCs w:val="20"/>
+              </w:rPr>
+              <w:t xml:space="preserve">AS9100D</w:t>
+            </w:r>
+          </w:p>
+        </w:tc>
+        <w:tc>
+          <w:tcPr>
+            <w:tcW w:type="dxa" w:w="2481"/>
+            <w:tcBorders>
+              <w:top w:val="single" w:color="BFBFBF" w:sz="4"/>
+              <w:left w:val="single" w:color="BFBFBF" w:sz="4"/>
+              <w:bottom w:val="single" w:color="BFBFBF" w:sz="4"/>
+              <w:right w:val="single" w:color="BFBFBF" w:sz="4"/>
+            </w:tcBorders>
+            <w:tcMar>
+              <w:top w:type="dxa" w:w="80"/>
+              <w:left w:type="dxa" w:w="120"/>
+              <w:bottom w:type="dxa" w:w="80"/>
+              <w:right w:type="dxa" w:w="120"/>
+            </w:tcMar>
+          </w:tcPr>
+          <w:p>
+            <w:r>
+              <w:rPr>
+                <w:sz w:val="20"/>
+                <w:szCs w:val="20"/>
+              </w:rPr>
+              <w:t xml:space="preserve">8.5.2 Identification and traceability</w:t>
+            </w:r>
+          </w:p>
+        </w:tc>
+        <w:tc>
+          <w:tcPr>
+            <w:tcW w:type="dxa" w:w="2758"/>
+            <w:tcBorders>
+              <w:top w:val="single" w:color="BFBFBF" w:sz="4"/>
+              <w:left w:val="single" w:color="BFBFBF" w:sz="4"/>
+              <w:bottom w:val="single" w:color="BFBFBF" w:sz="4"/>
+              <w:right w:val="single" w:color="BFBFBF" w:sz="4"/>
+            </w:tcBorders>
+            <w:tcMar>
+              <w:top w:type="dxa" w:w="80"/>
+              <w:left w:type="dxa" w:w="120"/>
+              <w:bottom w:type="dxa" w:w="80"/>
+              <w:right w:type="dxa" w:w="120"/>
+            </w:tcMar>
+          </w:tcPr>
+          <w:p>
+            <w:r>
+              <w:rPr>
+                <w:sz w:val="20"/>
+                <w:szCs w:val="20"/>
+              </w:rPr>
+              <w:t xml:space="preserve">Trace components to the assembly and the next higher assembly. Retrieve a sequential record of production, assembly, and inspection.</w:t>
+            </w:r>
+          </w:p>
+        </w:tc>
+        <w:tc>
+          <w:tcPr>
+            <w:tcW w:type="dxa" w:w="2961"/>
+            <w:tcBorders>
+              <w:top w:val="single" w:color="BFBFBF" w:sz="4"/>
+              <w:left w:val="single" w:color="BFBFBF" w:sz="4"/>
+              <w:bottom w:val="single" w:color="BFBFBF" w:sz="4"/>
+              <w:right w:val="single" w:color="BFBFBF" w:sz="4"/>
+            </w:tcBorders>
+            <w:tcMar>
+              <w:top w:type="dxa" w:w="80"/>
+              <w:left w:type="dxa" w:w="120"/>
+              <w:bottom w:type="dxa" w:w="80"/>
+              <w:right w:type="dxa" w:w="120"/>
+            </w:tcMar>
+          </w:tcPr>
+          <w:p>
+            <w:r>
+              <w:rPr>
+                <w:sz w:val="20"/>
+                <w:szCs w:val="20"/>
+              </w:rPr>
+              <w:t xml:space="preserve">Capture installed parts and completed operations in the build record</w:t>
+            </w:r>
+          </w:p>
+        </w:tc>
+      </w:tr>
+      <w:tr>
+        <w:trPr>
+          <w:cantSplit/>
+          <w:tblHeader w:val="false"/>
+        </w:trPr>
+        <w:tc>
+          <w:tcPr>
+            <w:tcW w:type="dxa" w:w="1160"/>
+            <w:tcBorders>
+              <w:top w:val="single" w:color="BFBFBF" w:sz="4"/>
+              <w:left w:val="single" w:color="BFBFBF" w:sz="4"/>
+              <w:bottom w:val="single" w:color="BFBFBF" w:sz="4"/>
+              <w:right w:val="single" w:color="BFBFBF" w:sz="4"/>
+            </w:tcBorders>
+            <w:tcMar>
+              <w:top w:type="dxa" w:w="80"/>
+              <w:left w:type="dxa" w:w="120"/>
+              <w:bottom w:type="dxa" w:w="80"/>
+              <w:right w:type="dxa" w:w="120"/>
+            </w:tcMar>
+          </w:tcPr>
+          <w:p>
+            <w:r>
+              <w:rPr>
+                <w:sz w:val="20"/>
+                <w:szCs w:val="20"/>
+              </w:rPr>
+              <w:t xml:space="preserve">AS9100D</w:t>
+            </w:r>
+          </w:p>
+        </w:tc>
+        <w:tc>
+          <w:tcPr>
+            <w:tcW w:type="dxa" w:w="2481"/>
+            <w:tcBorders>
+              <w:top w:val="single" w:color="BFBFBF" w:sz="4"/>
+              <w:left w:val="single" w:color="BFBFBF" w:sz="4"/>
+              <w:bottom w:val="single" w:color="BFBFBF" w:sz="4"/>
+              <w:right w:val="single" w:color="BFBFBF" w:sz="4"/>
+            </w:tcBorders>
+            <w:tcMar>
+              <w:top w:type="dxa" w:w="80"/>
+              <w:left w:type="dxa" w:w="120"/>
+              <w:bottom w:type="dxa" w:w="80"/>
+              <w:right w:type="dxa" w:w="120"/>
+            </w:tcMar>
+          </w:tcPr>
+          <w:p>
+            <w:r>
+              <w:rPr>
+                <w:sz w:val="20"/>
+                <w:szCs w:val="20"/>
+              </w:rPr>
+              <w:t xml:space="preserve">8.5.6 Control of changes</w:t>
+            </w:r>
+          </w:p>
+        </w:tc>
+        <w:tc>
+          <w:tcPr>
+            <w:tcW w:type="dxa" w:w="2758"/>
+            <w:tcBorders>
+              <w:top w:val="single" w:color="BFBFBF" w:sz="4"/>
+              <w:left w:val="single" w:color="BFBFBF" w:sz="4"/>
+              <w:bottom w:val="single" w:color="BFBFBF" w:sz="4"/>
+              <w:right w:val="single" w:color="BFBFBF" w:sz="4"/>
+            </w:tcBorders>
+            <w:tcMar>
+              <w:top w:type="dxa" w:w="80"/>
+              <w:left w:type="dxa" w:w="120"/>
+              <w:bottom w:type="dxa" w:w="80"/>
+              <w:right w:type="dxa" w:w="120"/>
+            </w:tcMar>
+          </w:tcPr>
+          <w:p>
+            <w:r>
+              <w:rPr>
+                <w:sz w:val="20"/>
+                <w:szCs w:val="20"/>
+              </w:rPr>
+              <w:t xml:space="preserve">Review and control changes to production. Identify who may approve changes to production processes.</w:t>
+            </w:r>
+          </w:p>
+        </w:tc>
+        <w:tc>
+          <w:tcPr>
+            <w:tcW w:type="dxa" w:w="2961"/>
+            <w:tcBorders>
+              <w:top w:val="single" w:color="BFBFBF" w:sz="4"/>
+              <w:left w:val="single" w:color="BFBFBF" w:sz="4"/>
+              <w:bottom w:val="single" w:color="BFBFBF" w:sz="4"/>
+              <w:right w:val="single" w:color="BFBFBF" w:sz="4"/>
+            </w:tcBorders>
+            <w:tcMar>
+              <w:top w:type="dxa" w:w="80"/>
+              <w:left w:type="dxa" w:w="120"/>
+              <w:bottom w:type="dxa" w:w="80"/>
+              <w:right w:type="dxa" w:w="120"/>
+            </w:tcMar>
+          </w:tcPr>
+          <w:p>
+            <w:r>
+              <w:rPr>
+                <w:sz w:val="20"/>
+                <w:szCs w:val="20"/>
+              </w:rPr>
+              <w:t xml:space="preserve">Implement engineering changes into the MBOM and work instructions under control</w:t>
+            </w:r>
+          </w:p>
+        </w:tc>
+      </w:tr>
+      <w:tr>
+        <w:trPr>
+          <w:cantSplit/>
+          <w:tblHeader w:val="false"/>
+        </w:trPr>
+        <w:tc>
+          <w:tcPr>
+            <w:tcW w:type="dxa" w:w="1160"/>
+            <w:tcBorders>
+              <w:top w:val="single" w:color="BFBFBF" w:sz="4"/>
+              <w:left w:val="single" w:color="BFBFBF" w:sz="4"/>
+              <w:bottom w:val="single" w:color="BFBFBF" w:sz="4"/>
+              <w:right w:val="single" w:color="BFBFBF" w:sz="4"/>
+            </w:tcBorders>
+            <w:tcMar>
+              <w:top w:type="dxa" w:w="80"/>
+              <w:left w:type="dxa" w:w="120"/>
+              <w:bottom w:type="dxa" w:w="80"/>
+              <w:right w:type="dxa" w:w="120"/>
+            </w:tcMar>
+          </w:tcPr>
+          <w:p>
+            <w:r>
+              <w:rPr>
+                <w:sz w:val="20"/>
+                <w:szCs w:val="20"/>
+              </w:rPr>
+              <w:t xml:space="preserve">AS9100D</w:t>
+            </w:r>
+          </w:p>
+        </w:tc>
+        <w:tc>
+          <w:tcPr>
+            <w:tcW w:type="dxa" w:w="2481"/>
+            <w:tcBorders>
+              <w:top w:val="single" w:color="BFBFBF" w:sz="4"/>
+              <w:left w:val="single" w:color="BFBFBF" w:sz="4"/>
+              <w:bottom w:val="single" w:color="BFBFBF" w:sz="4"/>
+              <w:right w:val="single" w:color="BFBFBF" w:sz="4"/>
+            </w:tcBorders>
+            <w:tcMar>
+              <w:top w:type="dxa" w:w="80"/>
+              <w:left w:type="dxa" w:w="120"/>
+              <w:bottom w:type="dxa" w:w="80"/>
+              <w:right w:type="dxa" w:w="120"/>
+            </w:tcMar>
+          </w:tcPr>
+          <w:p>
+            <w:r>
+              <w:rPr>
+                <w:sz w:val="20"/>
+                <w:szCs w:val="20"/>
+              </w:rPr>
+              <w:t xml:space="preserve">8.6 Release of products and services</w:t>
+            </w:r>
+          </w:p>
+        </w:tc>
+        <w:tc>
+          <w:tcPr>
+            <w:tcW w:type="dxa" w:w="2758"/>
+            <w:tcBorders>
+              <w:top w:val="single" w:color="BFBFBF" w:sz="4"/>
+              <w:left w:val="single" w:color="BFBFBF" w:sz="4"/>
+              <w:bottom w:val="single" w:color="BFBFBF" w:sz="4"/>
+              <w:right w:val="single" w:color="BFBFBF" w:sz="4"/>
+            </w:tcBorders>
+            <w:tcMar>
+              <w:top w:type="dxa" w:w="80"/>
+              <w:left w:type="dxa" w:w="120"/>
+              <w:bottom w:type="dxa" w:w="80"/>
+              <w:right w:type="dxa" w:w="120"/>
+            </w:tcMar>
+          </w:tcPr>
+          <w:p>
+            <w:r>
+              <w:rPr>
+                <w:sz w:val="20"/>
+                <w:szCs w:val="20"/>
+              </w:rPr>
+              <w:t xml:space="preserve">Release only after planned arrangements are complete. Retain evidence of conformity.</w:t>
+            </w:r>
+          </w:p>
+        </w:tc>
+        <w:tc>
+          <w:tcPr>
+            <w:tcW w:type="dxa" w:w="2961"/>
+            <w:tcBorders>
+              <w:top w:val="single" w:color="BFBFBF" w:sz="4"/>
+              <w:left w:val="single" w:color="BFBFBF" w:sz="4"/>
+              <w:bottom w:val="single" w:color="BFBFBF" w:sz="4"/>
+              <w:right w:val="single" w:color="BFBFBF" w:sz="4"/>
+            </w:tcBorders>
+            <w:tcMar>
+              <w:top w:type="dxa" w:w="80"/>
+              <w:left w:type="dxa" w:w="120"/>
+              <w:bottom w:type="dxa" w:w="80"/>
+              <w:right w:type="dxa" w:w="120"/>
+            </w:tcMar>
+          </w:tcPr>
+          <w:p>
+            <w:r>
+              <w:rPr>
+                <w:sz w:val="20"/>
+                <w:szCs w:val="20"/>
+              </w:rPr>
+              <w:t xml:space="preserve">Provide the completed build record for release</w:t>
+            </w:r>
+          </w:p>
+        </w:tc>
+      </w:tr>
+      <w:tr>
+        <w:trPr>
+          <w:cantSplit/>
+          <w:tblHeader w:val="false"/>
+        </w:trPr>
+        <w:tc>
+          <w:tcPr>
+            <w:tcW w:type="dxa" w:w="1160"/>
+            <w:tcBorders>
+              <w:top w:val="single" w:color="BFBFBF" w:sz="4"/>
+              <w:left w:val="single" w:color="BFBFBF" w:sz="4"/>
+              <w:bottom w:val="single" w:color="BFBFBF" w:sz="4"/>
+              <w:right w:val="single" w:color="BFBFBF" w:sz="4"/>
+            </w:tcBorders>
+            <w:tcMar>
+              <w:top w:type="dxa" w:w="80"/>
+              <w:left w:type="dxa" w:w="120"/>
+              <w:bottom w:type="dxa" w:w="80"/>
+              <w:right w:type="dxa" w:w="120"/>
+            </w:tcMar>
+          </w:tcPr>
+          <w:p>
+            <w:r>
+              <w:rPr>
+                <w:sz w:val="20"/>
+                <w:szCs w:val="20"/>
+              </w:rPr>
+              <w:t xml:space="preserve">AS9145</w:t>
+            </w:r>
+          </w:p>
+        </w:tc>
+        <w:tc>
+          <w:tcPr>
+            <w:tcW w:type="dxa" w:w="2481"/>
+            <w:tcBorders>
+              <w:top w:val="single" w:color="BFBFBF" w:sz="4"/>
+              <w:left w:val="single" w:color="BFBFBF" w:sz="4"/>
+              <w:bottom w:val="single" w:color="BFBFBF" w:sz="4"/>
+              <w:right w:val="single" w:color="BFBFBF" w:sz="4"/>
+            </w:tcBorders>
+            <w:tcMar>
+              <w:top w:type="dxa" w:w="80"/>
+              <w:left w:type="dxa" w:w="120"/>
+              <w:bottom w:type="dxa" w:w="80"/>
+              <w:right w:type="dxa" w:w="120"/>
+            </w:tcMar>
+          </w:tcPr>
+          <w:p>
+            <w:r>
+              <w:rPr>
+                <w:sz w:val="20"/>
+                <w:szCs w:val="20"/>
+              </w:rPr>
+              <w:t xml:space="preserve">4.5 Phase 3, Process Design and Development</w:t>
+            </w:r>
+          </w:p>
+        </w:tc>
+        <w:tc>
+          <w:tcPr>
+            <w:tcW w:type="dxa" w:w="2758"/>
+            <w:tcBorders>
+              <w:top w:val="single" w:color="BFBFBF" w:sz="4"/>
+              <w:left w:val="single" w:color="BFBFBF" w:sz="4"/>
+              <w:bottom w:val="single" w:color="BFBFBF" w:sz="4"/>
+              <w:right w:val="single" w:color="BFBFBF" w:sz="4"/>
+            </w:tcBorders>
+            <w:tcMar>
+              <w:top w:type="dxa" w:w="80"/>
+              <w:left w:type="dxa" w:w="120"/>
+              <w:bottom w:type="dxa" w:w="80"/>
+              <w:right w:type="dxa" w:w="120"/>
+            </w:tcMar>
+          </w:tcPr>
+          <w:p>
+            <w:r>
+              <w:rPr>
+                <w:sz w:val="20"/>
+                <w:szCs w:val="20"/>
+              </w:rPr>
+              <w:t xml:space="preserve">Design manufacturing processes to the identified requirements and risks.</w:t>
+            </w:r>
+          </w:p>
+        </w:tc>
+        <w:tc>
+          <w:tcPr>
+            <w:tcW w:type="dxa" w:w="2961"/>
+            <w:tcBorders>
+              <w:top w:val="single" w:color="BFBFBF" w:sz="4"/>
+              <w:left w:val="single" w:color="BFBFBF" w:sz="4"/>
+              <w:bottom w:val="single" w:color="BFBFBF" w:sz="4"/>
+              <w:right w:val="single" w:color="BFBFBF" w:sz="4"/>
+            </w:tcBorders>
+            <w:tcMar>
+              <w:top w:type="dxa" w:w="80"/>
+              <w:left w:type="dxa" w:w="120"/>
+              <w:bottom w:type="dxa" w:w="80"/>
+              <w:right w:type="dxa" w:w="120"/>
+            </w:tcMar>
+          </w:tcPr>
+          <w:p>
+            <w:r>
+              <w:rPr>
+                <w:sz w:val="20"/>
+                <w:szCs w:val="20"/>
+              </w:rPr>
+              <w:t xml:space="preserve">Own the process flow, PFMEA, and control plan</w:t>
+            </w:r>
+          </w:p>
+        </w:tc>
+      </w:tr>
+      <w:tr>
+        <w:trPr>
+          <w:cantSplit/>
+          <w:tblHeader w:val="false"/>
+        </w:trPr>
+        <w:tc>
+          <w:tcPr>
+            <w:tcW w:type="dxa" w:w="1160"/>
+            <w:tcBorders>
+              <w:top w:val="single" w:color="BFBFBF" w:sz="4"/>
+              <w:left w:val="single" w:color="BFBFBF" w:sz="4"/>
+              <w:bottom w:val="single" w:color="BFBFBF" w:sz="4"/>
+              <w:right w:val="single" w:color="BFBFBF" w:sz="4"/>
+            </w:tcBorders>
+            <w:tcMar>
+              <w:top w:type="dxa" w:w="80"/>
+              <w:left w:type="dxa" w:w="120"/>
+              <w:bottom w:type="dxa" w:w="80"/>
+              <w:right w:type="dxa" w:w="120"/>
+            </w:tcMar>
+          </w:tcPr>
+          <w:p>
+            <w:r>
+              <w:rPr>
+                <w:sz w:val="20"/>
+                <w:szCs w:val="20"/>
+              </w:rPr>
+              <w:t xml:space="preserve">AS9145</w:t>
+            </w:r>
+          </w:p>
+        </w:tc>
+        <w:tc>
+          <w:tcPr>
+            <w:tcW w:type="dxa" w:w="2481"/>
+            <w:tcBorders>
+              <w:top w:val="single" w:color="BFBFBF" w:sz="4"/>
+              <w:left w:val="single" w:color="BFBFBF" w:sz="4"/>
+              <w:bottom w:val="single" w:color="BFBFBF" w:sz="4"/>
+              <w:right w:val="single" w:color="BFBFBF" w:sz="4"/>
+            </w:tcBorders>
+            <w:tcMar>
+              <w:top w:type="dxa" w:w="80"/>
+              <w:left w:type="dxa" w:w="120"/>
+              <w:bottom w:type="dxa" w:w="80"/>
+              <w:right w:type="dxa" w:w="120"/>
+            </w:tcMar>
+          </w:tcPr>
+          <w:p>
+            <w:r>
+              <w:rPr>
+                <w:sz w:val="20"/>
+                <w:szCs w:val="20"/>
+              </w:rPr>
+              <w:t xml:space="preserve">4.6 Phase 4, Product and Process Validation</w:t>
+            </w:r>
+          </w:p>
+        </w:tc>
+        <w:tc>
+          <w:tcPr>
+            <w:tcW w:type="dxa" w:w="2758"/>
+            <w:tcBorders>
+              <w:top w:val="single" w:color="BFBFBF" w:sz="4"/>
+              <w:left w:val="single" w:color="BFBFBF" w:sz="4"/>
+              <w:bottom w:val="single" w:color="BFBFBF" w:sz="4"/>
+              <w:right w:val="single" w:color="BFBFBF" w:sz="4"/>
+            </w:tcBorders>
+            <w:tcMar>
+              <w:top w:type="dxa" w:w="80"/>
+              <w:left w:type="dxa" w:w="120"/>
+              <w:bottom w:type="dxa" w:w="80"/>
+              <w:right w:type="dxa" w:w="120"/>
+            </w:tcMar>
+          </w:tcPr>
+          <w:p>
+            <w:r>
+              <w:rPr>
+                <w:sz w:val="20"/>
+                <w:szCs w:val="20"/>
+              </w:rPr>
+              <w:t xml:space="preserve">Verify that the processes produce conforming product at rate.</w:t>
+            </w:r>
+          </w:p>
+        </w:tc>
+        <w:tc>
+          <w:tcPr>
+            <w:tcW w:type="dxa" w:w="2961"/>
+            <w:tcBorders>
+              <w:top w:val="single" w:color="BFBFBF" w:sz="4"/>
+              <w:left w:val="single" w:color="BFBFBF" w:sz="4"/>
+              <w:bottom w:val="single" w:color="BFBFBF" w:sz="4"/>
+              <w:right w:val="single" w:color="BFBFBF" w:sz="4"/>
+            </w:tcBorders>
+            <w:tcMar>
+              <w:top w:type="dxa" w:w="80"/>
+              <w:left w:type="dxa" w:w="120"/>
+              <w:bottom w:type="dxa" w:w="80"/>
+              <w:right w:type="dxa" w:w="120"/>
+            </w:tcMar>
+          </w:tcPr>
+          <w:p>
+            <w:r>
+              <w:rPr>
+                <w:sz w:val="20"/>
+                <w:szCs w:val="20"/>
+              </w:rPr>
+              <w:t xml:space="preserve">Support production process verification and first article inspection</w:t>
+            </w:r>
+          </w:p>
+        </w:tc>
+      </w:tr>
+      <w:tr>
+        <w:trPr>
+          <w:cantSplit/>
+          <w:tblHeader w:val="false"/>
+        </w:trPr>
+        <w:tc>
+          <w:tcPr>
+            <w:tcW w:type="dxa" w:w="1160"/>
+            <w:tcBorders>
+              <w:top w:val="single" w:color="BFBFBF" w:sz="4"/>
+              <w:left w:val="single" w:color="BFBFBF" w:sz="4"/>
+              <w:bottom w:val="single" w:color="BFBFBF" w:sz="4"/>
+              <w:right w:val="single" w:color="BFBFBF" w:sz="4"/>
+            </w:tcBorders>
+            <w:tcMar>
+              <w:top w:type="dxa" w:w="80"/>
+              <w:left w:type="dxa" w:w="120"/>
+              <w:bottom w:type="dxa" w:w="80"/>
+              <w:right w:type="dxa" w:w="120"/>
+            </w:tcMar>
+          </w:tcPr>
+          <w:p>
+            <w:r>
+              <w:rPr>
+                <w:sz w:val="20"/>
+                <w:szCs w:val="20"/>
+              </w:rPr>
+              <w:t xml:space="preserve">AS9145</w:t>
+            </w:r>
+          </w:p>
+        </w:tc>
+        <w:tc>
+          <w:tcPr>
+            <w:tcW w:type="dxa" w:w="2481"/>
+            <w:tcBorders>
+              <w:top w:val="single" w:color="BFBFBF" w:sz="4"/>
+              <w:left w:val="single" w:color="BFBFBF" w:sz="4"/>
+              <w:bottom w:val="single" w:color="BFBFBF" w:sz="4"/>
+              <w:right w:val="single" w:color="BFBFBF" w:sz="4"/>
+            </w:tcBorders>
+            <w:tcMar>
+              <w:top w:type="dxa" w:w="80"/>
+              <w:left w:type="dxa" w:w="120"/>
+              <w:bottom w:type="dxa" w:w="80"/>
+              <w:right w:type="dxa" w:w="120"/>
+            </w:tcMar>
+          </w:tcPr>
+          <w:p>
+            <w:r>
+              <w:rPr>
+                <w:sz w:val="20"/>
+                <w:szCs w:val="20"/>
+              </w:rPr>
+              <w:t xml:space="preserve">5.1 PPAP Requirements</w:t>
+            </w:r>
+          </w:p>
+        </w:tc>
+        <w:tc>
+          <w:tcPr>
+            <w:tcW w:type="dxa" w:w="2758"/>
+            <w:tcBorders>
+              <w:top w:val="single" w:color="BFBFBF" w:sz="4"/>
+              <w:left w:val="single" w:color="BFBFBF" w:sz="4"/>
+              <w:bottom w:val="single" w:color="BFBFBF" w:sz="4"/>
+              <w:right w:val="single" w:color="BFBFBF" w:sz="4"/>
+            </w:tcBorders>
+            <w:tcMar>
+              <w:top w:type="dxa" w:w="80"/>
+              <w:left w:type="dxa" w:w="120"/>
+              <w:bottom w:type="dxa" w:w="80"/>
+              <w:right w:type="dxa" w:w="120"/>
+            </w:tcMar>
+          </w:tcPr>
+          <w:p>
+            <w:r>
+              <w:rPr>
+                <w:sz w:val="20"/>
+                <w:szCs w:val="20"/>
+              </w:rPr>
+              <w:t xml:space="preserve">PPAP elements include design records and BOM (element 1), process flow diagram (3), PFMEA (4), control plan (5), and first article inspection report (9).</w:t>
+            </w:r>
+          </w:p>
+        </w:tc>
+        <w:tc>
+          <w:tcPr>
+            <w:tcW w:type="dxa" w:w="2961"/>
+            <w:tcBorders>
+              <w:top w:val="single" w:color="BFBFBF" w:sz="4"/>
+              <w:left w:val="single" w:color="BFBFBF" w:sz="4"/>
+              <w:bottom w:val="single" w:color="BFBFBF" w:sz="4"/>
+              <w:right w:val="single" w:color="BFBFBF" w:sz="4"/>
+            </w:tcBorders>
+            <w:tcMar>
+              <w:top w:type="dxa" w:w="80"/>
+              <w:left w:type="dxa" w:w="120"/>
+              <w:bottom w:type="dxa" w:w="80"/>
+              <w:right w:type="dxa" w:w="120"/>
+            </w:tcMar>
+          </w:tcPr>
+          <w:p>
+            <w:r>
+              <w:rPr>
+                <w:sz w:val="20"/>
+                <w:szCs w:val="20"/>
+              </w:rPr>
+              <w:t xml:space="preserve">Supply the ME-owned PPAP elements</w:t>
+            </w:r>
+          </w:p>
+        </w:tc>
+      </w:tr>
+      <w:tr>
+        <w:trPr>
+          <w:cantSplit/>
+          <w:tblHeader w:val="false"/>
+        </w:trPr>
+        <w:tc>
+          <w:tcPr>
+            <w:tcW w:type="dxa" w:w="1160"/>
+            <w:tcBorders>
+              <w:top w:val="single" w:color="BFBFBF" w:sz="4"/>
+              <w:left w:val="single" w:color="BFBFBF" w:sz="4"/>
+              <w:bottom w:val="single" w:color="BFBFBF" w:sz="4"/>
+              <w:right w:val="single" w:color="BFBFBF" w:sz="4"/>
+            </w:tcBorders>
+            <w:tcMar>
+              <w:top w:type="dxa" w:w="80"/>
+              <w:left w:type="dxa" w:w="120"/>
+              <w:bottom w:type="dxa" w:w="80"/>
+              <w:right w:type="dxa" w:w="120"/>
+            </w:tcMar>
+          </w:tcPr>
+          <w:p>
+            <w:r>
+              <w:rPr>
+                <w:sz w:val="20"/>
+                <w:szCs w:val="20"/>
+              </w:rPr>
+              <w:t xml:space="preserve">AS6500A</w:t>
+            </w:r>
+          </w:p>
+        </w:tc>
+        <w:tc>
+          <w:tcPr>
+            <w:tcW w:type="dxa" w:w="2481"/>
+            <w:tcBorders>
+              <w:top w:val="single" w:color="BFBFBF" w:sz="4"/>
+              <w:left w:val="single" w:color="BFBFBF" w:sz="4"/>
+              <w:bottom w:val="single" w:color="BFBFBF" w:sz="4"/>
+              <w:right w:val="single" w:color="BFBFBF" w:sz="4"/>
+            </w:tcBorders>
+            <w:tcMar>
+              <w:top w:type="dxa" w:w="80"/>
+              <w:left w:type="dxa" w:w="120"/>
+              <w:bottom w:type="dxa" w:w="80"/>
+              <w:right w:type="dxa" w:w="120"/>
+            </w:tcMar>
+          </w:tcPr>
+          <w:p>
+            <w:r>
+              <w:rPr>
+                <w:sz w:val="20"/>
+                <w:szCs w:val="20"/>
+              </w:rPr>
+              <w:t xml:space="preserve">Manufacturing Planning</w:t>
+            </w:r>
+          </w:p>
+        </w:tc>
+        <w:tc>
+          <w:tcPr>
+            <w:tcW w:type="dxa" w:w="2758"/>
+            <w:tcBorders>
+              <w:top w:val="single" w:color="BFBFBF" w:sz="4"/>
+              <w:left w:val="single" w:color="BFBFBF" w:sz="4"/>
+              <w:bottom w:val="single" w:color="BFBFBF" w:sz="4"/>
+              <w:right w:val="single" w:color="BFBFBF" w:sz="4"/>
+            </w:tcBorders>
+            <w:tcMar>
+              <w:top w:type="dxa" w:w="80"/>
+              <w:left w:type="dxa" w:w="120"/>
+              <w:bottom w:type="dxa" w:w="80"/>
+              <w:right w:type="dxa" w:w="120"/>
+            </w:tcMar>
+          </w:tcPr>
+          <w:p>
+            <w:r>
+              <w:rPr>
+                <w:sz w:val="20"/>
+                <w:szCs w:val="20"/>
+              </w:rPr>
+              <w:t xml:space="preserve">Plan production control, material management, and manufacturing system verification.</w:t>
+            </w:r>
+          </w:p>
+        </w:tc>
+        <w:tc>
+          <w:tcPr>
+            <w:tcW w:type="dxa" w:w="2961"/>
+            <w:tcBorders>
+              <w:top w:val="single" w:color="BFBFBF" w:sz="4"/>
+              <w:left w:val="single" w:color="BFBFBF" w:sz="4"/>
+              <w:bottom w:val="single" w:color="BFBFBF" w:sz="4"/>
+              <w:right w:val="single" w:color="BFBFBF" w:sz="4"/>
+            </w:tcBorders>
+            <w:tcMar>
+              <w:top w:type="dxa" w:w="80"/>
+              <w:left w:type="dxa" w:w="120"/>
+              <w:bottom w:type="dxa" w:w="80"/>
+              <w:right w:type="dxa" w:w="120"/>
+            </w:tcMar>
+          </w:tcPr>
+          <w:p>
+            <w:r>
+              <w:rPr>
+                <w:sz w:val="20"/>
+                <w:szCs w:val="20"/>
+              </w:rPr>
+              <w:t xml:space="preserve">Plan the build</w:t>
+            </w:r>
+          </w:p>
+        </w:tc>
+      </w:tr>
+      <w:tr>
+        <w:trPr>
+          <w:cantSplit/>
+          <w:tblHeader w:val="false"/>
+        </w:trPr>
+        <w:tc>
+          <w:tcPr>
+            <w:tcW w:type="dxa" w:w="1160"/>
+            <w:tcBorders>
+              <w:top w:val="single" w:color="BFBFBF" w:sz="4"/>
+              <w:left w:val="single" w:color="BFBFBF" w:sz="4"/>
+              <w:bottom w:val="single" w:color="BFBFBF" w:sz="4"/>
+              <w:right w:val="single" w:color="BFBFBF" w:sz="4"/>
+            </w:tcBorders>
+            <w:tcMar>
+              <w:top w:type="dxa" w:w="80"/>
+              <w:left w:type="dxa" w:w="120"/>
+              <w:bottom w:type="dxa" w:w="80"/>
+              <w:right w:type="dxa" w:w="120"/>
+            </w:tcMar>
+          </w:tcPr>
+          <w:p>
+            <w:r>
+              <w:rPr>
+                <w:sz w:val="20"/>
+                <w:szCs w:val="20"/>
+              </w:rPr>
+              <w:t xml:space="preserve">AS6500A</w:t>
+            </w:r>
+          </w:p>
+        </w:tc>
+        <w:tc>
+          <w:tcPr>
+            <w:tcW w:type="dxa" w:w="2481"/>
+            <w:tcBorders>
+              <w:top w:val="single" w:color="BFBFBF" w:sz="4"/>
+              <w:left w:val="single" w:color="BFBFBF" w:sz="4"/>
+              <w:bottom w:val="single" w:color="BFBFBF" w:sz="4"/>
+              <w:right w:val="single" w:color="BFBFBF" w:sz="4"/>
+            </w:tcBorders>
+            <w:tcMar>
+              <w:top w:type="dxa" w:w="80"/>
+              <w:left w:type="dxa" w:w="120"/>
+              <w:bottom w:type="dxa" w:w="80"/>
+              <w:right w:type="dxa" w:w="120"/>
+            </w:tcMar>
+          </w:tcPr>
+          <w:p>
+            <w:r>
+              <w:rPr>
+                <w:sz w:val="20"/>
+                <w:szCs w:val="20"/>
+              </w:rPr>
+              <w:t xml:space="preserve">Manufacturing Operations Management</w:t>
+            </w:r>
+          </w:p>
+        </w:tc>
+        <w:tc>
+          <w:tcPr>
+            <w:tcW w:type="dxa" w:w="2758"/>
+            <w:tcBorders>
+              <w:top w:val="single" w:color="BFBFBF" w:sz="4"/>
+              <w:left w:val="single" w:color="BFBFBF" w:sz="4"/>
+              <w:bottom w:val="single" w:color="BFBFBF" w:sz="4"/>
+              <w:right w:val="single" w:color="BFBFBF" w:sz="4"/>
+            </w:tcBorders>
+            <w:tcMar>
+              <w:top w:type="dxa" w:w="80"/>
+              <w:left w:type="dxa" w:w="120"/>
+              <w:bottom w:type="dxa" w:w="80"/>
+              <w:right w:type="dxa" w:w="120"/>
+            </w:tcMar>
+          </w:tcPr>
+          <w:p>
+            <w:r>
+              <w:rPr>
+                <w:sz w:val="20"/>
+                <w:szCs w:val="20"/>
+              </w:rPr>
+              <w:t xml:space="preserve">Process control plans, production process verification, and first article inspection and test.</w:t>
+            </w:r>
+          </w:p>
+        </w:tc>
+        <w:tc>
+          <w:tcPr>
+            <w:tcW w:type="dxa" w:w="2961"/>
+            <w:tcBorders>
+              <w:top w:val="single" w:color="BFBFBF" w:sz="4"/>
+              <w:left w:val="single" w:color="BFBFBF" w:sz="4"/>
+              <w:bottom w:val="single" w:color="BFBFBF" w:sz="4"/>
+              <w:right w:val="single" w:color="BFBFBF" w:sz="4"/>
+            </w:tcBorders>
+            <w:tcMar>
+              <w:top w:type="dxa" w:w="80"/>
+              <w:left w:type="dxa" w:w="120"/>
+              <w:bottom w:type="dxa" w:w="80"/>
+              <w:right w:type="dxa" w:w="120"/>
+            </w:tcMar>
+          </w:tcPr>
+          <w:p>
+            <w:r>
+              <w:rPr>
+                <w:sz w:val="20"/>
+                <w:szCs w:val="20"/>
+              </w:rPr>
+              <w:t xml:space="preserve">Control the process and prove it</w:t>
+            </w:r>
+          </w:p>
+        </w:tc>
+      </w:tr>
+    </w:tbl>
+    <w:p>
+      <w:pPr>
+        <w:spacing w:after="120"/>
+      </w:pPr>
+    </w:p>
+    <w:p>
+      <w:pPr>
+        <w:spacing w:after="200"/>
+      </w:pPr>
+      <w:r>
+        <w:rPr>
+          <w:i/>
+          <w:iCs/>
+          <w:color w:val="595959"/>
+        </w:rPr>
+        <w:t xml:space="preserve">Editor's note: AS9100D, AS9145, and AS6500A require a license. The clause numbers and titles above come from public sources, and the requirement text is paraphrased. Quoted text comes from 14 CFR. In the original AS6500, Manufacturing Planning is 5.4 and Manufacturing Operations Management is 5.5. Confirm the wording, and the AS6500A numbering, against licensed copies before release.</w:t>
+      </w:r>
+    </w:p>
+    <w:p>
+      <w:pPr>
+        <w:pStyle w:val="Heading1"/>
+      </w:pPr>
+      <w:r>
         <w:t xml:space="preserve">Manufacturing Engineering: Building What Was Designed</w:t>
       </w:r>
     </w:p>
     <w:p>
       <w:pPr>
+        <w:keepNext w:val="false"/>
         <w:spacing w:after="160"/>
       </w:pPr>
       <w:r>
@@ -1235,6 +3789,7 @@
     </w:p>
     <w:p>
       <w:pPr>
+        <w:keepNext w:val="false"/>
         <w:spacing w:after="160"/>
       </w:pPr>
       <w:r>
@@ -1243,6 +3798,7 @@
     </w:p>
     <w:p>
       <w:pPr>
+        <w:keepNext w:val="false"/>
         <w:spacing w:after="160"/>
       </w:pPr>
       <w:r>
@@ -1258,6 +3814,7 @@
     </w:p>
     <w:p>
       <w:pPr>
+        <w:keepNext w:val="false"/>
         <w:spacing w:after="160"/>
       </w:pPr>
       <w:r>
@@ -1273,6 +3830,7 @@
     </w:p>
     <w:p>
       <w:pPr>
+        <w:keepNext w:val="false"/>
         <w:spacing w:after="160"/>
       </w:pPr>
       <w:r>
@@ -1288,6 +3846,22 @@
     </w:p>
     <w:p>
       <w:pPr>
+        <w:keepNext w:val="false"/>
+        <w:spacing w:after="160"/>
+      </w:pPr>
+      <w:r>
+        <w:rPr>
+          <w:b/>
+          <w:bCs/>
+        </w:rPr>
+        <w:t xml:space="preserve">Build conformity.</w:t>
+      </w:r>
+      <w:r>
+        <w:t xml:space="preserve"> ME also verifies that the build follows the plan. Work instructions call out the released parts. Each planned operation is bought off. First article inspection proves the process, documentation, and tooling on the first unit, and again after changes. AS9100D 8.5.1 and 8.5.1.3 and 14 CFR 21.137(d) drive this work. ME checks its own output here. CM's check comes later and stands apart from production.</w:t>
+      </w:r>
+    </w:p>
+    <w:p>
+      <w:pPr>
         <w:pStyle w:val="Heading1"/>
       </w:pPr>
       <w:r>
@@ -1296,6 +3870,7 @@
     </w:p>
     <w:p>
       <w:pPr>
+        <w:keepNext w:val="false"/>
         <w:spacing w:after="160"/>
       </w:pPr>
       <w:r>
@@ -1304,6 +3879,7 @@
     </w:p>
     <w:p>
       <w:pPr>
+        <w:keepNext w:val="false"/>
         <w:spacing w:after="160"/>
       </w:pPr>
       <w:r>
@@ -1312,6 +3888,7 @@
     </w:p>
     <w:p>
       <w:pPr>
+        <w:keepNext w:val="false"/>
         <w:spacing w:after="160"/>
       </w:pPr>
       <w:r>
@@ -1327,6 +3904,7 @@
     </w:p>
     <w:p>
       <w:pPr>
+        <w:keepNext w:val="false"/>
         <w:spacing w:after="160"/>
       </w:pPr>
       <w:r>
@@ -1342,6 +3920,7 @@
     </w:p>
     <w:p>
       <w:pPr>
+        <w:keepNext w:val="false"/>
         <w:spacing w:after="160"/>
       </w:pPr>
       <w:r>
@@ -1365,6 +3944,7 @@
     </w:p>
     <w:p>
       <w:pPr>
+        <w:keepNext w:val="false"/>
         <w:spacing w:after="160"/>
       </w:pPr>
       <w:r>
@@ -1373,6 +3953,7 @@
     </w:p>
     <w:p>
       <w:pPr>
+        <w:keepNext/>
         <w:spacing w:after="80"/>
         <w:jc w:val="center"/>
       </w:pPr>
@@ -1381,7 +3962,7 @@
           <wp:inline distT="0" distB="0" distL="0" distR="0">
             <wp:extent cx="5943600" cy="2066925"/>
             <wp:effectExtent t="0" r="0" b="0" l="0"/>
-            <wp:docPr id="1" name="diagram" descr="EBOM to MBOM to Production to ABOM, with the ME and CM reconciliation points" title="Reconciliation flow"/>
+            <wp:docPr id="1" name="figure" descr="EBOM to ABOM flow with two reconciliation points" title="EBOM to ABOM flow with two reconciliation points"/>
             <wp:cNvGraphicFramePr>
               <a:graphicFrameLocks xmlns:a="http://schemas.openxmlformats.org/drawingml/2006/main" noChangeAspect="1"/>
             </wp:cNvGraphicFramePr>
@@ -1435,6 +4016,7 @@
     </w:p>
     <w:p>
       <w:pPr>
+        <w:keepNext w:val="false"/>
         <w:spacing w:after="160"/>
       </w:pPr>
       <w:r>
@@ -1454,17 +4036,18 @@
         </w:tblBorders>
       </w:tblPr>
       <w:tblGrid>
-        <w:gridCol w:w="3700"/>
-        <w:gridCol w:w="1200"/>
-        <w:gridCol w:w="4460"/>
+        <w:gridCol w:w="4133"/>
+        <w:gridCol w:w="1094"/>
+        <w:gridCol w:w="4133"/>
       </w:tblGrid>
       <w:tr>
         <w:trPr>
+          <w:cantSplit/>
           <w:tblHeader/>
         </w:trPr>
         <w:tc>
           <w:tcPr>
-            <w:tcW w:type="dxa" w:w="3700"/>
+            <w:tcW w:type="dxa" w:w="4133"/>
             <w:tcBorders>
               <w:top w:val="single" w:color="BFBFBF" w:sz="4"/>
               <w:left w:val="single" w:color="BFBFBF" w:sz="4"/>
@@ -1484,6 +4067,8 @@
               <w:rPr>
                 <w:b/>
                 <w:bCs/>
+                <w:sz w:val="20"/>
+                <w:szCs w:val="20"/>
               </w:rPr>
               <w:t xml:space="preserve">Discrepancy</w:t>
             </w:r>
@@ -1491,7 +4076,7 @@
         </w:tc>
         <w:tc>
           <w:tcPr>
-            <w:tcW w:type="dxa" w:w="1200"/>
+            <w:tcW w:type="dxa" w:w="1094"/>
             <w:tcBorders>
               <w:top w:val="single" w:color="BFBFBF" w:sz="4"/>
               <w:left w:val="single" w:color="BFBFBF" w:sz="4"/>
@@ -1511,6 +4096,8 @@
               <w:rPr>
                 <w:b/>
                 <w:bCs/>
+                <w:sz w:val="20"/>
+                <w:szCs w:val="20"/>
               </w:rPr>
               <w:t xml:space="preserve">Found by</w:t>
             </w:r>
@@ -1518,7 +4105,7 @@
         </w:tc>
         <w:tc>
           <w:tcPr>
-            <w:tcW w:type="dxa" w:w="4460"/>
+            <w:tcW w:type="dxa" w:w="4133"/>
             <w:tcBorders>
               <w:top w:val="single" w:color="BFBFBF" w:sz="4"/>
               <w:left w:val="single" w:color="BFBFBF" w:sz="4"/>
@@ -1538,6 +4125,8 @@
               <w:rPr>
                 <w:b/>
                 <w:bCs/>
+                <w:sz w:val="20"/>
+                <w:szCs w:val="20"/>
               </w:rPr>
               <w:t xml:space="preserve">Routed to</w:t>
             </w:r>
@@ -1545,408 +4134,504 @@
         </w:tc>
       </w:tr>
       <w:tr>
-        <w:tc>
-          <w:tcPr>
-            <w:tcW w:type="dxa" w:w="3700"/>
-            <w:tcBorders>
-              <w:top w:val="single" w:color="BFBFBF" w:sz="4"/>
-              <w:left w:val="single" w:color="BFBFBF" w:sz="4"/>
-              <w:bottom w:val="single" w:color="BFBFBF" w:sz="4"/>
-              <w:right w:val="single" w:color="BFBFBF" w:sz="4"/>
-            </w:tcBorders>
-            <w:tcMar>
-              <w:top w:type="dxa" w:w="80"/>
-              <w:left w:type="dxa" w:w="120"/>
-              <w:bottom w:type="dxa" w:w="80"/>
-              <w:right w:type="dxa" w:w="120"/>
-            </w:tcMar>
-          </w:tcPr>
-          <w:p>
-            <w:r>
+        <w:trPr>
+          <w:cantSplit/>
+          <w:tblHeader w:val="false"/>
+        </w:trPr>
+        <w:tc>
+          <w:tcPr>
+            <w:tcW w:type="dxa" w:w="4133"/>
+            <w:tcBorders>
+              <w:top w:val="single" w:color="BFBFBF" w:sz="4"/>
+              <w:left w:val="single" w:color="BFBFBF" w:sz="4"/>
+              <w:bottom w:val="single" w:color="BFBFBF" w:sz="4"/>
+              <w:right w:val="single" w:color="BFBFBF" w:sz="4"/>
+            </w:tcBorders>
+            <w:tcMar>
+              <w:top w:type="dxa" w:w="80"/>
+              <w:left w:type="dxa" w:w="120"/>
+              <w:bottom w:type="dxa" w:w="80"/>
+              <w:right w:type="dxa" w:w="120"/>
+            </w:tcMar>
+          </w:tcPr>
+          <w:p>
+            <w:r>
+              <w:rPr>
+                <w:sz w:val="20"/>
+                <w:szCs w:val="20"/>
+              </w:rPr>
               <w:t xml:space="preserve">EBOM item missing from the MBOM</w:t>
             </w:r>
           </w:p>
         </w:tc>
         <w:tc>
           <w:tcPr>
-            <w:tcW w:type="dxa" w:w="1200"/>
-            <w:tcBorders>
-              <w:top w:val="single" w:color="BFBFBF" w:sz="4"/>
-              <w:left w:val="single" w:color="BFBFBF" w:sz="4"/>
-              <w:bottom w:val="single" w:color="BFBFBF" w:sz="4"/>
-              <w:right w:val="single" w:color="BFBFBF" w:sz="4"/>
-            </w:tcBorders>
-            <w:tcMar>
-              <w:top w:type="dxa" w:w="80"/>
-              <w:left w:type="dxa" w:w="120"/>
-              <w:bottom w:type="dxa" w:w="80"/>
-              <w:right w:type="dxa" w:w="120"/>
-            </w:tcMar>
-          </w:tcPr>
-          <w:p>
-            <w:r>
+            <w:tcW w:type="dxa" w:w="1094"/>
+            <w:tcBorders>
+              <w:top w:val="single" w:color="BFBFBF" w:sz="4"/>
+              <w:left w:val="single" w:color="BFBFBF" w:sz="4"/>
+              <w:bottom w:val="single" w:color="BFBFBF" w:sz="4"/>
+              <w:right w:val="single" w:color="BFBFBF" w:sz="4"/>
+            </w:tcBorders>
+            <w:tcMar>
+              <w:top w:type="dxa" w:w="80"/>
+              <w:left w:type="dxa" w:w="120"/>
+              <w:bottom w:type="dxa" w:w="80"/>
+              <w:right w:type="dxa" w:w="120"/>
+            </w:tcMar>
+          </w:tcPr>
+          <w:p>
+            <w:r>
+              <w:rPr>
+                <w:sz w:val="20"/>
+                <w:szCs w:val="20"/>
+              </w:rPr>
               <w:t xml:space="preserve">ME</w:t>
             </w:r>
           </w:p>
         </w:tc>
         <w:tc>
           <w:tcPr>
-            <w:tcW w:type="dxa" w:w="4460"/>
-            <w:tcBorders>
-              <w:top w:val="single" w:color="BFBFBF" w:sz="4"/>
-              <w:left w:val="single" w:color="BFBFBF" w:sz="4"/>
-              <w:bottom w:val="single" w:color="BFBFBF" w:sz="4"/>
-              <w:right w:val="single" w:color="BFBFBF" w:sz="4"/>
-            </w:tcBorders>
-            <w:tcMar>
-              <w:top w:type="dxa" w:w="80"/>
-              <w:left w:type="dxa" w:w="120"/>
-              <w:bottom w:type="dxa" w:w="80"/>
-              <w:right w:type="dxa" w:w="120"/>
-            </w:tcMar>
-          </w:tcPr>
-          <w:p>
-            <w:r>
+            <w:tcW w:type="dxa" w:w="4133"/>
+            <w:tcBorders>
+              <w:top w:val="single" w:color="BFBFBF" w:sz="4"/>
+              <w:left w:val="single" w:color="BFBFBF" w:sz="4"/>
+              <w:bottom w:val="single" w:color="BFBFBF" w:sz="4"/>
+              <w:right w:val="single" w:color="BFBFBF" w:sz="4"/>
+            </w:tcBorders>
+            <w:tcMar>
+              <w:top w:type="dxa" w:w="80"/>
+              <w:left w:type="dxa" w:w="120"/>
+              <w:bottom w:type="dxa" w:w="80"/>
+              <w:right w:type="dxa" w:w="120"/>
+            </w:tcMar>
+          </w:tcPr>
+          <w:p>
+            <w:r>
+              <w:rPr>
+                <w:sz w:val="20"/>
+                <w:szCs w:val="20"/>
+              </w:rPr>
               <w:t xml:space="preserve">MBOM correction</w:t>
             </w:r>
           </w:p>
         </w:tc>
       </w:tr>
       <w:tr>
-        <w:tc>
-          <w:tcPr>
-            <w:tcW w:type="dxa" w:w="3700"/>
-            <w:tcBorders>
-              <w:top w:val="single" w:color="BFBFBF" w:sz="4"/>
-              <w:left w:val="single" w:color="BFBFBF" w:sz="4"/>
-              <w:bottom w:val="single" w:color="BFBFBF" w:sz="4"/>
-              <w:right w:val="single" w:color="BFBFBF" w:sz="4"/>
-            </w:tcBorders>
-            <w:tcMar>
-              <w:top w:type="dxa" w:w="80"/>
-              <w:left w:type="dxa" w:w="120"/>
-              <w:bottom w:type="dxa" w:w="80"/>
-              <w:right w:type="dxa" w:w="120"/>
-            </w:tcMar>
-          </w:tcPr>
-          <w:p>
-            <w:r>
+        <w:trPr>
+          <w:cantSplit/>
+          <w:tblHeader w:val="false"/>
+        </w:trPr>
+        <w:tc>
+          <w:tcPr>
+            <w:tcW w:type="dxa" w:w="4133"/>
+            <w:tcBorders>
+              <w:top w:val="single" w:color="BFBFBF" w:sz="4"/>
+              <w:left w:val="single" w:color="BFBFBF" w:sz="4"/>
+              <w:bottom w:val="single" w:color="BFBFBF" w:sz="4"/>
+              <w:right w:val="single" w:color="BFBFBF" w:sz="4"/>
+            </w:tcBorders>
+            <w:tcMar>
+              <w:top w:type="dxa" w:w="80"/>
+              <w:left w:type="dxa" w:w="120"/>
+              <w:bottom w:type="dxa" w:w="80"/>
+              <w:right w:type="dxa" w:w="120"/>
+            </w:tcMar>
+          </w:tcPr>
+          <w:p>
+            <w:r>
+              <w:rPr>
+                <w:sz w:val="20"/>
+                <w:szCs w:val="20"/>
+              </w:rPr>
               <w:t xml:space="preserve">MBOM item with no EBOM source or approved addition</w:t>
             </w:r>
           </w:p>
         </w:tc>
         <w:tc>
           <w:tcPr>
-            <w:tcW w:type="dxa" w:w="1200"/>
-            <w:tcBorders>
-              <w:top w:val="single" w:color="BFBFBF" w:sz="4"/>
-              <w:left w:val="single" w:color="BFBFBF" w:sz="4"/>
-              <w:bottom w:val="single" w:color="BFBFBF" w:sz="4"/>
-              <w:right w:val="single" w:color="BFBFBF" w:sz="4"/>
-            </w:tcBorders>
-            <w:tcMar>
-              <w:top w:type="dxa" w:w="80"/>
-              <w:left w:type="dxa" w:w="120"/>
-              <w:bottom w:type="dxa" w:w="80"/>
-              <w:right w:type="dxa" w:w="120"/>
-            </w:tcMar>
-          </w:tcPr>
-          <w:p>
-            <w:r>
+            <w:tcW w:type="dxa" w:w="1094"/>
+            <w:tcBorders>
+              <w:top w:val="single" w:color="BFBFBF" w:sz="4"/>
+              <w:left w:val="single" w:color="BFBFBF" w:sz="4"/>
+              <w:bottom w:val="single" w:color="BFBFBF" w:sz="4"/>
+              <w:right w:val="single" w:color="BFBFBF" w:sz="4"/>
+            </w:tcBorders>
+            <w:tcMar>
+              <w:top w:type="dxa" w:w="80"/>
+              <w:left w:type="dxa" w:w="120"/>
+              <w:bottom w:type="dxa" w:w="80"/>
+              <w:right w:type="dxa" w:w="120"/>
+            </w:tcMar>
+          </w:tcPr>
+          <w:p>
+            <w:r>
+              <w:rPr>
+                <w:sz w:val="20"/>
+                <w:szCs w:val="20"/>
+              </w:rPr>
               <w:t xml:space="preserve">ME</w:t>
             </w:r>
           </w:p>
         </w:tc>
         <w:tc>
           <w:tcPr>
-            <w:tcW w:type="dxa" w:w="4460"/>
-            <w:tcBorders>
-              <w:top w:val="single" w:color="BFBFBF" w:sz="4"/>
-              <w:left w:val="single" w:color="BFBFBF" w:sz="4"/>
-              <w:bottom w:val="single" w:color="BFBFBF" w:sz="4"/>
-              <w:right w:val="single" w:color="BFBFBF" w:sz="4"/>
-            </w:tcBorders>
-            <w:tcMar>
-              <w:top w:type="dxa" w:w="80"/>
-              <w:left w:type="dxa" w:w="120"/>
-              <w:bottom w:type="dxa" w:w="80"/>
-              <w:right w:type="dxa" w:w="120"/>
-            </w:tcMar>
-          </w:tcPr>
-          <w:p>
-            <w:r>
+            <w:tcW w:type="dxa" w:w="4133"/>
+            <w:tcBorders>
+              <w:top w:val="single" w:color="BFBFBF" w:sz="4"/>
+              <w:left w:val="single" w:color="BFBFBF" w:sz="4"/>
+              <w:bottom w:val="single" w:color="BFBFBF" w:sz="4"/>
+              <w:right w:val="single" w:color="BFBFBF" w:sz="4"/>
+            </w:tcBorders>
+            <w:tcMar>
+              <w:top w:type="dxa" w:w="80"/>
+              <w:left w:type="dxa" w:w="120"/>
+              <w:bottom w:type="dxa" w:w="80"/>
+              <w:right w:type="dxa" w:w="120"/>
+            </w:tcMar>
+          </w:tcPr>
+          <w:p>
+            <w:r>
+              <w:rPr>
+                <w:sz w:val="20"/>
+                <w:szCs w:val="20"/>
+              </w:rPr>
               <w:t xml:space="preserve">MBOM correction, or engineering change request if the EBOM is wrong</w:t>
             </w:r>
           </w:p>
         </w:tc>
       </w:tr>
       <w:tr>
-        <w:tc>
-          <w:tcPr>
-            <w:tcW w:type="dxa" w:w="3700"/>
-            <w:tcBorders>
-              <w:top w:val="single" w:color="BFBFBF" w:sz="4"/>
-              <w:left w:val="single" w:color="BFBFBF" w:sz="4"/>
-              <w:bottom w:val="single" w:color="BFBFBF" w:sz="4"/>
-              <w:right w:val="single" w:color="BFBFBF" w:sz="4"/>
-            </w:tcBorders>
-            <w:tcMar>
-              <w:top w:type="dxa" w:w="80"/>
-              <w:left w:type="dxa" w:w="120"/>
-              <w:bottom w:type="dxa" w:w="80"/>
-              <w:right w:type="dxa" w:w="120"/>
-            </w:tcMar>
-          </w:tcPr>
-          <w:p>
-            <w:r>
+        <w:trPr>
+          <w:cantSplit/>
+          <w:tblHeader w:val="false"/>
+        </w:trPr>
+        <w:tc>
+          <w:tcPr>
+            <w:tcW w:type="dxa" w:w="4133"/>
+            <w:tcBorders>
+              <w:top w:val="single" w:color="BFBFBF" w:sz="4"/>
+              <w:left w:val="single" w:color="BFBFBF" w:sz="4"/>
+              <w:bottom w:val="single" w:color="BFBFBF" w:sz="4"/>
+              <w:right w:val="single" w:color="BFBFBF" w:sz="4"/>
+            </w:tcBorders>
+            <w:tcMar>
+              <w:top w:type="dxa" w:w="80"/>
+              <w:left w:type="dxa" w:w="120"/>
+              <w:bottom w:type="dxa" w:w="80"/>
+              <w:right w:type="dxa" w:w="120"/>
+            </w:tcMar>
+          </w:tcPr>
+          <w:p>
+            <w:r>
+              <w:rPr>
+                <w:sz w:val="20"/>
+                <w:szCs w:val="20"/>
+              </w:rPr>
               <w:t xml:space="preserve">Installed part does not match the approved design</w:t>
             </w:r>
           </w:p>
         </w:tc>
         <w:tc>
           <w:tcPr>
-            <w:tcW w:type="dxa" w:w="1200"/>
-            <w:tcBorders>
-              <w:top w:val="single" w:color="BFBFBF" w:sz="4"/>
-              <w:left w:val="single" w:color="BFBFBF" w:sz="4"/>
-              <w:bottom w:val="single" w:color="BFBFBF" w:sz="4"/>
-              <w:right w:val="single" w:color="BFBFBF" w:sz="4"/>
-            </w:tcBorders>
-            <w:tcMar>
-              <w:top w:type="dxa" w:w="80"/>
-              <w:left w:type="dxa" w:w="120"/>
-              <w:bottom w:type="dxa" w:w="80"/>
-              <w:right w:type="dxa" w:w="120"/>
-            </w:tcMar>
-          </w:tcPr>
-          <w:p>
-            <w:r>
+            <w:tcW w:type="dxa" w:w="1094"/>
+            <w:tcBorders>
+              <w:top w:val="single" w:color="BFBFBF" w:sz="4"/>
+              <w:left w:val="single" w:color="BFBFBF" w:sz="4"/>
+              <w:bottom w:val="single" w:color="BFBFBF" w:sz="4"/>
+              <w:right w:val="single" w:color="BFBFBF" w:sz="4"/>
+            </w:tcBorders>
+            <w:tcMar>
+              <w:top w:type="dxa" w:w="80"/>
+              <w:left w:type="dxa" w:w="120"/>
+              <w:bottom w:type="dxa" w:w="80"/>
+              <w:right w:type="dxa" w:w="120"/>
+            </w:tcMar>
+          </w:tcPr>
+          <w:p>
+            <w:r>
+              <w:rPr>
+                <w:sz w:val="20"/>
+                <w:szCs w:val="20"/>
+              </w:rPr>
               <w:t xml:space="preserve">CM</w:t>
             </w:r>
           </w:p>
         </w:tc>
         <w:tc>
           <w:tcPr>
-            <w:tcW w:type="dxa" w:w="4460"/>
-            <w:tcBorders>
-              <w:top w:val="single" w:color="BFBFBF" w:sz="4"/>
-              <w:left w:val="single" w:color="BFBFBF" w:sz="4"/>
-              <w:bottom w:val="single" w:color="BFBFBF" w:sz="4"/>
-              <w:right w:val="single" w:color="BFBFBF" w:sz="4"/>
-            </w:tcBorders>
-            <w:tcMar>
-              <w:top w:type="dxa" w:w="80"/>
-              <w:left w:type="dxa" w:w="120"/>
-              <w:bottom w:type="dxa" w:w="80"/>
-              <w:right w:type="dxa" w:w="120"/>
-            </w:tcMar>
-          </w:tcPr>
-          <w:p>
-            <w:r>
+            <w:tcW w:type="dxa" w:w="4133"/>
+            <w:tcBorders>
+              <w:top w:val="single" w:color="BFBFBF" w:sz="4"/>
+              <w:left w:val="single" w:color="BFBFBF" w:sz="4"/>
+              <w:bottom w:val="single" w:color="BFBFBF" w:sz="4"/>
+              <w:right w:val="single" w:color="BFBFBF" w:sz="4"/>
+            </w:tcBorders>
+            <w:tcMar>
+              <w:top w:type="dxa" w:w="80"/>
+              <w:left w:type="dxa" w:w="120"/>
+              <w:bottom w:type="dxa" w:w="80"/>
+              <w:right w:type="dxa" w:w="120"/>
+            </w:tcMar>
+          </w:tcPr>
+          <w:p>
+            <w:r>
+              <w:rPr>
+                <w:sz w:val="20"/>
+                <w:szCs w:val="20"/>
+              </w:rPr>
               <w:t xml:space="preserve">Nonconformance process (Material Review Board)</w:t>
             </w:r>
           </w:p>
         </w:tc>
       </w:tr>
       <w:tr>
-        <w:tc>
-          <w:tcPr>
-            <w:tcW w:type="dxa" w:w="3700"/>
-            <w:tcBorders>
-              <w:top w:val="single" w:color="BFBFBF" w:sz="4"/>
-              <w:left w:val="single" w:color="BFBFBF" w:sz="4"/>
-              <w:bottom w:val="single" w:color="BFBFBF" w:sz="4"/>
-              <w:right w:val="single" w:color="BFBFBF" w:sz="4"/>
-            </w:tcBorders>
-            <w:tcMar>
-              <w:top w:type="dxa" w:w="80"/>
-              <w:left w:type="dxa" w:w="120"/>
-              <w:bottom w:type="dxa" w:w="80"/>
-              <w:right w:type="dxa" w:w="120"/>
-            </w:tcMar>
-          </w:tcPr>
-          <w:p>
-            <w:r>
+        <w:trPr>
+          <w:cantSplit/>
+          <w:tblHeader w:val="false"/>
+        </w:trPr>
+        <w:tc>
+          <w:tcPr>
+            <w:tcW w:type="dxa" w:w="4133"/>
+            <w:tcBorders>
+              <w:top w:val="single" w:color="BFBFBF" w:sz="4"/>
+              <w:left w:val="single" w:color="BFBFBF" w:sz="4"/>
+              <w:bottom w:val="single" w:color="BFBFBF" w:sz="4"/>
+              <w:right w:val="single" w:color="BFBFBF" w:sz="4"/>
+            </w:tcBorders>
+            <w:tcMar>
+              <w:top w:type="dxa" w:w="80"/>
+              <w:left w:type="dxa" w:w="120"/>
+              <w:bottom w:type="dxa" w:w="80"/>
+              <w:right w:type="dxa" w:w="120"/>
+            </w:tcMar>
+          </w:tcPr>
+          <w:p>
+            <w:r>
+              <w:rPr>
+                <w:sz w:val="20"/>
+                <w:szCs w:val="20"/>
+              </w:rPr>
               <w:t xml:space="preserve">Installed part departs from design under an approved variance</w:t>
             </w:r>
           </w:p>
         </w:tc>
         <w:tc>
           <w:tcPr>
-            <w:tcW w:type="dxa" w:w="1200"/>
-            <w:tcBorders>
-              <w:top w:val="single" w:color="BFBFBF" w:sz="4"/>
-              <w:left w:val="single" w:color="BFBFBF" w:sz="4"/>
-              <w:bottom w:val="single" w:color="BFBFBF" w:sz="4"/>
-              <w:right w:val="single" w:color="BFBFBF" w:sz="4"/>
-            </w:tcBorders>
-            <w:tcMar>
-              <w:top w:type="dxa" w:w="80"/>
-              <w:left w:type="dxa" w:w="120"/>
-              <w:bottom w:type="dxa" w:w="80"/>
-              <w:right w:type="dxa" w:w="120"/>
-            </w:tcMar>
-          </w:tcPr>
-          <w:p>
-            <w:r>
+            <w:tcW w:type="dxa" w:w="1094"/>
+            <w:tcBorders>
+              <w:top w:val="single" w:color="BFBFBF" w:sz="4"/>
+              <w:left w:val="single" w:color="BFBFBF" w:sz="4"/>
+              <w:bottom w:val="single" w:color="BFBFBF" w:sz="4"/>
+              <w:right w:val="single" w:color="BFBFBF" w:sz="4"/>
+            </w:tcBorders>
+            <w:tcMar>
+              <w:top w:type="dxa" w:w="80"/>
+              <w:left w:type="dxa" w:w="120"/>
+              <w:bottom w:type="dxa" w:w="80"/>
+              <w:right w:type="dxa" w:w="120"/>
+            </w:tcMar>
+          </w:tcPr>
+          <w:p>
+            <w:r>
+              <w:rPr>
+                <w:sz w:val="20"/>
+                <w:szCs w:val="20"/>
+              </w:rPr>
               <w:t xml:space="preserve">CM</w:t>
             </w:r>
           </w:p>
         </w:tc>
         <w:tc>
           <w:tcPr>
-            <w:tcW w:type="dxa" w:w="4460"/>
-            <w:tcBorders>
-              <w:top w:val="single" w:color="BFBFBF" w:sz="4"/>
-              <w:left w:val="single" w:color="BFBFBF" w:sz="4"/>
-              <w:bottom w:val="single" w:color="BFBFBF" w:sz="4"/>
-              <w:right w:val="single" w:color="BFBFBF" w:sz="4"/>
-            </w:tcBorders>
-            <w:tcMar>
-              <w:top w:type="dxa" w:w="80"/>
-              <w:left w:type="dxa" w:w="120"/>
-              <w:bottom w:type="dxa" w:w="80"/>
-              <w:right w:type="dxa" w:w="120"/>
-            </w:tcMar>
-          </w:tcPr>
-          <w:p>
-            <w:r>
+            <w:tcW w:type="dxa" w:w="4133"/>
+            <w:tcBorders>
+              <w:top w:val="single" w:color="BFBFBF" w:sz="4"/>
+              <w:left w:val="single" w:color="BFBFBF" w:sz="4"/>
+              <w:bottom w:val="single" w:color="BFBFBF" w:sz="4"/>
+              <w:right w:val="single" w:color="BFBFBF" w:sz="4"/>
+            </w:tcBorders>
+            <w:tcMar>
+              <w:top w:type="dxa" w:w="80"/>
+              <w:left w:type="dxa" w:w="120"/>
+              <w:bottom w:type="dxa" w:w="80"/>
+              <w:right w:type="dxa" w:w="120"/>
+            </w:tcMar>
+          </w:tcPr>
+          <w:p>
+            <w:r>
+              <w:rPr>
+                <w:sz w:val="20"/>
+                <w:szCs w:val="20"/>
+              </w:rPr>
               <w:t xml:space="preserve">No action. CSA records the variance against the unit.</w:t>
             </w:r>
           </w:p>
         </w:tc>
       </w:tr>
       <w:tr>
-        <w:tc>
-          <w:tcPr>
-            <w:tcW w:type="dxa" w:w="3700"/>
-            <w:tcBorders>
-              <w:top w:val="single" w:color="BFBFBF" w:sz="4"/>
-              <w:left w:val="single" w:color="BFBFBF" w:sz="4"/>
-              <w:bottom w:val="single" w:color="BFBFBF" w:sz="4"/>
-              <w:right w:val="single" w:color="BFBFBF" w:sz="4"/>
-            </w:tcBorders>
-            <w:tcMar>
-              <w:top w:type="dxa" w:w="80"/>
-              <w:left w:type="dxa" w:w="120"/>
-              <w:bottom w:type="dxa" w:w="80"/>
-              <w:right w:type="dxa" w:w="120"/>
-            </w:tcMar>
-          </w:tcPr>
-          <w:p>
-            <w:r>
+        <w:trPr>
+          <w:cantSplit/>
+          <w:tblHeader w:val="false"/>
+        </w:trPr>
+        <w:tc>
+          <w:tcPr>
+            <w:tcW w:type="dxa" w:w="4133"/>
+            <w:tcBorders>
+              <w:top w:val="single" w:color="BFBFBF" w:sz="4"/>
+              <w:left w:val="single" w:color="BFBFBF" w:sz="4"/>
+              <w:bottom w:val="single" w:color="BFBFBF" w:sz="4"/>
+              <w:right w:val="single" w:color="BFBFBF" w:sz="4"/>
+            </w:tcBorders>
+            <w:tcMar>
+              <w:top w:type="dxa" w:w="80"/>
+              <w:left w:type="dxa" w:w="120"/>
+              <w:bottom w:type="dxa" w:w="80"/>
+              <w:right w:type="dxa" w:w="120"/>
+            </w:tcMar>
+          </w:tcPr>
+          <w:p>
+            <w:r>
+              <w:rPr>
+                <w:sz w:val="20"/>
+                <w:szCs w:val="20"/>
+              </w:rPr>
               <w:t xml:space="preserve">Serial, lot, or batch number missing from the record</w:t>
             </w:r>
           </w:p>
         </w:tc>
         <w:tc>
           <w:tcPr>
-            <w:tcW w:type="dxa" w:w="1200"/>
-            <w:tcBorders>
-              <w:top w:val="single" w:color="BFBFBF" w:sz="4"/>
-              <w:left w:val="single" w:color="BFBFBF" w:sz="4"/>
-              <w:bottom w:val="single" w:color="BFBFBF" w:sz="4"/>
-              <w:right w:val="single" w:color="BFBFBF" w:sz="4"/>
-            </w:tcBorders>
-            <w:tcMar>
-              <w:top w:type="dxa" w:w="80"/>
-              <w:left w:type="dxa" w:w="120"/>
-              <w:bottom w:type="dxa" w:w="80"/>
-              <w:right w:type="dxa" w:w="120"/>
-            </w:tcMar>
-          </w:tcPr>
-          <w:p>
-            <w:r>
+            <w:tcW w:type="dxa" w:w="1094"/>
+            <w:tcBorders>
+              <w:top w:val="single" w:color="BFBFBF" w:sz="4"/>
+              <w:left w:val="single" w:color="BFBFBF" w:sz="4"/>
+              <w:bottom w:val="single" w:color="BFBFBF" w:sz="4"/>
+              <w:right w:val="single" w:color="BFBFBF" w:sz="4"/>
+            </w:tcBorders>
+            <w:tcMar>
+              <w:top w:type="dxa" w:w="80"/>
+              <w:left w:type="dxa" w:w="120"/>
+              <w:bottom w:type="dxa" w:w="80"/>
+              <w:right w:type="dxa" w:w="120"/>
+            </w:tcMar>
+          </w:tcPr>
+          <w:p>
+            <w:r>
+              <w:rPr>
+                <w:sz w:val="20"/>
+                <w:szCs w:val="20"/>
+              </w:rPr>
               <w:t xml:space="preserve">CM</w:t>
             </w:r>
           </w:p>
         </w:tc>
         <w:tc>
           <w:tcPr>
-            <w:tcW w:type="dxa" w:w="4460"/>
-            <w:tcBorders>
-              <w:top w:val="single" w:color="BFBFBF" w:sz="4"/>
-              <w:left w:val="single" w:color="BFBFBF" w:sz="4"/>
-              <w:bottom w:val="single" w:color="BFBFBF" w:sz="4"/>
-              <w:right w:val="single" w:color="BFBFBF" w:sz="4"/>
-            </w:tcBorders>
-            <w:tcMar>
-              <w:top w:type="dxa" w:w="80"/>
-              <w:left w:type="dxa" w:w="120"/>
-              <w:bottom w:type="dxa" w:w="80"/>
-              <w:right w:type="dxa" w:w="120"/>
-            </w:tcMar>
-          </w:tcPr>
-          <w:p>
-            <w:r>
+            <w:tcW w:type="dxa" w:w="4133"/>
+            <w:tcBorders>
+              <w:top w:val="single" w:color="BFBFBF" w:sz="4"/>
+              <w:left w:val="single" w:color="BFBFBF" w:sz="4"/>
+              <w:bottom w:val="single" w:color="BFBFBF" w:sz="4"/>
+              <w:right w:val="single" w:color="BFBFBF" w:sz="4"/>
+            </w:tcBorders>
+            <w:tcMar>
+              <w:top w:type="dxa" w:w="80"/>
+              <w:left w:type="dxa" w:w="120"/>
+              <w:bottom w:type="dxa" w:w="80"/>
+              <w:right w:type="dxa" w:w="120"/>
+            </w:tcMar>
+          </w:tcPr>
+          <w:p>
+            <w:r>
+              <w:rPr>
+                <w:sz w:val="20"/>
+                <w:szCs w:val="20"/>
+              </w:rPr>
               <w:t xml:space="preserve">Record correction per program procedure</w:t>
             </w:r>
           </w:p>
         </w:tc>
       </w:tr>
       <w:tr>
-        <w:tc>
-          <w:tcPr>
-            <w:tcW w:type="dxa" w:w="3700"/>
-            <w:tcBorders>
-              <w:top w:val="single" w:color="BFBFBF" w:sz="4"/>
-              <w:left w:val="single" w:color="BFBFBF" w:sz="4"/>
-              <w:bottom w:val="single" w:color="BFBFBF" w:sz="4"/>
-              <w:right w:val="single" w:color="BFBFBF" w:sz="4"/>
-            </w:tcBorders>
-            <w:tcMar>
-              <w:top w:type="dxa" w:w="80"/>
-              <w:left w:type="dxa" w:w="120"/>
-              <w:bottom w:type="dxa" w:w="80"/>
-              <w:right w:type="dxa" w:w="120"/>
-            </w:tcMar>
-          </w:tcPr>
-          <w:p>
-            <w:r>
+        <w:trPr>
+          <w:cantSplit/>
+          <w:tblHeader w:val="false"/>
+        </w:trPr>
+        <w:tc>
+          <w:tcPr>
+            <w:tcW w:type="dxa" w:w="4133"/>
+            <w:tcBorders>
+              <w:top w:val="single" w:color="BFBFBF" w:sz="4"/>
+              <w:left w:val="single" w:color="BFBFBF" w:sz="4"/>
+              <w:bottom w:val="single" w:color="BFBFBF" w:sz="4"/>
+              <w:right w:val="single" w:color="BFBFBF" w:sz="4"/>
+            </w:tcBorders>
+            <w:tcMar>
+              <w:top w:type="dxa" w:w="80"/>
+              <w:left w:type="dxa" w:w="120"/>
+              <w:bottom w:type="dxa" w:w="80"/>
+              <w:right w:type="dxa" w:w="120"/>
+            </w:tcMar>
+          </w:tcPr>
+          <w:p>
+            <w:r>
+              <w:rPr>
+                <w:sz w:val="20"/>
+                <w:szCs w:val="20"/>
+              </w:rPr>
               <w:t xml:space="preserve">As-built mismatch traced to an MBOM error</w:t>
             </w:r>
           </w:p>
         </w:tc>
         <w:tc>
           <w:tcPr>
-            <w:tcW w:type="dxa" w:w="1200"/>
-            <w:tcBorders>
-              <w:top w:val="single" w:color="BFBFBF" w:sz="4"/>
-              <w:left w:val="single" w:color="BFBFBF" w:sz="4"/>
-              <w:bottom w:val="single" w:color="BFBFBF" w:sz="4"/>
-              <w:right w:val="single" w:color="BFBFBF" w:sz="4"/>
-            </w:tcBorders>
-            <w:tcMar>
-              <w:top w:type="dxa" w:w="80"/>
-              <w:left w:type="dxa" w:w="120"/>
-              <w:bottom w:type="dxa" w:w="80"/>
-              <w:right w:type="dxa" w:w="120"/>
-            </w:tcMar>
-          </w:tcPr>
-          <w:p>
-            <w:r>
+            <w:tcW w:type="dxa" w:w="1094"/>
+            <w:tcBorders>
+              <w:top w:val="single" w:color="BFBFBF" w:sz="4"/>
+              <w:left w:val="single" w:color="BFBFBF" w:sz="4"/>
+              <w:bottom w:val="single" w:color="BFBFBF" w:sz="4"/>
+              <w:right w:val="single" w:color="BFBFBF" w:sz="4"/>
+            </w:tcBorders>
+            <w:tcMar>
+              <w:top w:type="dxa" w:w="80"/>
+              <w:left w:type="dxa" w:w="120"/>
+              <w:bottom w:type="dxa" w:w="80"/>
+              <w:right w:type="dxa" w:w="120"/>
+            </w:tcMar>
+          </w:tcPr>
+          <w:p>
+            <w:r>
+              <w:rPr>
+                <w:sz w:val="20"/>
+                <w:szCs w:val="20"/>
+              </w:rPr>
               <w:t xml:space="preserve">CM</w:t>
             </w:r>
           </w:p>
         </w:tc>
         <w:tc>
           <w:tcPr>
-            <w:tcW w:type="dxa" w:w="4460"/>
-            <w:tcBorders>
-              <w:top w:val="single" w:color="BFBFBF" w:sz="4"/>
-              <w:left w:val="single" w:color="BFBFBF" w:sz="4"/>
-              <w:bottom w:val="single" w:color="BFBFBF" w:sz="4"/>
-              <w:right w:val="single" w:color="BFBFBF" w:sz="4"/>
-            </w:tcBorders>
-            <w:tcMar>
-              <w:top w:type="dxa" w:w="80"/>
-              <w:left w:type="dxa" w:w="120"/>
-              <w:bottom w:type="dxa" w:w="80"/>
-              <w:right w:type="dxa" w:w="120"/>
-            </w:tcMar>
-          </w:tcPr>
-          <w:p>
-            <w:r>
+            <w:tcW w:type="dxa" w:w="4133"/>
+            <w:tcBorders>
+              <w:top w:val="single" w:color="BFBFBF" w:sz="4"/>
+              <w:left w:val="single" w:color="BFBFBF" w:sz="4"/>
+              <w:bottom w:val="single" w:color="BFBFBF" w:sz="4"/>
+              <w:right w:val="single" w:color="BFBFBF" w:sz="4"/>
+            </w:tcBorders>
+            <w:tcMar>
+              <w:top w:type="dxa" w:w="80"/>
+              <w:left w:type="dxa" w:w="120"/>
+              <w:bottom w:type="dxa" w:w="80"/>
+              <w:right w:type="dxa" w:w="120"/>
+            </w:tcMar>
+          </w:tcPr>
+          <w:p>
+            <w:r>
+              <w:rPr>
+                <w:sz w:val="20"/>
+                <w:szCs w:val="20"/>
+              </w:rPr>
               <w:t xml:space="preserve">ME for MBOM correction</w:t>
             </w:r>
           </w:p>
@@ -1981,6 +4666,7 @@
     </w:p>
     <w:p>
       <w:pPr>
+        <w:keepNext w:val="false"/>
         <w:spacing w:after="160"/>
       </w:pPr>
       <w:r>
@@ -1989,14 +4675,16 @@
     </w:p>
     <w:p>
       <w:pPr>
+        <w:keepNext w:val="false"/>
         <w:spacing w:after="160"/>
       </w:pPr>
       <w:r>
-        <w:t xml:space="preserve">Merging the two reconciliations removes a check. No function should be the only check on its own output. That principle applies to ME. It applies to CM as well.</w:t>
-      </w:r>
-    </w:p>
-    <w:p>
-      <w:pPr>
+        <w:t xml:space="preserve">Merging the two reconciliations removes a check. ME's check is a self-check of its own output. CM's check is independent of production. No function should be the only check on its own output.</w:t>
+      </w:r>
+    </w:p>
+    <w:p>
+      <w:pPr>
+        <w:keepNext w:val="false"/>
         <w:spacing w:after="160"/>
       </w:pPr>
       <w:r>
@@ -2005,6 +4693,7 @@
     </w:p>
     <w:p>
       <w:pPr>
+        <w:keepNext w:val="false"/>
         <w:spacing w:after="160"/>
       </w:pPr>
       <w:r>
@@ -2012,6 +4701,18 @@
           <w:b/>
           <w:bCs/>
         </w:rPr>
+        <w:t xml:space="preserve">A test for any proposal to drop ME's reconciliation.</w:t>
+      </w:r>
+      <w:r>
+        <w:t xml:space="preserve"> If ME had no reconciliation duty, who would meet 14 CFR 21.137(d) and AS9100D 8.5.1? Those obligations remain whether or not EIA-649-1A belongs to CM.</w:t>
+      </w:r>
+    </w:p>
+    <w:p>
+      <w:pPr>
+        <w:keepNext w:val="false"/>
+        <w:spacing w:after="160"/>
+      </w:pPr>
+      <w:r>
         <w:t xml:space="preserve">One reconciliation asks whether we can build it. The other proves that we did.</w:t>
       </w:r>
     </w:p>
@@ -2025,6 +4726,7 @@
     </w:p>
     <w:p>
       <w:pPr>
+        <w:keepNext w:val="false"/>
         <w:spacing w:after="160"/>
       </w:pPr>
       <w:r>
@@ -2041,7 +4743,7 @@
         <w:spacing w:after="80"/>
       </w:pPr>
       <w:r>
-        <w:t xml:space="preserve">Keep EBOM-to-MBOM reconciliation with ME. Track it with PE-0400.</w:t>
+        <w:t xml:space="preserve">Keep EBOM-to-MBOM reconciliation and build conformity with ME. Track it with PE-0400.</w:t>
       </w:r>
     </w:p>
     <w:p>
@@ -2067,13 +4769,21 @@
         <w:spacing w:after="80"/>
       </w:pPr>
       <w:r>
+        <w:t xml:space="preserve">Record the split in the company responsibility matrix. CM is accountable for the EIA-649-1A functions. ME is accountable for build conformity under AS9100D 8.5 and 14 CFR 21.137.</w:t>
+      </w:r>
+    </w:p>
+    <w:p>
+      <w:pPr>
+        <w:pStyle w:val="ListParagraph"/>
+        <w:numPr>
+          <w:ilvl w:val="0"/>
+          <w:numId w:val="3"/>
+        </w:numPr>
+        <w:spacing w:after="80"/>
+      </w:pPr>
+      <w:r>
         <w:t xml:space="preserve">Adopt the discrepancy routing in this memo in the program CM Plan.</w:t>
       </w:r>
-    </w:p>
-    <w:p>
-      <w:pPr>
-        <w:spacing w:after="120"/>
-      </w:pPr>
     </w:p>
     <w:p>
       <w:pPr>
@@ -2092,7 +4802,39 @@
         </w:numPr>
         <w:spacing w:after="80"/>
       </w:pPr>
-      <w:hyperlink w:history="1" r:id="rId-zxyrfm0cxh1auvnpxmph">
+      <w:hyperlink w:history="1" r:id="rIdwqt3r1sjbhi8clp7p7hdu">
+        <w:r>
+          <w:rPr>
+            <w:rStyle w:val="Hyperlink"/>
+          </w:rPr>
+          <w:t xml:space="preserve">14 CFR 21.137, Quality system</w:t>
+        </w:r>
+      </w:hyperlink>
+      <w:r>
+        <w:t xml:space="preserve">, paragraphs (a), (d), (e), and (g); and </w:t>
+      </w:r>
+      <w:hyperlink w:history="1" r:id="rIdtpb5mgp_jg2lbf85v3s8o">
+        <w:r>
+          <w:rPr>
+            <w:rStyle w:val="Hyperlink"/>
+          </w:rPr>
+          <w:t xml:space="preserve">14 CFR 21.146, Responsibility of holder</w:t>
+        </w:r>
+      </w:hyperlink>
+      <w:r>
+        <w:t xml:space="preserve">, paragraph (c)</w:t>
+      </w:r>
+    </w:p>
+    <w:p>
+      <w:pPr>
+        <w:pStyle w:val="ListParagraph"/>
+        <w:numPr>
+          <w:ilvl w:val="0"/>
+          <w:numId w:val="2"/>
+        </w:numPr>
+        <w:spacing w:after="80"/>
+      </w:pPr>
+      <w:hyperlink w:history="1" r:id="rIdyxarqvrbmzf5pijdufrez">
         <w:r>
           <w:rPr>
             <w:rStyle w:val="Hyperlink"/>
@@ -2111,7 +4853,7 @@
         <w:spacing w:after="80"/>
       </w:pPr>
       <w:r>
-        <w:t xml:space="preserve">SAE AS9100D, Quality Management Systems: Requirements for Aviation, Space, and Defense Organizations, clauses 8.1.2, 8.5.1, and 8.5.2</w:t>
+        <w:t xml:space="preserve">SAE AS9100D, Quality Management Systems: Requirements for Aviation, Space, and Defense Organizations, clauses 8.1.2, 8.5.1, 8.5.1.3, 8.5.2, 8.5.6, and 8.6</w:t>
       </w:r>
     </w:p>
     <w:p>
@@ -2137,7 +4879,7 @@
         <w:spacing w:after="80"/>
       </w:pPr>
       <w:r>
-        <w:t xml:space="preserve">SAE EIA-649-1, Configuration Management Requirements for Defense Contracts (confirm revision)</w:t>
+        <w:t xml:space="preserve">SAE AS9145, Requirements for Advanced Product Quality Planning and Production Part Approval Process, clauses 4.5, 4.6, and 5.1</w:t>
       </w:r>
     </w:p>
     <w:p>
@@ -2150,7 +4892,7 @@
         <w:spacing w:after="80"/>
       </w:pPr>
       <w:r>
-        <w:t xml:space="preserve">SAE EIA-649, Configuration Management Standard (confirm revision)</w:t>
+        <w:t xml:space="preserve">SAE AS6500A, Manufacturing Management Program (revised 2021)</w:t>
       </w:r>
     </w:p>
     <w:p>
@@ -2163,7 +4905,7 @@
         <w:spacing w:after="80"/>
       </w:pPr>
       <w:r>
-        <w:t xml:space="preserve">Program airworthiness authority. For FAA production, cite AC 21-43 at its current revision. For a military-only program, cite the program's military airworthiness authority instead.</w:t>
+        <w:t xml:space="preserve">SAE EIA-649-1A, Configuration Management Requirements for Defense Contracts (revised 2020-08), including 3.3(2)(e), 3.4, and 3.5</w:t>
       </w:r>
     </w:p>
     <w:p>
@@ -2176,13 +4918,34 @@
         <w:spacing w:after="80"/>
       </w:pPr>
       <w:r>
+        <w:t xml:space="preserve">SAE EIA-649, Configuration Management Standard (confirm revision)</w:t>
+      </w:r>
+    </w:p>
+    <w:p>
+      <w:pPr>
+        <w:pStyle w:val="ListParagraph"/>
+        <w:numPr>
+          <w:ilvl w:val="0"/>
+          <w:numId w:val="2"/>
+        </w:numPr>
+        <w:spacing w:after="80"/>
+      </w:pPr>
+      <w:r>
+        <w:t xml:space="preserve">Program airworthiness authority. For FAA production, cite AC 21-43 at its current revision. For a military-only program, cite the program's military airworthiness authority instead.</w:t>
+      </w:r>
+    </w:p>
+    <w:p>
+      <w:pPr>
+        <w:pStyle w:val="ListParagraph"/>
+        <w:numPr>
+          <w:ilvl w:val="0"/>
+          <w:numId w:val="2"/>
+        </w:numPr>
+        <w:spacing w:after="80"/>
+      </w:pPr>
+      <w:r>
         <w:t xml:space="preserve">PE-0400, ME EBOM-MBOM Metric (internal)</w:t>
       </w:r>
-    </w:p>
-    <w:p>
-      <w:pPr>
-        <w:spacing w:after="120"/>
-      </w:pPr>
     </w:p>
     <w:p>
       <w:pPr>
@@ -2640,5 +5403,24 @@
       <w:szCs w:val="26"/>
     </w:rPr>
   </w:style>
+  <w:style w:type="paragraph" w:styleId="Heading2">
+    <w:name w:val="Heading 2"/>
+    <w:basedOn w:val="Normal"/>
+    <w:next w:val="Normal"/>
+    <w:qFormat/>
+    <w:pPr>
+      <w:keepNext/>
+      <w:spacing w:after="100" w:before="220"/>
+      <w:outlineLvl w:val="1"/>
+    </w:pPr>
+    <w:rPr>
+      <w:rFonts w:ascii="Arial" w:cs="Arial" w:eastAsia="Arial" w:hAnsi="Arial"/>
+      <w:b/>
+      <w:bCs/>
+      <w:color w:val="404040"/>
+      <w:sz w:val="23"/>
+      <w:szCs w:val="23"/>
+    </w:rPr>
+  </w:style>
 </w:styles>
 </file>
--- a/Roles_in_EBOM-MBOM-ABOM_Reconciliation.docx
+++ b/Roles_in_EBOM-MBOM-ABOM_Reconciliation.docx
@@ -115,7 +115,7 @@
         <w:spacing w:after="160"/>
       </w:pPr>
       <w:r>
-        <w:t xml:space="preserve">ME and CM reconcile different BOM pairs. They do the work at different times. They answer different questions.</w:t>
+        <w:t xml:space="preserve">ME and CM reconcile different things. ME connects the design to the build in two steps, through the plan. CM compares the design to the build directly.</w:t>
       </w:r>
     </w:p>
     <w:p>
@@ -128,7 +128,7 @@
         <w:spacing w:after="80"/>
       </w:pPr>
       <w:r>
-        <w:t xml:space="preserve">ME reconciles the Engineering BOM (EBOM) to the Manufacturing BOM (MBOM). ME asks: can we build what engineering released?</w:t>
+        <w:t xml:space="preserve">ME reconciles the Engineering BOM (EBOM) to the Manufacturing BOM (MBOM). This is as-designed to as-planned. ME asks: can we build what engineering released?</w:t>
       </w:r>
     </w:p>
     <w:p>
@@ -141,7 +141,20 @@
         <w:spacing w:after="80"/>
       </w:pPr>
       <w:r>
-        <w:t xml:space="preserve">CM reconciles the EBOM to the As-Built BOM (ABOM). CM asks: did we build what engineering released and approved, on this unit?</w:t>
+        <w:t xml:space="preserve">ME then verifies that each build follows the MBOM. This is as-planned to as-built. ME asks: did we build to the plan?</w:t>
+      </w:r>
+    </w:p>
+    <w:p>
+      <w:pPr>
+        <w:pStyle w:val="ListParagraph"/>
+        <w:numPr>
+          <w:ilvl w:val="0"/>
+          <w:numId w:val="2"/>
+        </w:numPr>
+        <w:spacing w:after="80"/>
+      </w:pPr>
+      <w:r>
+        <w:t xml:space="preserve">CM reconciles the EBOM to the As-Built BOM (ABOM). This is as-designed to as-built. CM asks: does this unit's record match the approved design and its changes?</w:t>
       </w:r>
     </w:p>
     <w:p>
@@ -150,7 +163,7 @@
         <w:spacing w:after="160"/>
       </w:pPr>
       <w:r>
-        <w:t xml:space="preserve">Both functions touch as-designed versus as-built. They do it under different drivers. ME verifies that the build process produces the design. AS9100D clause 8.5 and 14 CFR 21.137 drive that work. CM verifies each unit's record against the approved configuration. EIA-649-1A drives that work.</w:t>
+        <w:t xml:space="preserve">ME's two checks run through the plan. CM's check skips the plan and runs end to end. Different requirements drive them. AS9100D clause 8.5 and 14 CFR 21.137 drive ME's checks. EIA-649-1A drives CM's check.</w:t>
       </w:r>
     </w:p>
     <w:p>
@@ -159,7 +172,7 @@
         <w:spacing w:after="160"/>
       </w:pPr>
       <w:r>
-        <w:t xml:space="preserve">ME's check is a self-check of its own output. CM's check is independent of production. No function should be the only check on its own work. This memo recommends that the program retain both reconciliations and record the split in the company responsibility matrix.</w:t>
+        <w:t xml:space="preserve">ME's checks are self-checks of its own output. CM's check is independent of production. No function should be the only check on its own work. This memo recommends that the program retain all three checks and record the split in the company responsibility matrix.</w:t>
       </w:r>
     </w:p>
     <w:p>
@@ -460,7 +473,7 @@
                 <w:sz w:val="20"/>
                 <w:szCs w:val="20"/>
               </w:rPr>
-              <w:t xml:space="preserve">Configuration Status Accounting (CSA)</w:t>
+              <w:t xml:space="preserve">As-designed configuration</w:t>
             </w:r>
           </w:p>
         </w:tc>
@@ -486,7 +499,7 @@
                 <w:sz w:val="20"/>
                 <w:szCs w:val="20"/>
               </w:rPr>
-              <w:t xml:space="preserve">The configuration management function that captures and maintains the product configuration information needed to account for the configuration of a product throughout its life cycle.</w:t>
+              <w:t xml:space="preserve">The configuration defined by the released EBOM and its approved changes and variances, at a unit's effectivity.</w:t>
             </w:r>
           </w:p>
         </w:tc>
@@ -518,7 +531,7 @@
                 <w:sz w:val="20"/>
                 <w:szCs w:val="20"/>
               </w:rPr>
-              <w:t xml:space="preserve">Variance</w:t>
+              <w:t xml:space="preserve">As-planned configuration</w:t>
             </w:r>
           </w:p>
         </w:tc>
@@ -544,7 +557,7 @@
                 <w:sz w:val="20"/>
                 <w:szCs w:val="20"/>
               </w:rPr>
-              <w:t xml:space="preserve">An authorized temporary departure from approved configuration documentation for a specific number of units, that does not revise the approved documentation. A variance granted before manufacture is a deviation. A variance granted after manufacture is a waiver (EIA-649-1A 2.3, paraphrased).</w:t>
+              <w:t xml:space="preserve">The configuration a unit is built to, as defined by the MBOM and work instructions at that unit's effectivity.</w:t>
             </w:r>
           </w:p>
         </w:tc>
@@ -576,6 +589,180 @@
                 <w:sz w:val="20"/>
                 <w:szCs w:val="20"/>
               </w:rPr>
+              <w:t xml:space="preserve">As-built configuration</w:t>
+            </w:r>
+          </w:p>
+        </w:tc>
+        <w:tc>
+          <w:tcPr>
+            <w:tcW w:type="dxa" w:w="5583"/>
+            <w:tcBorders>
+              <w:top w:val="single" w:color="BFBFBF" w:sz="4"/>
+              <w:left w:val="single" w:color="BFBFBF" w:sz="4"/>
+              <w:bottom w:val="single" w:color="BFBFBF" w:sz="4"/>
+              <w:right w:val="single" w:color="BFBFBF" w:sz="4"/>
+            </w:tcBorders>
+            <w:tcMar>
+              <w:top w:type="dxa" w:w="80"/>
+              <w:left w:type="dxa" w:w="120"/>
+              <w:bottom w:type="dxa" w:w="80"/>
+              <w:right w:type="dxa" w:w="120"/>
+            </w:tcMar>
+          </w:tcPr>
+          <w:p>
+            <w:r>
+              <w:rPr>
+                <w:sz w:val="20"/>
+                <w:szCs w:val="20"/>
+              </w:rPr>
+              <w:t xml:space="preserve">The configuration of a unit as actually produced, as recorded in the ABOM.</w:t>
+            </w:r>
+          </w:p>
+        </w:tc>
+      </w:tr>
+      <w:tr>
+        <w:trPr>
+          <w:cantSplit/>
+          <w:tblHeader w:val="false"/>
+        </w:trPr>
+        <w:tc>
+          <w:tcPr>
+            <w:tcW w:type="dxa" w:w="3777"/>
+            <w:tcBorders>
+              <w:top w:val="single" w:color="BFBFBF" w:sz="4"/>
+              <w:left w:val="single" w:color="BFBFBF" w:sz="4"/>
+              <w:bottom w:val="single" w:color="BFBFBF" w:sz="4"/>
+              <w:right w:val="single" w:color="BFBFBF" w:sz="4"/>
+            </w:tcBorders>
+            <w:tcMar>
+              <w:top w:type="dxa" w:w="80"/>
+              <w:left w:type="dxa" w:w="120"/>
+              <w:bottom w:type="dxa" w:w="80"/>
+              <w:right w:type="dxa" w:w="120"/>
+            </w:tcMar>
+          </w:tcPr>
+          <w:p>
+            <w:r>
+              <w:rPr>
+                <w:sz w:val="20"/>
+                <w:szCs w:val="20"/>
+              </w:rPr>
+              <w:t xml:space="preserve">Configuration Status Accounting (CSA)</w:t>
+            </w:r>
+          </w:p>
+        </w:tc>
+        <w:tc>
+          <w:tcPr>
+            <w:tcW w:type="dxa" w:w="5583"/>
+            <w:tcBorders>
+              <w:top w:val="single" w:color="BFBFBF" w:sz="4"/>
+              <w:left w:val="single" w:color="BFBFBF" w:sz="4"/>
+              <w:bottom w:val="single" w:color="BFBFBF" w:sz="4"/>
+              <w:right w:val="single" w:color="BFBFBF" w:sz="4"/>
+            </w:tcBorders>
+            <w:tcMar>
+              <w:top w:type="dxa" w:w="80"/>
+              <w:left w:type="dxa" w:w="120"/>
+              <w:bottom w:type="dxa" w:w="80"/>
+              <w:right w:type="dxa" w:w="120"/>
+            </w:tcMar>
+          </w:tcPr>
+          <w:p>
+            <w:r>
+              <w:rPr>
+                <w:sz w:val="20"/>
+                <w:szCs w:val="20"/>
+              </w:rPr>
+              <w:t xml:space="preserve">The configuration management function that captures and maintains the product configuration information needed to account for the configuration of a product throughout its life cycle.</w:t>
+            </w:r>
+          </w:p>
+        </w:tc>
+      </w:tr>
+      <w:tr>
+        <w:trPr>
+          <w:cantSplit/>
+          <w:tblHeader w:val="false"/>
+        </w:trPr>
+        <w:tc>
+          <w:tcPr>
+            <w:tcW w:type="dxa" w:w="3777"/>
+            <w:tcBorders>
+              <w:top w:val="single" w:color="BFBFBF" w:sz="4"/>
+              <w:left w:val="single" w:color="BFBFBF" w:sz="4"/>
+              <w:bottom w:val="single" w:color="BFBFBF" w:sz="4"/>
+              <w:right w:val="single" w:color="BFBFBF" w:sz="4"/>
+            </w:tcBorders>
+            <w:tcMar>
+              <w:top w:type="dxa" w:w="80"/>
+              <w:left w:type="dxa" w:w="120"/>
+              <w:bottom w:type="dxa" w:w="80"/>
+              <w:right w:type="dxa" w:w="120"/>
+            </w:tcMar>
+          </w:tcPr>
+          <w:p>
+            <w:r>
+              <w:rPr>
+                <w:sz w:val="20"/>
+                <w:szCs w:val="20"/>
+              </w:rPr>
+              <w:t xml:space="preserve">Variance</w:t>
+            </w:r>
+          </w:p>
+        </w:tc>
+        <w:tc>
+          <w:tcPr>
+            <w:tcW w:type="dxa" w:w="5583"/>
+            <w:tcBorders>
+              <w:top w:val="single" w:color="BFBFBF" w:sz="4"/>
+              <w:left w:val="single" w:color="BFBFBF" w:sz="4"/>
+              <w:bottom w:val="single" w:color="BFBFBF" w:sz="4"/>
+              <w:right w:val="single" w:color="BFBFBF" w:sz="4"/>
+            </w:tcBorders>
+            <w:tcMar>
+              <w:top w:type="dxa" w:w="80"/>
+              <w:left w:type="dxa" w:w="120"/>
+              <w:bottom w:type="dxa" w:w="80"/>
+              <w:right w:type="dxa" w:w="120"/>
+            </w:tcMar>
+          </w:tcPr>
+          <w:p>
+            <w:r>
+              <w:rPr>
+                <w:sz w:val="20"/>
+                <w:szCs w:val="20"/>
+              </w:rPr>
+              <w:t xml:space="preserve">An authorized temporary departure from approved configuration documentation for a specific number of units, that does not revise the approved documentation. A variance granted before manufacture is a deviation. A variance granted after manufacture is a waiver (EIA-649-1A 2.3, paraphrased).</w:t>
+            </w:r>
+          </w:p>
+        </w:tc>
+      </w:tr>
+      <w:tr>
+        <w:trPr>
+          <w:cantSplit/>
+          <w:tblHeader w:val="false"/>
+        </w:trPr>
+        <w:tc>
+          <w:tcPr>
+            <w:tcW w:type="dxa" w:w="3777"/>
+            <w:tcBorders>
+              <w:top w:val="single" w:color="BFBFBF" w:sz="4"/>
+              <w:left w:val="single" w:color="BFBFBF" w:sz="4"/>
+              <w:bottom w:val="single" w:color="BFBFBF" w:sz="4"/>
+              <w:right w:val="single" w:color="BFBFBF" w:sz="4"/>
+            </w:tcBorders>
+            <w:tcMar>
+              <w:top w:type="dxa" w:w="80"/>
+              <w:left w:type="dxa" w:w="120"/>
+              <w:bottom w:type="dxa" w:w="80"/>
+              <w:right w:type="dxa" w:w="120"/>
+            </w:tcMar>
+          </w:tcPr>
+          <w:p>
+            <w:r>
+              <w:rPr>
+                <w:sz w:val="20"/>
+                <w:szCs w:val="20"/>
+              </w:rPr>
               <w:t xml:space="preserve">Effectivity</w:t>
             </w:r>
           </w:p>
@@ -640,7 +827,7 @@
         <w:spacing w:after="160"/>
       </w:pPr>
       <w:r>
-        <w:t xml:space="preserve">The two reconciliations differ in question, timing, and unit of analysis.</w:t>
+        <w:t xml:space="preserve">ME's checks and CM's check differ in path, timing, and independence.</w:t>
       </w:r>
     </w:p>
     <w:tbl>
@@ -656,9 +843,9 @@
         </w:tblBorders>
       </w:tblPr>
       <w:tblGrid>
-        <w:gridCol w:w="2000"/>
-        <w:gridCol w:w="3659"/>
-        <w:gridCol w:w="3701"/>
+        <w:gridCol w:w="1783"/>
+        <w:gridCol w:w="3789"/>
+        <w:gridCol w:w="3788"/>
       </w:tblGrid>
       <w:tr>
         <w:trPr>
@@ -667,7 +854,7 @@
         </w:trPr>
         <w:tc>
           <w:tcPr>
-            <w:tcW w:type="dxa" w:w="2000"/>
+            <w:tcW w:type="dxa" w:w="1783"/>
             <w:tcBorders>
               <w:top w:val="single" w:color="BFBFBF" w:sz="4"/>
               <w:left w:val="single" w:color="BFBFBF" w:sz="4"/>
@@ -696,7 +883,7 @@
         </w:tc>
         <w:tc>
           <w:tcPr>
-            <w:tcW w:type="dxa" w:w="3659"/>
+            <w:tcW w:type="dxa" w:w="3789"/>
             <w:tcBorders>
               <w:top w:val="single" w:color="BFBFBF" w:sz="4"/>
               <w:left w:val="single" w:color="BFBFBF" w:sz="4"/>
@@ -725,7 +912,7 @@
         </w:tc>
         <w:tc>
           <w:tcPr>
-            <w:tcW w:type="dxa" w:w="3701"/>
+            <w:tcW w:type="dxa" w:w="3788"/>
             <w:tcBorders>
               <w:top w:val="single" w:color="BFBFBF" w:sz="4"/>
               <w:left w:val="single" w:color="BFBFBF" w:sz="4"/>
@@ -760,7 +947,7 @@
         </w:trPr>
         <w:tc>
           <w:tcPr>
-            <w:tcW w:type="dxa" w:w="2000"/>
+            <w:tcW w:type="dxa" w:w="1783"/>
             <w:tcBorders>
               <w:top w:val="single" w:color="BFBFBF" w:sz="4"/>
               <w:left w:val="single" w:color="BFBFBF" w:sz="4"/>
@@ -786,53 +973,53 @@
         </w:tc>
         <w:tc>
           <w:tcPr>
-            <w:tcW w:type="dxa" w:w="3659"/>
-            <w:tcBorders>
-              <w:top w:val="single" w:color="BFBFBF" w:sz="4"/>
-              <w:left w:val="single" w:color="BFBFBF" w:sz="4"/>
-              <w:bottom w:val="single" w:color="BFBFBF" w:sz="4"/>
-              <w:right w:val="single" w:color="BFBFBF" w:sz="4"/>
-            </w:tcBorders>
-            <w:tcMar>
-              <w:top w:type="dxa" w:w="80"/>
-              <w:left w:type="dxa" w:w="120"/>
-              <w:bottom w:type="dxa" w:w="80"/>
-              <w:right w:type="dxa" w:w="120"/>
-            </w:tcMar>
-          </w:tcPr>
-          <w:p>
-            <w:r>
-              <w:rPr>
-                <w:sz w:val="20"/>
-                <w:szCs w:val="20"/>
-              </w:rPr>
-              <w:t xml:space="preserve">Can we build what engineering released? Did the build follow the plan?</w:t>
-            </w:r>
-          </w:p>
-        </w:tc>
-        <w:tc>
-          <w:tcPr>
-            <w:tcW w:type="dxa" w:w="3701"/>
-            <w:tcBorders>
-              <w:top w:val="single" w:color="BFBFBF" w:sz="4"/>
-              <w:left w:val="single" w:color="BFBFBF" w:sz="4"/>
-              <w:bottom w:val="single" w:color="BFBFBF" w:sz="4"/>
-              <w:right w:val="single" w:color="BFBFBF" w:sz="4"/>
-            </w:tcBorders>
-            <w:tcMar>
-              <w:top w:type="dxa" w:w="80"/>
-              <w:left w:type="dxa" w:w="120"/>
-              <w:bottom w:type="dxa" w:w="80"/>
-              <w:right w:type="dxa" w:w="120"/>
-            </w:tcMar>
-          </w:tcPr>
-          <w:p>
-            <w:r>
-              <w:rPr>
-                <w:sz w:val="20"/>
-                <w:szCs w:val="20"/>
-              </w:rPr>
-              <w:t xml:space="preserve">Did we build what engineering released and approved, on this unit?</w:t>
+            <w:tcW w:type="dxa" w:w="3789"/>
+            <w:tcBorders>
+              <w:top w:val="single" w:color="BFBFBF" w:sz="4"/>
+              <w:left w:val="single" w:color="BFBFBF" w:sz="4"/>
+              <w:bottom w:val="single" w:color="BFBFBF" w:sz="4"/>
+              <w:right w:val="single" w:color="BFBFBF" w:sz="4"/>
+            </w:tcBorders>
+            <w:tcMar>
+              <w:top w:type="dxa" w:w="80"/>
+              <w:left w:type="dxa" w:w="120"/>
+              <w:bottom w:type="dxa" w:w="80"/>
+              <w:right w:type="dxa" w:w="120"/>
+            </w:tcMar>
+          </w:tcPr>
+          <w:p>
+            <w:r>
+              <w:rPr>
+                <w:sz w:val="20"/>
+                <w:szCs w:val="20"/>
+              </w:rPr>
+              <w:t xml:space="preserve">Can we build what engineering released? Did each build follow the plan?</w:t>
+            </w:r>
+          </w:p>
+        </w:tc>
+        <w:tc>
+          <w:tcPr>
+            <w:tcW w:type="dxa" w:w="3788"/>
+            <w:tcBorders>
+              <w:top w:val="single" w:color="BFBFBF" w:sz="4"/>
+              <w:left w:val="single" w:color="BFBFBF" w:sz="4"/>
+              <w:bottom w:val="single" w:color="BFBFBF" w:sz="4"/>
+              <w:right w:val="single" w:color="BFBFBF" w:sz="4"/>
+            </w:tcBorders>
+            <w:tcMar>
+              <w:top w:type="dxa" w:w="80"/>
+              <w:left w:type="dxa" w:w="120"/>
+              <w:bottom w:type="dxa" w:w="80"/>
+              <w:right w:type="dxa" w:w="120"/>
+            </w:tcMar>
+          </w:tcPr>
+          <w:p>
+            <w:r>
+              <w:rPr>
+                <w:sz w:val="20"/>
+                <w:szCs w:val="20"/>
+              </w:rPr>
+              <w:t xml:space="preserve">Does this unit's record match the approved design and its changes?</w:t>
             </w:r>
           </w:p>
         </w:tc>
@@ -844,79 +1031,79 @@
         </w:trPr>
         <w:tc>
           <w:tcPr>
-            <w:tcW w:type="dxa" w:w="2000"/>
-            <w:tcBorders>
-              <w:top w:val="single" w:color="BFBFBF" w:sz="4"/>
-              <w:left w:val="single" w:color="BFBFBF" w:sz="4"/>
-              <w:bottom w:val="single" w:color="BFBFBF" w:sz="4"/>
-              <w:right w:val="single" w:color="BFBFBF" w:sz="4"/>
-            </w:tcBorders>
-            <w:tcMar>
-              <w:top w:type="dxa" w:w="80"/>
-              <w:left w:type="dxa" w:w="120"/>
-              <w:bottom w:type="dxa" w:w="80"/>
-              <w:right w:type="dxa" w:w="120"/>
-            </w:tcMar>
-          </w:tcPr>
-          <w:p>
-            <w:r>
-              <w:rPr>
-                <w:sz w:val="20"/>
-                <w:szCs w:val="20"/>
-              </w:rPr>
-              <w:t xml:space="preserve">Reconciliation point</w:t>
-            </w:r>
-          </w:p>
-        </w:tc>
-        <w:tc>
-          <w:tcPr>
-            <w:tcW w:type="dxa" w:w="3659"/>
-            <w:tcBorders>
-              <w:top w:val="single" w:color="BFBFBF" w:sz="4"/>
-              <w:left w:val="single" w:color="BFBFBF" w:sz="4"/>
-              <w:bottom w:val="single" w:color="BFBFBF" w:sz="4"/>
-              <w:right w:val="single" w:color="BFBFBF" w:sz="4"/>
-            </w:tcBorders>
-            <w:tcMar>
-              <w:top w:type="dxa" w:w="80"/>
-              <w:left w:type="dxa" w:w="120"/>
-              <w:bottom w:type="dxa" w:w="80"/>
-              <w:right w:type="dxa" w:w="120"/>
-            </w:tcMar>
-          </w:tcPr>
-          <w:p>
-            <w:r>
-              <w:rPr>
-                <w:sz w:val="20"/>
-                <w:szCs w:val="20"/>
-              </w:rPr>
-              <w:t xml:space="preserve">EBOM to MBOM, then MBOM to the build record</w:t>
-            </w:r>
-          </w:p>
-        </w:tc>
-        <w:tc>
-          <w:tcPr>
-            <w:tcW w:type="dxa" w:w="3701"/>
-            <w:tcBorders>
-              <w:top w:val="single" w:color="BFBFBF" w:sz="4"/>
-              <w:left w:val="single" w:color="BFBFBF" w:sz="4"/>
-              <w:bottom w:val="single" w:color="BFBFBF" w:sz="4"/>
-              <w:right w:val="single" w:color="BFBFBF" w:sz="4"/>
-            </w:tcBorders>
-            <w:tcMar>
-              <w:top w:type="dxa" w:w="80"/>
-              <w:left w:type="dxa" w:w="120"/>
-              <w:bottom w:type="dxa" w:w="80"/>
-              <w:right w:type="dxa" w:w="120"/>
-            </w:tcMar>
-          </w:tcPr>
-          <w:p>
-            <w:r>
-              <w:rPr>
-                <w:sz w:val="20"/>
-                <w:szCs w:val="20"/>
-              </w:rPr>
-              <w:t xml:space="preserve">EBOM to ABOM</w:t>
+            <w:tcW w:type="dxa" w:w="1783"/>
+            <w:tcBorders>
+              <w:top w:val="single" w:color="BFBFBF" w:sz="4"/>
+              <w:left w:val="single" w:color="BFBFBF" w:sz="4"/>
+              <w:bottom w:val="single" w:color="BFBFBF" w:sz="4"/>
+              <w:right w:val="single" w:color="BFBFBF" w:sz="4"/>
+            </w:tcBorders>
+            <w:tcMar>
+              <w:top w:type="dxa" w:w="80"/>
+              <w:left w:type="dxa" w:w="120"/>
+              <w:bottom w:type="dxa" w:w="80"/>
+              <w:right w:type="dxa" w:w="120"/>
+            </w:tcMar>
+          </w:tcPr>
+          <w:p>
+            <w:r>
+              <w:rPr>
+                <w:sz w:val="20"/>
+                <w:szCs w:val="20"/>
+              </w:rPr>
+              <w:t xml:space="preserve">Comparison</w:t>
+            </w:r>
+          </w:p>
+        </w:tc>
+        <w:tc>
+          <w:tcPr>
+            <w:tcW w:type="dxa" w:w="3789"/>
+            <w:tcBorders>
+              <w:top w:val="single" w:color="BFBFBF" w:sz="4"/>
+              <w:left w:val="single" w:color="BFBFBF" w:sz="4"/>
+              <w:bottom w:val="single" w:color="BFBFBF" w:sz="4"/>
+              <w:right w:val="single" w:color="BFBFBF" w:sz="4"/>
+            </w:tcBorders>
+            <w:tcMar>
+              <w:top w:type="dxa" w:w="80"/>
+              <w:left w:type="dxa" w:w="120"/>
+              <w:bottom w:type="dxa" w:w="80"/>
+              <w:right w:type="dxa" w:w="120"/>
+            </w:tcMar>
+          </w:tcPr>
+          <w:p>
+            <w:r>
+              <w:rPr>
+                <w:sz w:val="20"/>
+                <w:szCs w:val="20"/>
+              </w:rPr>
+              <w:t xml:space="preserve">As-designed to as-planned (EBOM to MBOM), then as-planned to as-built (MBOM to the build record)</w:t>
+            </w:r>
+          </w:p>
+        </w:tc>
+        <w:tc>
+          <w:tcPr>
+            <w:tcW w:type="dxa" w:w="3788"/>
+            <w:tcBorders>
+              <w:top w:val="single" w:color="BFBFBF" w:sz="4"/>
+              <w:left w:val="single" w:color="BFBFBF" w:sz="4"/>
+              <w:bottom w:val="single" w:color="BFBFBF" w:sz="4"/>
+              <w:right w:val="single" w:color="BFBFBF" w:sz="4"/>
+            </w:tcBorders>
+            <w:tcMar>
+              <w:top w:type="dxa" w:w="80"/>
+              <w:left w:type="dxa" w:w="120"/>
+              <w:bottom w:type="dxa" w:w="80"/>
+              <w:right w:type="dxa" w:w="120"/>
+            </w:tcMar>
+          </w:tcPr>
+          <w:p>
+            <w:r>
+              <w:rPr>
+                <w:sz w:val="20"/>
+                <w:szCs w:val="20"/>
+              </w:rPr>
+              <w:t xml:space="preserve">As-designed to as-built (EBOM to ABOM), direct</w:t>
             </w:r>
           </w:p>
         </w:tc>
@@ -928,7 +1115,7 @@
         </w:trPr>
         <w:tc>
           <w:tcPr>
-            <w:tcW w:type="dxa" w:w="2000"/>
+            <w:tcW w:type="dxa" w:w="1783"/>
             <w:tcBorders>
               <w:top w:val="single" w:color="BFBFBF" w:sz="4"/>
               <w:left w:val="single" w:color="BFBFBF" w:sz="4"/>
@@ -954,7 +1141,7 @@
         </w:tc>
         <w:tc>
           <w:tcPr>
-            <w:tcW w:type="dxa" w:w="3659"/>
+            <w:tcW w:type="dxa" w:w="3789"/>
             <w:tcBorders>
               <w:top w:val="single" w:color="BFBFBF" w:sz="4"/>
               <w:left w:val="single" w:color="BFBFBF" w:sz="4"/>
@@ -980,7 +1167,7 @@
         </w:tc>
         <w:tc>
           <w:tcPr>
-            <w:tcW w:type="dxa" w:w="3701"/>
+            <w:tcW w:type="dxa" w:w="3788"/>
             <w:tcBorders>
               <w:top w:val="single" w:color="BFBFBF" w:sz="4"/>
               <w:left w:val="single" w:color="BFBFBF" w:sz="4"/>
@@ -1012,7 +1199,7 @@
         </w:trPr>
         <w:tc>
           <w:tcPr>
-            <w:tcW w:type="dxa" w:w="2000"/>
+            <w:tcW w:type="dxa" w:w="1783"/>
             <w:tcBorders>
               <w:top w:val="single" w:color="BFBFBF" w:sz="4"/>
               <w:left w:val="single" w:color="BFBFBF" w:sz="4"/>
@@ -1038,7 +1225,7 @@
         </w:tc>
         <w:tc>
           <w:tcPr>
-            <w:tcW w:type="dxa" w:w="3659"/>
+            <w:tcW w:type="dxa" w:w="3789"/>
             <w:tcBorders>
               <w:top w:val="single" w:color="BFBFBF" w:sz="4"/>
               <w:left w:val="single" w:color="BFBFBF" w:sz="4"/>
@@ -1064,7 +1251,7 @@
         </w:tc>
         <w:tc>
           <w:tcPr>
-            <w:tcW w:type="dxa" w:w="3701"/>
+            <w:tcW w:type="dxa" w:w="3788"/>
             <w:tcBorders>
               <w:top w:val="single" w:color="BFBFBF" w:sz="4"/>
               <w:left w:val="single" w:color="BFBFBF" w:sz="4"/>
@@ -1096,7 +1283,7 @@
         </w:trPr>
         <w:tc>
           <w:tcPr>
-            <w:tcW w:type="dxa" w:w="2000"/>
+            <w:tcW w:type="dxa" w:w="1783"/>
             <w:tcBorders>
               <w:top w:val="single" w:color="BFBFBF" w:sz="4"/>
               <w:left w:val="single" w:color="BFBFBF" w:sz="4"/>
@@ -1122,7 +1309,7 @@
         </w:tc>
         <w:tc>
           <w:tcPr>
-            <w:tcW w:type="dxa" w:w="3659"/>
+            <w:tcW w:type="dxa" w:w="3789"/>
             <w:tcBorders>
               <w:top w:val="single" w:color="BFBFBF" w:sz="4"/>
               <w:left w:val="single" w:color="BFBFBF" w:sz="4"/>
@@ -1148,7 +1335,7 @@
         </w:tc>
         <w:tc>
           <w:tcPr>
-            <w:tcW w:type="dxa" w:w="3701"/>
+            <w:tcW w:type="dxa" w:w="3788"/>
             <w:tcBorders>
               <w:top w:val="single" w:color="BFBFBF" w:sz="4"/>
               <w:left w:val="single" w:color="BFBFBF" w:sz="4"/>
@@ -1180,7 +1367,7 @@
         </w:trPr>
         <w:tc>
           <w:tcPr>
-            <w:tcW w:type="dxa" w:w="2000"/>
+            <w:tcW w:type="dxa" w:w="1783"/>
             <w:tcBorders>
               <w:top w:val="single" w:color="BFBFBF" w:sz="4"/>
               <w:left w:val="single" w:color="BFBFBF" w:sz="4"/>
@@ -1206,7 +1393,7 @@
         </w:tc>
         <w:tc>
           <w:tcPr>
-            <w:tcW w:type="dxa" w:w="3659"/>
+            <w:tcW w:type="dxa" w:w="3789"/>
             <w:tcBorders>
               <w:top w:val="single" w:color="BFBFBF" w:sz="4"/>
               <w:left w:val="single" w:color="BFBFBF" w:sz="4"/>
@@ -1232,7 +1419,7 @@
         </w:tc>
         <w:tc>
           <w:tcPr>
-            <w:tcW w:type="dxa" w:w="3701"/>
+            <w:tcW w:type="dxa" w:w="3788"/>
             <w:tcBorders>
               <w:top w:val="single" w:color="BFBFBF" w:sz="4"/>
               <w:left w:val="single" w:color="BFBFBF" w:sz="4"/>
@@ -1264,7 +1451,7 @@
         </w:trPr>
         <w:tc>
           <w:tcPr>
-            <w:tcW w:type="dxa" w:w="2000"/>
+            <w:tcW w:type="dxa" w:w="1783"/>
             <w:tcBorders>
               <w:top w:val="single" w:color="BFBFBF" w:sz="4"/>
               <w:left w:val="single" w:color="BFBFBF" w:sz="4"/>
@@ -1290,7 +1477,7 @@
         </w:tc>
         <w:tc>
           <w:tcPr>
-            <w:tcW w:type="dxa" w:w="3659"/>
+            <w:tcW w:type="dxa" w:w="3789"/>
             <w:tcBorders>
               <w:top w:val="single" w:color="BFBFBF" w:sz="4"/>
               <w:left w:val="single" w:color="BFBFBF" w:sz="4"/>
@@ -1316,7 +1503,7 @@
         </w:tc>
         <w:tc>
           <w:tcPr>
-            <w:tcW w:type="dxa" w:w="3701"/>
+            <w:tcW w:type="dxa" w:w="3788"/>
             <w:tcBorders>
               <w:top w:val="single" w:color="BFBFBF" w:sz="4"/>
               <w:left w:val="single" w:color="BFBFBF" w:sz="4"/>
@@ -1348,7 +1535,7 @@
         </w:trPr>
         <w:tc>
           <w:tcPr>
-            <w:tcW w:type="dxa" w:w="2000"/>
+            <w:tcW w:type="dxa" w:w="1783"/>
             <w:tcBorders>
               <w:top w:val="single" w:color="BFBFBF" w:sz="4"/>
               <w:left w:val="single" w:color="BFBFBF" w:sz="4"/>
@@ -1374,7 +1561,7 @@
         </w:tc>
         <w:tc>
           <w:tcPr>
-            <w:tcW w:type="dxa" w:w="3659"/>
+            <w:tcW w:type="dxa" w:w="3789"/>
             <w:tcBorders>
               <w:top w:val="single" w:color="BFBFBF" w:sz="4"/>
               <w:left w:val="single" w:color="BFBFBF" w:sz="4"/>
@@ -1400,7 +1587,7 @@
         </w:tc>
         <w:tc>
           <w:tcPr>
-            <w:tcW w:type="dxa" w:w="3701"/>
+            <w:tcW w:type="dxa" w:w="3788"/>
             <w:tcBorders>
               <w:top w:val="single" w:color="BFBFBF" w:sz="4"/>
               <w:left w:val="single" w:color="BFBFBF" w:sz="4"/>
@@ -1432,7 +1619,7 @@
         </w:trPr>
         <w:tc>
           <w:tcPr>
-            <w:tcW w:type="dxa" w:w="2000"/>
+            <w:tcW w:type="dxa" w:w="1783"/>
             <w:tcBorders>
               <w:top w:val="single" w:color="BFBFBF" w:sz="4"/>
               <w:left w:val="single" w:color="BFBFBF" w:sz="4"/>
@@ -1458,7 +1645,7 @@
         </w:tc>
         <w:tc>
           <w:tcPr>
-            <w:tcW w:type="dxa" w:w="3659"/>
+            <w:tcW w:type="dxa" w:w="3789"/>
             <w:tcBorders>
               <w:top w:val="single" w:color="BFBFBF" w:sz="4"/>
               <w:left w:val="single" w:color="BFBFBF" w:sz="4"/>
@@ -1484,7 +1671,7 @@
         </w:tc>
         <w:tc>
           <w:tcPr>
-            <w:tcW w:type="dxa" w:w="3701"/>
+            <w:tcW w:type="dxa" w:w="3788"/>
             <w:tcBorders>
               <w:top w:val="single" w:color="BFBFBF" w:sz="4"/>
               <w:left w:val="single" w:color="BFBFBF" w:sz="4"/>
@@ -1713,7 +1900,7 @@
                 <w:sz w:val="20"/>
                 <w:szCs w:val="20"/>
               </w:rPr>
-              <w:t xml:space="preserve">The EIA-649-1A functions, including verification of each unit's as-built record</w:t>
+              <w:t xml:space="preserve">The direct as-designed to as-built check of each unit's record, and the other EIA-649-1A functions</w:t>
             </w:r>
           </w:p>
         </w:tc>
@@ -1797,7 +1984,7 @@
                 <w:sz w:val="20"/>
                 <w:szCs w:val="20"/>
               </w:rPr>
-              <w:t xml:space="preserve">Build conformity, including MBOM currency, work instructions, and production process verification</w:t>
+              <w:t xml:space="preserve">The as-designed to as-planned check (MBOM currency) and the as-planned to as-built check (build conformity, including work instructions and production process verification)</w:t>
             </w:r>
           </w:p>
         </w:tc>
@@ -1840,7 +2027,7 @@
         <w:spacing w:after="160"/>
       </w:pPr>
       <w:r>
-        <w:t xml:space="preserve">Each function answers to its own requirement. Neither reconciliation duplicates the other.</w:t>
+        <w:t xml:space="preserve">Each function answers to its own requirement. No check duplicates another.</w:t>
       </w:r>
     </w:p>
     <w:p>
@@ -3784,7 +3971,7 @@
         <w:spacing w:after="160"/>
       </w:pPr>
       <w:r>
-        <w:t xml:space="preserve">The EBOM calls for a bracket. No MBOM operation installs the bracket. The unit reaches final inspection without it. ME reconciliation catches that gap before the build starts.</w:t>
+        <w:t xml:space="preserve">The EBOM calls for a bracket. No MBOM operation installs the bracket. The unit reaches final inspection without it. ME's as-designed to as-planned check catches that gap before the build starts.</w:t>
       </w:r>
     </w:p>
     <w:p>
@@ -3825,7 +4012,7 @@
         <w:t xml:space="preserve">Material management and cost accounting.</w:t>
       </w:r>
       <w:r>
-        <w:t xml:space="preserve"> Contracts that include DFARS 252.242-7004 require a Material Management and Accounting System (MMAS). The MMAS must base material costs charged to a contract on valid time-phased requirements. The clause sets a goal of 98 percent bill of material accuracy. A contractor below that goal must show that the lower accuracy causes no material harm to the Government. An MBOM that does not match the EBOM drives wrong orders, wrong inventory records, and wrong cost allocations. ME reconciliation protects BOM accuracy at the source.</w:t>
+        <w:t xml:space="preserve"> Contracts that include DFARS 252.242-7004 require a Material Management and Accounting System (MMAS). The MMAS must base material costs charged to a contract on valid time-phased requirements. The clause sets a goal of 98 percent bill of material accuracy. A contractor below that goal must show that the lower accuracy causes no material harm to the Government. An MBOM that does not match the EBOM drives wrong orders, wrong inventory records, and wrong cost allocations. ME's as-designed to as-planned check protects BOM accuracy at the source.</w:t>
       </w:r>
     </w:p>
     <w:p>
@@ -3857,7 +4044,7 @@
         <w:t xml:space="preserve">Build conformity.</w:t>
       </w:r>
       <w:r>
-        <w:t xml:space="preserve"> ME also verifies that the build follows the plan. Work instructions call out the released parts. Each planned operation is bought off. First article inspection proves the process, documentation, and tooling on the first unit, and again after changes. AS9100D 8.5.1 and 8.5.1.3 and 14 CFR 21.137(d) drive this work. ME checks its own output here. CM's check comes later and stands apart from production.</w:t>
+        <w:t xml:space="preserve"> ME also verifies that each build follows the plan. This is the as-planned to as-built check. Work instructions call out the released parts. Each planned operation is bought off. First article inspection proves the process, documentation, and tooling on the first unit, and again after changes. AS9100D 8.5.1 and 8.5.1.3 and 14 CFR 21.137(d) drive this work. ME checks its own output here. CM's check comes later and stands apart from production.</w:t>
       </w:r>
     </w:p>
     <w:p>
@@ -3883,7 +4070,7 @@
         <w:spacing w:after="160"/>
       </w:pPr>
       <w:r>
-        <w:t xml:space="preserve">CM reconciles the EBOM to the ABOM. CM verifies records. CM confirms that each unit's as-built record matches the as-designed record. The as-designed record includes approved changes and approved variances.</w:t>
+        <w:t xml:space="preserve">CM reconciles the EBOM to the ABOM. This is the direct as-designed to as-built check. CM verifies records. CM confirms that each unit's as-built record matches the as-designed record. The as-designed record includes approved changes and approved variances.</w:t>
       </w:r>
     </w:p>
     <w:p>
@@ -3939,7 +4126,7 @@
         <w:pStyle w:val="Heading1"/>
       </w:pPr>
       <w:r>
-        <w:t xml:space="preserve">How the Two Reconciliations Connect</w:t>
+        <w:t xml:space="preserve">How the Three Checks Connect</w:t>
       </w:r>
     </w:p>
     <w:p>
@@ -3949,6 +4136,15 @@
       </w:pPr>
       <w:r>
         <w:t xml:space="preserve">The MBOM feeds the build. The build produces the ABOM. A gap that ME misses in the MBOM becomes a mismatch that CM finds in the ABOM.</w:t>
+      </w:r>
+    </w:p>
+    <w:p>
+      <w:pPr>
+        <w:keepNext w:val="false"/>
+        <w:spacing w:after="160"/>
+      </w:pPr>
+      <w:r>
+        <w:t xml:space="preserve">Both of ME's checks can pass while the unit is still wrong. Engineering releases a new revision after ME reconciles the MBOM. The build follows the MBOM exactly. Both ME checks pass. The unit carries the old revision. Only a direct comparison of design to build catches it. That is CM's check.</w:t>
       </w:r>
     </w:p>
     <w:p>
@@ -3960,9 +4156,9 @@
       <w:r>
         <w:drawing>
           <wp:inline distT="0" distB="0" distL="0" distR="0">
-            <wp:extent cx="5943600" cy="2066925"/>
+            <wp:extent cx="5943600" cy="2190750"/>
             <wp:effectExtent t="0" r="0" b="0" l="0"/>
-            <wp:docPr id="1" name="figure" descr="EBOM to ABOM flow with two reconciliation points" title="EBOM to ABOM flow with two reconciliation points"/>
+            <wp:docPr id="1" name="figure" descr="EBOM to ABOM flow with three checks" title="EBOM to ABOM flow with three checks"/>
             <wp:cNvGraphicFramePr>
               <a:graphicFrameLocks xmlns:a="http://schemas.openxmlformats.org/drawingml/2006/main" noChangeAspect="1"/>
             </wp:cNvGraphicFramePr>
@@ -3985,7 +4181,7 @@
                   <pic:spPr bwMode="auto">
                     <a:xfrm>
                       <a:off x="0" y="0"/>
-                      <a:ext cx="5943600" cy="2066925"/>
+                      <a:ext cx="5943600" cy="2190750"/>
                     </a:xfrm>
                     <a:prstGeom prst="rect">
                       <a:avLst/>
@@ -4011,7 +4207,7 @@
           <w:sz w:val="18"/>
           <w:szCs w:val="18"/>
         </w:rPr>
-        <w:t xml:space="preserve">Figure 1. EBOM to ABOM flow with two reconciliation points</w:t>
+        <w:t xml:space="preserve">Figure 1. EBOM to ABOM flow with three checks</w:t>
       </w:r>
     </w:p>
     <w:p>
@@ -4328,7 +4524,7 @@
                 <w:sz w:val="20"/>
                 <w:szCs w:val="20"/>
               </w:rPr>
-              <w:t xml:space="preserve">Installed part does not match the approved design</w:t>
+              <w:t xml:space="preserve">Installed part or completed operation departs from the work instructions</w:t>
             </w:r>
           </w:p>
         </w:tc>
@@ -4354,7 +4550,7 @@
                 <w:sz w:val="20"/>
                 <w:szCs w:val="20"/>
               </w:rPr>
-              <w:t xml:space="preserve">CM</w:t>
+              <w:t xml:space="preserve">ME</w:t>
             </w:r>
           </w:p>
         </w:tc>
@@ -4380,7 +4576,7 @@
                 <w:sz w:val="20"/>
                 <w:szCs w:val="20"/>
               </w:rPr>
-              <w:t xml:space="preserve">Nonconformance process (Material Review Board)</w:t>
+              <w:t xml:space="preserve">Nonconformance process (Material Review Board), or work instruction correction</w:t>
             </w:r>
           </w:p>
         </w:tc>
@@ -4412,7 +4608,7 @@
                 <w:sz w:val="20"/>
                 <w:szCs w:val="20"/>
               </w:rPr>
-              <w:t xml:space="preserve">Installed part departs from design under an approved variance</w:t>
+              <w:t xml:space="preserve">Installed part does not match the approved design</w:t>
             </w:r>
           </w:p>
         </w:tc>
@@ -4464,7 +4660,7 @@
                 <w:sz w:val="20"/>
                 <w:szCs w:val="20"/>
               </w:rPr>
-              <w:t xml:space="preserve">No action. CSA records the variance against the unit.</w:t>
+              <w:t xml:space="preserve">Nonconformance process (Material Review Board)</w:t>
             </w:r>
           </w:p>
         </w:tc>
@@ -4496,7 +4692,7 @@
                 <w:sz w:val="20"/>
                 <w:szCs w:val="20"/>
               </w:rPr>
-              <w:t xml:space="preserve">Serial, lot, or batch number missing from the record</w:t>
+              <w:t xml:space="preserve">Installed part departs from design under an approved variance</w:t>
             </w:r>
           </w:p>
         </w:tc>
@@ -4548,7 +4744,7 @@
                 <w:sz w:val="20"/>
                 <w:szCs w:val="20"/>
               </w:rPr>
-              <w:t xml:space="preserve">Record correction per program procedure</w:t>
+              <w:t xml:space="preserve">No action. CSA records the variance against the unit.</w:t>
             </w:r>
           </w:p>
         </w:tc>
@@ -4580,6 +4776,90 @@
                 <w:sz w:val="20"/>
                 <w:szCs w:val="20"/>
               </w:rPr>
+              <w:t xml:space="preserve">Serial, lot, or batch number missing from the record</w:t>
+            </w:r>
+          </w:p>
+        </w:tc>
+        <w:tc>
+          <w:tcPr>
+            <w:tcW w:type="dxa" w:w="1094"/>
+            <w:tcBorders>
+              <w:top w:val="single" w:color="BFBFBF" w:sz="4"/>
+              <w:left w:val="single" w:color="BFBFBF" w:sz="4"/>
+              <w:bottom w:val="single" w:color="BFBFBF" w:sz="4"/>
+              <w:right w:val="single" w:color="BFBFBF" w:sz="4"/>
+            </w:tcBorders>
+            <w:tcMar>
+              <w:top w:type="dxa" w:w="80"/>
+              <w:left w:type="dxa" w:w="120"/>
+              <w:bottom w:type="dxa" w:w="80"/>
+              <w:right w:type="dxa" w:w="120"/>
+            </w:tcMar>
+          </w:tcPr>
+          <w:p>
+            <w:r>
+              <w:rPr>
+                <w:sz w:val="20"/>
+                <w:szCs w:val="20"/>
+              </w:rPr>
+              <w:t xml:space="preserve">CM</w:t>
+            </w:r>
+          </w:p>
+        </w:tc>
+        <w:tc>
+          <w:tcPr>
+            <w:tcW w:type="dxa" w:w="4133"/>
+            <w:tcBorders>
+              <w:top w:val="single" w:color="BFBFBF" w:sz="4"/>
+              <w:left w:val="single" w:color="BFBFBF" w:sz="4"/>
+              <w:bottom w:val="single" w:color="BFBFBF" w:sz="4"/>
+              <w:right w:val="single" w:color="BFBFBF" w:sz="4"/>
+            </w:tcBorders>
+            <w:tcMar>
+              <w:top w:type="dxa" w:w="80"/>
+              <w:left w:type="dxa" w:w="120"/>
+              <w:bottom w:type="dxa" w:w="80"/>
+              <w:right w:type="dxa" w:w="120"/>
+            </w:tcMar>
+          </w:tcPr>
+          <w:p>
+            <w:r>
+              <w:rPr>
+                <w:sz w:val="20"/>
+                <w:szCs w:val="20"/>
+              </w:rPr>
+              <w:t xml:space="preserve">Record correction per program procedure</w:t>
+            </w:r>
+          </w:p>
+        </w:tc>
+      </w:tr>
+      <w:tr>
+        <w:trPr>
+          <w:cantSplit/>
+          <w:tblHeader w:val="false"/>
+        </w:trPr>
+        <w:tc>
+          <w:tcPr>
+            <w:tcW w:type="dxa" w:w="4133"/>
+            <w:tcBorders>
+              <w:top w:val="single" w:color="BFBFBF" w:sz="4"/>
+              <w:left w:val="single" w:color="BFBFBF" w:sz="4"/>
+              <w:bottom w:val="single" w:color="BFBFBF" w:sz="4"/>
+              <w:right w:val="single" w:color="BFBFBF" w:sz="4"/>
+            </w:tcBorders>
+            <w:tcMar>
+              <w:top w:type="dxa" w:w="80"/>
+              <w:left w:type="dxa" w:w="120"/>
+              <w:bottom w:type="dxa" w:w="80"/>
+              <w:right w:type="dxa" w:w="120"/>
+            </w:tcMar>
+          </w:tcPr>
+          <w:p>
+            <w:r>
+              <w:rPr>
+                <w:sz w:val="20"/>
+                <w:szCs w:val="20"/>
+              </w:rPr>
               <w:t xml:space="preserve">As-built mismatch traced to an MBOM error</w:t>
             </w:r>
           </w:p>
@@ -4670,7 +4950,7 @@
         <w:spacing w:after="160"/>
       </w:pPr>
       <w:r>
-        <w:t xml:space="preserve">The two reconciliations work like two roles in corporate finance. ME is Accounting. ME prepares and maintains the operational ledger. CM is Internal Audit. CM checks the ledger against the requirements. Internal Audit sits inside the company. Internal Audit stays independent of the work it reviews. CM holds the same position.</w:t>
+        <w:t xml:space="preserve">ME's checks and CM's check work like two roles in corporate finance. ME is Accounting. ME prepares and maintains the operational ledger. CM is Internal Audit. CM checks the ledger against the requirements. Internal Audit sits inside the company. Internal Audit stays independent of the work it reviews. CM holds the same position.</w:t>
       </w:r>
     </w:p>
     <w:p>
@@ -4679,7 +4959,7 @@
         <w:spacing w:after="160"/>
       </w:pPr>
       <w:r>
-        <w:t xml:space="preserve">Merging the two reconciliations removes a check. ME's check is a self-check of its own output. CM's check is independent of production. No function should be the only check on its own output.</w:t>
+        <w:t xml:space="preserve">Merging them removes the independent check. ME's checks are self-checks of its own output. CM's check is independent of production. No function should be the only check on its own output.</w:t>
       </w:r>
     </w:p>
     <w:p>
@@ -4688,7 +4968,7 @@
         <w:spacing w:after="160"/>
       </w:pPr>
       <w:r>
-        <w:t xml:space="preserve">Eliminating either reconciliation removes a capability. ME owns routings, build sequence, and work instructions. CM does not. CM owns configuration status accounting and unit-level traceability. ME does not.</w:t>
+        <w:t xml:space="preserve">Eliminating either function's checks removes a capability. ME owns routings, build sequence, and work instructions. CM does not. CM owns configuration status accounting and unit-level traceability. ME does not.</w:t>
       </w:r>
     </w:p>
     <w:p>
@@ -4701,10 +4981,10 @@
           <w:b/>
           <w:bCs/>
         </w:rPr>
-        <w:t xml:space="preserve">A test for any proposal to drop ME's reconciliation.</w:t>
-      </w:r>
-      <w:r>
-        <w:t xml:space="preserve"> If ME had no reconciliation duty, who would meet 14 CFR 21.137(d) and AS9100D 8.5.1? Those obligations remain whether or not EIA-649-1A belongs to CM.</w:t>
+        <w:t xml:space="preserve">A test for any proposal to drop ME's checks.</w:t>
+      </w:r>
+      <w:r>
+        <w:t xml:space="preserve"> If ME owned neither check, who would meet 14 CFR 21.137(d) and AS9100D 8.5.1? Those obligations remain whether or not EIA-649-1A belongs to CM.</w:t>
       </w:r>
     </w:p>
     <w:p>
@@ -4713,7 +4993,7 @@
         <w:spacing w:after="160"/>
       </w:pPr>
       <w:r>
-        <w:t xml:space="preserve">One reconciliation asks whether we can build it. The other proves that we did.</w:t>
+        <w:t xml:space="preserve">ME proves we built to the plan. CM proves the unit matches the design.</w:t>
       </w:r>
     </w:p>
     <w:p>
@@ -4730,7 +5010,7 @@
         <w:spacing w:after="160"/>
       </w:pPr>
       <w:r>
-        <w:t xml:space="preserve">Retain both reconciliations as separate activities.</w:t>
+        <w:t xml:space="preserve">Retain all three checks as separate activities.</w:t>
       </w:r>
     </w:p>
     <w:p>
@@ -4743,7 +5023,7 @@
         <w:spacing w:after="80"/>
       </w:pPr>
       <w:r>
-        <w:t xml:space="preserve">Keep EBOM-to-MBOM reconciliation and build conformity with ME. Track it with PE-0400.</w:t>
+        <w:t xml:space="preserve">Keep both of ME's checks with ME: EBOM to MBOM, and MBOM to the build record. Track the first with PE-0400.</w:t>
       </w:r>
     </w:p>
     <w:p>
@@ -4756,7 +5036,7 @@
         <w:spacing w:after="80"/>
       </w:pPr>
       <w:r>
-        <w:t xml:space="preserve">Keep EBOM-to-ABOM reconciliation with CM. Report it through the As-Designed to As-Built Reconciliation Report.</w:t>
+        <w:t xml:space="preserve">Keep the direct EBOM-to-ABOM check with CM. Report it through the As-Designed to As-Built Reconciliation Report.</w:t>
       </w:r>
     </w:p>
     <w:p>
@@ -4769,7 +5049,7 @@
         <w:spacing w:after="80"/>
       </w:pPr>
       <w:r>
-        <w:t xml:space="preserve">Record the split in the company responsibility matrix. CM is accountable for the EIA-649-1A functions. ME is accountable for build conformity under AS9100D 8.5 and 14 CFR 21.137.</w:t>
+        <w:t xml:space="preserve">Record the split in the company responsibility matrix. CM is accountable for the EIA-649-1A functions. ME is accountable for its two checks under AS9100D 8.5 and 14 CFR 21.137.</w:t>
       </w:r>
     </w:p>
     <w:p>
@@ -4802,7 +5082,7 @@
         </w:numPr>
         <w:spacing w:after="80"/>
       </w:pPr>
-      <w:hyperlink w:history="1" r:id="rIdwqt3r1sjbhi8clp7p7hdu">
+      <w:hyperlink w:history="1" r:id="rId-1qalw-zyqsymbfr4r_fa">
         <w:r>
           <w:rPr>
             <w:rStyle w:val="Hyperlink"/>
@@ -4813,7 +5093,7 @@
       <w:r>
         <w:t xml:space="preserve">, paragraphs (a), (d), (e), and (g); and </w:t>
       </w:r>
-      <w:hyperlink w:history="1" r:id="rIdtpb5mgp_jg2lbf85v3s8o">
+      <w:hyperlink w:history="1" r:id="rIdljjv-gllabmqkhdkptbvw">
         <w:r>
           <w:rPr>
             <w:rStyle w:val="Hyperlink"/>
@@ -4834,7 +5114,7 @@
         </w:numPr>
         <w:spacing w:after="80"/>
       </w:pPr>
-      <w:hyperlink w:history="1" r:id="rIdyxarqvrbmzf5pijdufrez">
+      <w:hyperlink w:history="1" r:id="rIdeoopbfjz7kdw8wbv0fem4">
         <w:r>
           <w:rPr>
             <w:rStyle w:val="Hyperlink"/>
